--- a/Lab02_OOPBasics/24000641_LeTuanQuang_Lab2.docx
+++ b/Lab02_OOPBasics/24000641_LeTuanQuang_Lab2.docx
@@ -96,6 +96,771 @@
     </w:p>
     <w:p>
       <w:pPr>
+        <w:keepNext/>
+      </w:pPr>
+      <w:r>
+        <w:rPr>
+          <w:b/>
+        </w:rPr>
+        <w:t>Mã nguồn SinhVien.cs</w:t>
+      </w:r>
+    </w:p>
+    <w:p>
+      <w:r>
+        <w:t>Bài 1 đến 4 cùng bổ sung vào một lớp SinhVien. Dưới đây là lớp hoàn chỉnh, gồm thuộc tính, constructor, kiểm tra dữ liệu và phương thức nghiệp vụ.</w:t>
+      </w:r>
+    </w:p>
+    <w:p>
+      <w:pPr>
+        <w:widowControl w:val="0"/>
+        <w:spacing w:before="0" w:after="0" w:line="240" w:lineRule="auto"/>
+      </w:pPr>
+      <w:r>
+        <w:rPr>
+          <w:rFonts w:ascii="Consolas" w:hAnsi="Consolas"/>
+          <w:color w:val="000000"/>
+          <w:sz w:val="20"/>
+        </w:rPr>
+        <w:t>namespace Lab02_OOPBasics;</w:t>
+      </w:r>
+    </w:p>
+    <w:p>
+      <w:pPr>
+        <w:widowControl w:val="0"/>
+        <w:spacing w:before="0" w:after="0" w:line="240" w:lineRule="auto"/>
+      </w:pPr>
+    </w:p>
+    <w:p>
+      <w:pPr>
+        <w:widowControl w:val="0"/>
+        <w:spacing w:before="0" w:after="0" w:line="240" w:lineRule="auto"/>
+      </w:pPr>
+      <w:r>
+        <w:rPr>
+          <w:rFonts w:ascii="Consolas" w:hAnsi="Consolas"/>
+          <w:color w:val="000000"/>
+          <w:sz w:val="20"/>
+        </w:rPr>
+        <w:t>public class SinhVien</w:t>
+      </w:r>
+    </w:p>
+    <w:p>
+      <w:pPr>
+        <w:widowControl w:val="0"/>
+        <w:spacing w:before="0" w:after="0" w:line="240" w:lineRule="auto"/>
+      </w:pPr>
+      <w:r>
+        <w:rPr>
+          <w:rFonts w:ascii="Consolas" w:hAnsi="Consolas"/>
+          <w:color w:val="000000"/>
+          <w:sz w:val="20"/>
+        </w:rPr>
+        <w:t>{</w:t>
+      </w:r>
+    </w:p>
+    <w:p>
+      <w:pPr>
+        <w:widowControl w:val="0"/>
+        <w:spacing w:before="0" w:after="0" w:line="240" w:lineRule="auto"/>
+      </w:pPr>
+      <w:r>
+        <w:rPr>
+          <w:rFonts w:ascii="Consolas" w:hAnsi="Consolas"/>
+          <w:color w:val="000000"/>
+          <w:sz w:val="20"/>
+        </w:rPr>
+        <w:t xml:space="preserve">    private string _maSV = "Chưa có", _hoTen = "Chưa có";</w:t>
+      </w:r>
+    </w:p>
+    <w:p>
+      <w:pPr>
+        <w:widowControl w:val="0"/>
+        <w:spacing w:before="0" w:after="0" w:line="240" w:lineRule="auto"/>
+      </w:pPr>
+      <w:r>
+        <w:rPr>
+          <w:rFonts w:ascii="Consolas" w:hAnsi="Consolas"/>
+          <w:color w:val="000000"/>
+          <w:sz w:val="20"/>
+        </w:rPr>
+        <w:t xml:space="preserve">    private DateTime _ngaySinh = DateTime.Today;</w:t>
+      </w:r>
+    </w:p>
+    <w:p>
+      <w:pPr>
+        <w:widowControl w:val="0"/>
+        <w:spacing w:before="0" w:after="0" w:line="240" w:lineRule="auto"/>
+      </w:pPr>
+      <w:r>
+        <w:rPr>
+          <w:rFonts w:ascii="Consolas" w:hAnsi="Consolas"/>
+          <w:color w:val="000000"/>
+          <w:sz w:val="20"/>
+        </w:rPr>
+        <w:t xml:space="preserve">    private double _diemTB;</w:t>
+      </w:r>
+    </w:p>
+    <w:p>
+      <w:pPr>
+        <w:widowControl w:val="0"/>
+        <w:spacing w:before="0" w:after="0" w:line="240" w:lineRule="auto"/>
+      </w:pPr>
+      <w:r>
+        <w:rPr>
+          <w:rFonts w:ascii="Consolas" w:hAnsi="Consolas"/>
+          <w:color w:val="000000"/>
+          <w:sz w:val="20"/>
+        </w:rPr>
+        <w:t xml:space="preserve">    public string MaSV</w:t>
+      </w:r>
+    </w:p>
+    <w:p>
+      <w:pPr>
+        <w:widowControl w:val="0"/>
+        <w:spacing w:before="0" w:after="0" w:line="240" w:lineRule="auto"/>
+      </w:pPr>
+      <w:r>
+        <w:rPr>
+          <w:rFonts w:ascii="Consolas" w:hAnsi="Consolas"/>
+          <w:color w:val="000000"/>
+          <w:sz w:val="20"/>
+        </w:rPr>
+        <w:t xml:space="preserve">    {</w:t>
+      </w:r>
+    </w:p>
+    <w:p>
+      <w:pPr>
+        <w:widowControl w:val="0"/>
+        <w:spacing w:before="0" w:after="0" w:line="240" w:lineRule="auto"/>
+      </w:pPr>
+      <w:r>
+        <w:rPr>
+          <w:rFonts w:ascii="Consolas" w:hAnsi="Consolas"/>
+          <w:color w:val="000000"/>
+          <w:sz w:val="20"/>
+        </w:rPr>
+        <w:t xml:space="preserve">        get =&gt; _maSV;</w:t>
+      </w:r>
+    </w:p>
+    <w:p>
+      <w:pPr>
+        <w:widowControl w:val="0"/>
+        <w:spacing w:before="0" w:after="0" w:line="240" w:lineRule="auto"/>
+      </w:pPr>
+      <w:r>
+        <w:rPr>
+          <w:rFonts w:ascii="Consolas" w:hAnsi="Consolas"/>
+          <w:color w:val="000000"/>
+          <w:sz w:val="20"/>
+        </w:rPr>
+        <w:t xml:space="preserve">        set =&gt; _maSV = string.IsNullOrWhiteSpace(value)</w:t>
+      </w:r>
+    </w:p>
+    <w:p>
+      <w:pPr>
+        <w:widowControl w:val="0"/>
+        <w:spacing w:before="0" w:after="0" w:line="240" w:lineRule="auto"/>
+      </w:pPr>
+      <w:r>
+        <w:rPr>
+          <w:rFonts w:ascii="Consolas" w:hAnsi="Consolas"/>
+          <w:color w:val="000000"/>
+          <w:sz w:val="20"/>
+        </w:rPr>
+        <w:t xml:space="preserve">            ? throw new ArgumentException("Mã sinh viên không được rỗng.") : value.Trim();</w:t>
+      </w:r>
+    </w:p>
+    <w:p>
+      <w:pPr>
+        <w:widowControl w:val="0"/>
+        <w:spacing w:before="0" w:after="0" w:line="240" w:lineRule="auto"/>
+      </w:pPr>
+      <w:r>
+        <w:rPr>
+          <w:rFonts w:ascii="Consolas" w:hAnsi="Consolas"/>
+          <w:color w:val="000000"/>
+          <w:sz w:val="20"/>
+        </w:rPr>
+        <w:t xml:space="preserve">    }</w:t>
+      </w:r>
+    </w:p>
+    <w:p>
+      <w:pPr>
+        <w:widowControl w:val="0"/>
+        <w:spacing w:before="0" w:after="0" w:line="240" w:lineRule="auto"/>
+      </w:pPr>
+      <w:r>
+        <w:rPr>
+          <w:rFonts w:ascii="Consolas" w:hAnsi="Consolas"/>
+          <w:color w:val="000000"/>
+          <w:sz w:val="20"/>
+        </w:rPr>
+        <w:t xml:space="preserve">    public string HoTen</w:t>
+      </w:r>
+    </w:p>
+    <w:p>
+      <w:pPr>
+        <w:widowControl w:val="0"/>
+        <w:spacing w:before="0" w:after="0" w:line="240" w:lineRule="auto"/>
+      </w:pPr>
+      <w:r>
+        <w:rPr>
+          <w:rFonts w:ascii="Consolas" w:hAnsi="Consolas"/>
+          <w:color w:val="000000"/>
+          <w:sz w:val="20"/>
+        </w:rPr>
+        <w:t xml:space="preserve">    {</w:t>
+      </w:r>
+    </w:p>
+    <w:p>
+      <w:pPr>
+        <w:widowControl w:val="0"/>
+        <w:spacing w:before="0" w:after="0" w:line="240" w:lineRule="auto"/>
+      </w:pPr>
+      <w:r>
+        <w:rPr>
+          <w:rFonts w:ascii="Consolas" w:hAnsi="Consolas"/>
+          <w:color w:val="000000"/>
+          <w:sz w:val="20"/>
+        </w:rPr>
+        <w:t xml:space="preserve">        get =&gt; _hoTen;</w:t>
+      </w:r>
+    </w:p>
+    <w:p>
+      <w:pPr>
+        <w:widowControl w:val="0"/>
+        <w:spacing w:before="0" w:after="0" w:line="240" w:lineRule="auto"/>
+      </w:pPr>
+      <w:r>
+        <w:rPr>
+          <w:rFonts w:ascii="Consolas" w:hAnsi="Consolas"/>
+          <w:color w:val="000000"/>
+          <w:sz w:val="20"/>
+        </w:rPr>
+        <w:t xml:space="preserve">        set =&gt; _hoTen = string.IsNullOrWhiteSpace(value)</w:t>
+      </w:r>
+    </w:p>
+    <w:p>
+      <w:pPr>
+        <w:widowControl w:val="0"/>
+        <w:spacing w:before="0" w:after="0" w:line="240" w:lineRule="auto"/>
+      </w:pPr>
+      <w:r>
+        <w:rPr>
+          <w:rFonts w:ascii="Consolas" w:hAnsi="Consolas"/>
+          <w:color w:val="000000"/>
+          <w:sz w:val="20"/>
+        </w:rPr>
+        <w:t xml:space="preserve">            ? throw new ArgumentException("Họ tên không được rỗng.") : value.Trim();</w:t>
+      </w:r>
+    </w:p>
+    <w:p>
+      <w:pPr>
+        <w:widowControl w:val="0"/>
+        <w:spacing w:before="0" w:after="0" w:line="240" w:lineRule="auto"/>
+      </w:pPr>
+      <w:r>
+        <w:rPr>
+          <w:rFonts w:ascii="Consolas" w:hAnsi="Consolas"/>
+          <w:color w:val="000000"/>
+          <w:sz w:val="20"/>
+        </w:rPr>
+        <w:t xml:space="preserve">    }</w:t>
+      </w:r>
+    </w:p>
+    <w:p>
+      <w:pPr>
+        <w:widowControl w:val="0"/>
+        <w:spacing w:before="0" w:after="0" w:line="240" w:lineRule="auto"/>
+      </w:pPr>
+      <w:r>
+        <w:rPr>
+          <w:rFonts w:ascii="Consolas" w:hAnsi="Consolas"/>
+          <w:color w:val="000000"/>
+          <w:sz w:val="20"/>
+        </w:rPr>
+        <w:t xml:space="preserve">    public DateTime NgaySinh</w:t>
+      </w:r>
+    </w:p>
+    <w:p>
+      <w:pPr>
+        <w:widowControl w:val="0"/>
+        <w:spacing w:before="0" w:after="0" w:line="240" w:lineRule="auto"/>
+      </w:pPr>
+      <w:r>
+        <w:rPr>
+          <w:rFonts w:ascii="Consolas" w:hAnsi="Consolas"/>
+          <w:color w:val="000000"/>
+          <w:sz w:val="20"/>
+        </w:rPr>
+        <w:t xml:space="preserve">    {</w:t>
+      </w:r>
+    </w:p>
+    <w:p>
+      <w:pPr>
+        <w:widowControl w:val="0"/>
+        <w:spacing w:before="0" w:after="0" w:line="240" w:lineRule="auto"/>
+      </w:pPr>
+      <w:r>
+        <w:rPr>
+          <w:rFonts w:ascii="Consolas" w:hAnsi="Consolas"/>
+          <w:color w:val="000000"/>
+          <w:sz w:val="20"/>
+        </w:rPr>
+        <w:t xml:space="preserve">        get =&gt; _ngaySinh;</w:t>
+      </w:r>
+    </w:p>
+    <w:p>
+      <w:pPr>
+        <w:widowControl w:val="0"/>
+        <w:spacing w:before="0" w:after="0" w:line="240" w:lineRule="auto"/>
+      </w:pPr>
+      <w:r>
+        <w:rPr>
+          <w:rFonts w:ascii="Consolas" w:hAnsi="Consolas"/>
+          <w:color w:val="000000"/>
+          <w:sz w:val="20"/>
+        </w:rPr>
+        <w:t xml:space="preserve">        set =&gt; _ngaySinh = value.Date &gt; DateTime.Today</w:t>
+      </w:r>
+    </w:p>
+    <w:p>
+      <w:pPr>
+        <w:widowControl w:val="0"/>
+        <w:spacing w:before="0" w:after="0" w:line="240" w:lineRule="auto"/>
+      </w:pPr>
+      <w:r>
+        <w:rPr>
+          <w:rFonts w:ascii="Consolas" w:hAnsi="Consolas"/>
+          <w:color w:val="000000"/>
+          <w:sz w:val="20"/>
+        </w:rPr>
+        <w:t xml:space="preserve">            ? throw new ArgumentException("Ngày sinh không được ở tương lai.") : value.Date;</w:t>
+      </w:r>
+    </w:p>
+    <w:p>
+      <w:pPr>
+        <w:widowControl w:val="0"/>
+        <w:spacing w:before="0" w:after="0" w:line="240" w:lineRule="auto"/>
+      </w:pPr>
+      <w:r>
+        <w:rPr>
+          <w:rFonts w:ascii="Consolas" w:hAnsi="Consolas"/>
+          <w:color w:val="000000"/>
+          <w:sz w:val="20"/>
+        </w:rPr>
+        <w:t xml:space="preserve">    }</w:t>
+      </w:r>
+    </w:p>
+    <w:p>
+      <w:pPr>
+        <w:widowControl w:val="0"/>
+        <w:spacing w:before="0" w:after="0" w:line="240" w:lineRule="auto"/>
+      </w:pPr>
+      <w:r>
+        <w:rPr>
+          <w:rFonts w:ascii="Consolas" w:hAnsi="Consolas"/>
+          <w:color w:val="000000"/>
+          <w:sz w:val="20"/>
+        </w:rPr>
+        <w:t xml:space="preserve">    public double DiemTB</w:t>
+      </w:r>
+    </w:p>
+    <w:p>
+      <w:pPr>
+        <w:widowControl w:val="0"/>
+        <w:spacing w:before="0" w:after="0" w:line="240" w:lineRule="auto"/>
+      </w:pPr>
+      <w:r>
+        <w:rPr>
+          <w:rFonts w:ascii="Consolas" w:hAnsi="Consolas"/>
+          <w:color w:val="000000"/>
+          <w:sz w:val="20"/>
+        </w:rPr>
+        <w:t xml:space="preserve">    {</w:t>
+      </w:r>
+    </w:p>
+    <w:p>
+      <w:pPr>
+        <w:widowControl w:val="0"/>
+        <w:spacing w:before="0" w:after="0" w:line="240" w:lineRule="auto"/>
+      </w:pPr>
+      <w:r>
+        <w:rPr>
+          <w:rFonts w:ascii="Consolas" w:hAnsi="Consolas"/>
+          <w:color w:val="000000"/>
+          <w:sz w:val="20"/>
+        </w:rPr>
+        <w:t xml:space="preserve">        get =&gt; _diemTB;</w:t>
+      </w:r>
+    </w:p>
+    <w:p>
+      <w:pPr>
+        <w:widowControl w:val="0"/>
+        <w:spacing w:before="0" w:after="0" w:line="240" w:lineRule="auto"/>
+      </w:pPr>
+      <w:r>
+        <w:rPr>
+          <w:rFonts w:ascii="Consolas" w:hAnsi="Consolas"/>
+          <w:color w:val="000000"/>
+          <w:sz w:val="20"/>
+        </w:rPr>
+        <w:t xml:space="preserve">        set =&gt; _diemTB = !double.IsFinite(value) || value &lt; 0 || value &gt; 10</w:t>
+      </w:r>
+    </w:p>
+    <w:p>
+      <w:pPr>
+        <w:widowControl w:val="0"/>
+        <w:spacing w:before="0" w:after="0" w:line="240" w:lineRule="auto"/>
+      </w:pPr>
+      <w:r>
+        <w:rPr>
+          <w:rFonts w:ascii="Consolas" w:hAnsi="Consolas"/>
+          <w:color w:val="000000"/>
+          <w:sz w:val="20"/>
+        </w:rPr>
+        <w:t xml:space="preserve">            ? throw new ArgumentOutOfRangeException(nameof(DiemTB), "Điểm phải từ 0 đến 10.") : value;</w:t>
+      </w:r>
+    </w:p>
+    <w:p>
+      <w:pPr>
+        <w:widowControl w:val="0"/>
+        <w:spacing w:before="0" w:after="0" w:line="240" w:lineRule="auto"/>
+      </w:pPr>
+      <w:r>
+        <w:rPr>
+          <w:rFonts w:ascii="Consolas" w:hAnsi="Consolas"/>
+          <w:color w:val="000000"/>
+          <w:sz w:val="20"/>
+        </w:rPr>
+        <w:t xml:space="preserve">    }</w:t>
+      </w:r>
+    </w:p>
+    <w:p>
+      <w:pPr>
+        <w:widowControl w:val="0"/>
+        <w:spacing w:before="0" w:after="0" w:line="240" w:lineRule="auto"/>
+      </w:pPr>
+      <w:r>
+        <w:rPr>
+          <w:rFonts w:ascii="Consolas" w:hAnsi="Consolas"/>
+          <w:color w:val="000000"/>
+          <w:sz w:val="20"/>
+        </w:rPr>
+        <w:t xml:space="preserve">    public SinhVien() { }</w:t>
+      </w:r>
+    </w:p>
+    <w:p>
+      <w:pPr>
+        <w:widowControl w:val="0"/>
+        <w:spacing w:before="0" w:after="0" w:line="240" w:lineRule="auto"/>
+      </w:pPr>
+      <w:r>
+        <w:rPr>
+          <w:rFonts w:ascii="Consolas" w:hAnsi="Consolas"/>
+          <w:color w:val="000000"/>
+          <w:sz w:val="20"/>
+        </w:rPr>
+        <w:t xml:space="preserve">    public SinhVien(string maSV, string hoTen, DateTime ngaySinh, double diemTB)</w:t>
+      </w:r>
+    </w:p>
+    <w:p>
+      <w:pPr>
+        <w:widowControl w:val="0"/>
+        <w:spacing w:before="0" w:after="0" w:line="240" w:lineRule="auto"/>
+      </w:pPr>
+      <w:r>
+        <w:rPr>
+          <w:rFonts w:ascii="Consolas" w:hAnsi="Consolas"/>
+          <w:color w:val="000000"/>
+          <w:sz w:val="20"/>
+        </w:rPr>
+        <w:t xml:space="preserve">    {</w:t>
+      </w:r>
+    </w:p>
+    <w:p>
+      <w:pPr>
+        <w:widowControl w:val="0"/>
+        <w:spacing w:before="0" w:after="0" w:line="240" w:lineRule="auto"/>
+      </w:pPr>
+      <w:r>
+        <w:rPr>
+          <w:rFonts w:ascii="Consolas" w:hAnsi="Consolas"/>
+          <w:color w:val="000000"/>
+          <w:sz w:val="20"/>
+        </w:rPr>
+        <w:t xml:space="preserve">        this.MaSV = maSV; this.HoTen = hoTen;</w:t>
+      </w:r>
+    </w:p>
+    <w:p>
+      <w:pPr>
+        <w:widowControl w:val="0"/>
+        <w:spacing w:before="0" w:after="0" w:line="240" w:lineRule="auto"/>
+      </w:pPr>
+      <w:r>
+        <w:rPr>
+          <w:rFonts w:ascii="Consolas" w:hAnsi="Consolas"/>
+          <w:color w:val="000000"/>
+          <w:sz w:val="20"/>
+        </w:rPr>
+        <w:t xml:space="preserve">        this.NgaySinh = ngaySinh; this.DiemTB = diemTB;</w:t>
+      </w:r>
+    </w:p>
+    <w:p>
+      <w:pPr>
+        <w:widowControl w:val="0"/>
+        <w:spacing w:before="0" w:after="0" w:line="240" w:lineRule="auto"/>
+      </w:pPr>
+      <w:r>
+        <w:rPr>
+          <w:rFonts w:ascii="Consolas" w:hAnsi="Consolas"/>
+          <w:color w:val="000000"/>
+          <w:sz w:val="20"/>
+        </w:rPr>
+        <w:t xml:space="preserve">    }</w:t>
+      </w:r>
+    </w:p>
+    <w:p>
+      <w:pPr>
+        <w:widowControl w:val="0"/>
+        <w:spacing w:before="0" w:after="0" w:line="240" w:lineRule="auto"/>
+      </w:pPr>
+      <w:r>
+        <w:rPr>
+          <w:rFonts w:ascii="Consolas" w:hAnsi="Consolas"/>
+          <w:color w:val="000000"/>
+          <w:sz w:val="20"/>
+        </w:rPr>
+        <w:t xml:space="preserve">    public int TinhTuoi()</w:t>
+      </w:r>
+    </w:p>
+    <w:p>
+      <w:pPr>
+        <w:widowControl w:val="0"/>
+        <w:spacing w:before="0" w:after="0" w:line="240" w:lineRule="auto"/>
+      </w:pPr>
+      <w:r>
+        <w:rPr>
+          <w:rFonts w:ascii="Consolas" w:hAnsi="Consolas"/>
+          <w:color w:val="000000"/>
+          <w:sz w:val="20"/>
+        </w:rPr>
+        <w:t xml:space="preserve">    {</w:t>
+      </w:r>
+    </w:p>
+    <w:p>
+      <w:pPr>
+        <w:widowControl w:val="0"/>
+        <w:spacing w:before="0" w:after="0" w:line="240" w:lineRule="auto"/>
+      </w:pPr>
+      <w:r>
+        <w:rPr>
+          <w:rFonts w:ascii="Consolas" w:hAnsi="Consolas"/>
+          <w:color w:val="000000"/>
+          <w:sz w:val="20"/>
+        </w:rPr>
+        <w:t xml:space="preserve">        int tuoi = DateTime.Today.Year - NgaySinh.Year;</w:t>
+      </w:r>
+    </w:p>
+    <w:p>
+      <w:pPr>
+        <w:widowControl w:val="0"/>
+        <w:spacing w:before="0" w:after="0" w:line="240" w:lineRule="auto"/>
+      </w:pPr>
+      <w:r>
+        <w:rPr>
+          <w:rFonts w:ascii="Consolas" w:hAnsi="Consolas"/>
+          <w:color w:val="000000"/>
+          <w:sz w:val="20"/>
+        </w:rPr>
+        <w:t xml:space="preserve">        if (NgaySinh &gt; DateTime.Today.AddYears(-tuoi)) tuoi--;</w:t>
+      </w:r>
+    </w:p>
+    <w:p>
+      <w:pPr>
+        <w:widowControl w:val="0"/>
+        <w:spacing w:before="0" w:after="0" w:line="240" w:lineRule="auto"/>
+      </w:pPr>
+      <w:r>
+        <w:rPr>
+          <w:rFonts w:ascii="Consolas" w:hAnsi="Consolas"/>
+          <w:color w:val="000000"/>
+          <w:sz w:val="20"/>
+        </w:rPr>
+        <w:t xml:space="preserve">        return tuoi;</w:t>
+      </w:r>
+    </w:p>
+    <w:p>
+      <w:pPr>
+        <w:widowControl w:val="0"/>
+        <w:spacing w:before="0" w:after="0" w:line="240" w:lineRule="auto"/>
+      </w:pPr>
+      <w:r>
+        <w:rPr>
+          <w:rFonts w:ascii="Consolas" w:hAnsi="Consolas"/>
+          <w:color w:val="000000"/>
+          <w:sz w:val="20"/>
+        </w:rPr>
+        <w:t xml:space="preserve">    }</w:t>
+      </w:r>
+    </w:p>
+    <w:p>
+      <w:pPr>
+        <w:widowControl w:val="0"/>
+        <w:spacing w:before="0" w:after="0" w:line="240" w:lineRule="auto"/>
+      </w:pPr>
+      <w:r>
+        <w:rPr>
+          <w:rFonts w:ascii="Consolas" w:hAnsi="Consolas"/>
+          <w:color w:val="000000"/>
+          <w:sz w:val="20"/>
+        </w:rPr>
+        <w:t xml:space="preserve">    public string XepLoai()</w:t>
+      </w:r>
+    </w:p>
+    <w:p>
+      <w:pPr>
+        <w:widowControl w:val="0"/>
+        <w:spacing w:before="0" w:after="0" w:line="240" w:lineRule="auto"/>
+      </w:pPr>
+      <w:r>
+        <w:rPr>
+          <w:rFonts w:ascii="Consolas" w:hAnsi="Consolas"/>
+          <w:color w:val="000000"/>
+          <w:sz w:val="20"/>
+        </w:rPr>
+        <w:t xml:space="preserve">    {</w:t>
+      </w:r>
+    </w:p>
+    <w:p>
+      <w:pPr>
+        <w:widowControl w:val="0"/>
+        <w:spacing w:before="0" w:after="0" w:line="240" w:lineRule="auto"/>
+      </w:pPr>
+      <w:r>
+        <w:rPr>
+          <w:rFonts w:ascii="Consolas" w:hAnsi="Consolas"/>
+          <w:color w:val="000000"/>
+          <w:sz w:val="20"/>
+        </w:rPr>
+        <w:t xml:space="preserve">        if (DiemTB &gt;= 9) return "Xuất sắc";</w:t>
+      </w:r>
+    </w:p>
+    <w:p>
+      <w:pPr>
+        <w:widowControl w:val="0"/>
+        <w:spacing w:before="0" w:after="0" w:line="240" w:lineRule="auto"/>
+      </w:pPr>
+      <w:r>
+        <w:rPr>
+          <w:rFonts w:ascii="Consolas" w:hAnsi="Consolas"/>
+          <w:color w:val="000000"/>
+          <w:sz w:val="20"/>
+        </w:rPr>
+        <w:t xml:space="preserve">        if (DiemTB &gt;= 8) return "Giỏi";</w:t>
+      </w:r>
+    </w:p>
+    <w:p>
+      <w:pPr>
+        <w:widowControl w:val="0"/>
+        <w:spacing w:before="0" w:after="0" w:line="240" w:lineRule="auto"/>
+      </w:pPr>
+      <w:r>
+        <w:rPr>
+          <w:rFonts w:ascii="Consolas" w:hAnsi="Consolas"/>
+          <w:color w:val="000000"/>
+          <w:sz w:val="20"/>
+        </w:rPr>
+        <w:t xml:space="preserve">        if (DiemTB &gt;= 6.5) return "Khá";</w:t>
+      </w:r>
+    </w:p>
+    <w:p>
+      <w:pPr>
+        <w:widowControl w:val="0"/>
+        <w:spacing w:before="0" w:after="0" w:line="240" w:lineRule="auto"/>
+      </w:pPr>
+      <w:r>
+        <w:rPr>
+          <w:rFonts w:ascii="Consolas" w:hAnsi="Consolas"/>
+          <w:color w:val="000000"/>
+          <w:sz w:val="20"/>
+        </w:rPr>
+        <w:t xml:space="preserve">        if (DiemTB &gt;= 5) return "Trung bình";</w:t>
+      </w:r>
+    </w:p>
+    <w:p>
+      <w:pPr>
+        <w:widowControl w:val="0"/>
+        <w:spacing w:before="0" w:after="0" w:line="240" w:lineRule="auto"/>
+      </w:pPr>
+      <w:r>
+        <w:rPr>
+          <w:rFonts w:ascii="Consolas" w:hAnsi="Consolas"/>
+          <w:color w:val="000000"/>
+          <w:sz w:val="20"/>
+        </w:rPr>
+        <w:t xml:space="preserve">        return "Yếu";</w:t>
+      </w:r>
+    </w:p>
+    <w:p>
+      <w:pPr>
+        <w:widowControl w:val="0"/>
+        <w:spacing w:before="0" w:after="0" w:line="240" w:lineRule="auto"/>
+      </w:pPr>
+      <w:r>
+        <w:rPr>
+          <w:rFonts w:ascii="Consolas" w:hAnsi="Consolas"/>
+          <w:color w:val="000000"/>
+          <w:sz w:val="20"/>
+        </w:rPr>
+        <w:t xml:space="preserve">    }</w:t>
+      </w:r>
+    </w:p>
+    <w:p>
+      <w:pPr>
+        <w:widowControl w:val="0"/>
+        <w:spacing w:before="0" w:after="0" w:line="240" w:lineRule="auto"/>
+      </w:pPr>
+      <w:r>
+        <w:rPr>
+          <w:rFonts w:ascii="Consolas" w:hAnsi="Consolas"/>
+          <w:color w:val="000000"/>
+          <w:sz w:val="20"/>
+        </w:rPr>
+        <w:t xml:space="preserve">    public void HienThi() =&gt; Console.WriteLine(</w:t>
+      </w:r>
+    </w:p>
+    <w:p>
+      <w:pPr>
+        <w:widowControl w:val="0"/>
+        <w:spacing w:before="0" w:after="0" w:line="240" w:lineRule="auto"/>
+      </w:pPr>
+      <w:r>
+        <w:rPr>
+          <w:rFonts w:ascii="Consolas" w:hAnsi="Consolas"/>
+          <w:color w:val="000000"/>
+          <w:sz w:val="20"/>
+        </w:rPr>
+        <w:t xml:space="preserve">        $"{MaSV,-8} | {HoTen,-24} | {NgaySinh:dd/MM/yyyy} | {DiemTB:F2} | {TinhTuoi()} tuổi | {XepLoai()}");</w:t>
+      </w:r>
+    </w:p>
+    <w:p>
+      <w:pPr>
+        <w:widowControl w:val="0"/>
+        <w:spacing w:before="0" w:after="0" w:line="240" w:lineRule="auto"/>
+      </w:pPr>
+      <w:r>
+        <w:rPr>
+          <w:rFonts w:ascii="Consolas" w:hAnsi="Consolas"/>
+          <w:color w:val="000000"/>
+          <w:sz w:val="20"/>
+        </w:rPr>
+        <w:t>}</w:t>
+      </w:r>
+    </w:p>
+    <w:p/>
+    <w:p>
+      <w:pPr>
         <w:pStyle w:val="Heading1"/>
       </w:pPr>
       <w:r>
@@ -127,6 +892,449 @@
     </w:p>
     <w:p>
       <w:pPr>
+        <w:keepNext/>
+      </w:pPr>
+      <w:r>
+        <w:rPr>
+          <w:b/>
+        </w:rPr>
+        <w:t>Mã nguồn SanPham.cs</w:t>
+      </w:r>
+    </w:p>
+    <w:p>
+      <w:r>
+        <w:t>Lớp sử dụng trong lựa chọn số 6 của menu chính.</w:t>
+      </w:r>
+    </w:p>
+    <w:p>
+      <w:pPr>
+        <w:widowControl w:val="0"/>
+        <w:spacing w:before="0" w:after="0" w:line="240" w:lineRule="auto"/>
+      </w:pPr>
+      <w:r>
+        <w:rPr>
+          <w:rFonts w:ascii="Consolas" w:hAnsi="Consolas"/>
+          <w:color w:val="000000"/>
+          <w:sz w:val="20"/>
+        </w:rPr>
+        <w:t>namespace Lab02_OOPBasics;</w:t>
+      </w:r>
+    </w:p>
+    <w:p>
+      <w:pPr>
+        <w:widowControl w:val="0"/>
+        <w:spacing w:before="0" w:after="0" w:line="240" w:lineRule="auto"/>
+      </w:pPr>
+    </w:p>
+    <w:p>
+      <w:pPr>
+        <w:widowControl w:val="0"/>
+        <w:spacing w:before="0" w:after="0" w:line="240" w:lineRule="auto"/>
+      </w:pPr>
+      <w:r>
+        <w:rPr>
+          <w:rFonts w:ascii="Consolas" w:hAnsi="Consolas"/>
+          <w:color w:val="000000"/>
+          <w:sz w:val="20"/>
+        </w:rPr>
+        <w:t>public class SanPham</w:t>
+      </w:r>
+    </w:p>
+    <w:p>
+      <w:pPr>
+        <w:widowControl w:val="0"/>
+        <w:spacing w:before="0" w:after="0" w:line="240" w:lineRule="auto"/>
+      </w:pPr>
+      <w:r>
+        <w:rPr>
+          <w:rFonts w:ascii="Consolas" w:hAnsi="Consolas"/>
+          <w:color w:val="000000"/>
+          <w:sz w:val="20"/>
+        </w:rPr>
+        <w:t>{</w:t>
+      </w:r>
+    </w:p>
+    <w:p>
+      <w:pPr>
+        <w:widowControl w:val="0"/>
+        <w:spacing w:before="0" w:after="0" w:line="240" w:lineRule="auto"/>
+      </w:pPr>
+      <w:r>
+        <w:rPr>
+          <w:rFonts w:ascii="Consolas" w:hAnsi="Consolas"/>
+          <w:color w:val="000000"/>
+          <w:sz w:val="20"/>
+        </w:rPr>
+        <w:t xml:space="preserve">    private string _ma = "", _ten = "";</w:t>
+      </w:r>
+    </w:p>
+    <w:p>
+      <w:pPr>
+        <w:widowControl w:val="0"/>
+        <w:spacing w:before="0" w:after="0" w:line="240" w:lineRule="auto"/>
+      </w:pPr>
+      <w:r>
+        <w:rPr>
+          <w:rFonts w:ascii="Consolas" w:hAnsi="Consolas"/>
+          <w:color w:val="000000"/>
+          <w:sz w:val="20"/>
+        </w:rPr>
+        <w:t xml:space="preserve">    private decimal _donGia;</w:t>
+      </w:r>
+    </w:p>
+    <w:p>
+      <w:pPr>
+        <w:widowControl w:val="0"/>
+        <w:spacing w:before="0" w:after="0" w:line="240" w:lineRule="auto"/>
+      </w:pPr>
+      <w:r>
+        <w:rPr>
+          <w:rFonts w:ascii="Consolas" w:hAnsi="Consolas"/>
+          <w:color w:val="000000"/>
+          <w:sz w:val="20"/>
+        </w:rPr>
+        <w:t xml:space="preserve">    private int _soLuong;</w:t>
+      </w:r>
+    </w:p>
+    <w:p>
+      <w:pPr>
+        <w:widowControl w:val="0"/>
+        <w:spacing w:before="0" w:after="0" w:line="240" w:lineRule="auto"/>
+      </w:pPr>
+      <w:r>
+        <w:rPr>
+          <w:rFonts w:ascii="Consolas" w:hAnsi="Consolas"/>
+          <w:color w:val="000000"/>
+          <w:sz w:val="20"/>
+        </w:rPr>
+        <w:t xml:space="preserve">    public string Ma</w:t>
+      </w:r>
+    </w:p>
+    <w:p>
+      <w:pPr>
+        <w:widowControl w:val="0"/>
+        <w:spacing w:before="0" w:after="0" w:line="240" w:lineRule="auto"/>
+      </w:pPr>
+      <w:r>
+        <w:rPr>
+          <w:rFonts w:ascii="Consolas" w:hAnsi="Consolas"/>
+          <w:color w:val="000000"/>
+          <w:sz w:val="20"/>
+        </w:rPr>
+        <w:t xml:space="preserve">    {</w:t>
+      </w:r>
+    </w:p>
+    <w:p>
+      <w:pPr>
+        <w:widowControl w:val="0"/>
+        <w:spacing w:before="0" w:after="0" w:line="240" w:lineRule="auto"/>
+      </w:pPr>
+      <w:r>
+        <w:rPr>
+          <w:rFonts w:ascii="Consolas" w:hAnsi="Consolas"/>
+          <w:color w:val="000000"/>
+          <w:sz w:val="20"/>
+        </w:rPr>
+        <w:t xml:space="preserve">        get =&gt; _ma;</w:t>
+      </w:r>
+    </w:p>
+    <w:p>
+      <w:pPr>
+        <w:widowControl w:val="0"/>
+        <w:spacing w:before="0" w:after="0" w:line="240" w:lineRule="auto"/>
+      </w:pPr>
+      <w:r>
+        <w:rPr>
+          <w:rFonts w:ascii="Consolas" w:hAnsi="Consolas"/>
+          <w:color w:val="000000"/>
+          <w:sz w:val="20"/>
+        </w:rPr>
+        <w:t xml:space="preserve">        set =&gt; _ma = string.IsNullOrWhiteSpace(value) ? throw new ArgumentException("Mã không được rỗng.") : value.Trim();</w:t>
+      </w:r>
+    </w:p>
+    <w:p>
+      <w:pPr>
+        <w:widowControl w:val="0"/>
+        <w:spacing w:before="0" w:after="0" w:line="240" w:lineRule="auto"/>
+      </w:pPr>
+      <w:r>
+        <w:rPr>
+          <w:rFonts w:ascii="Consolas" w:hAnsi="Consolas"/>
+          <w:color w:val="000000"/>
+          <w:sz w:val="20"/>
+        </w:rPr>
+        <w:t xml:space="preserve">    }</w:t>
+      </w:r>
+    </w:p>
+    <w:p>
+      <w:pPr>
+        <w:widowControl w:val="0"/>
+        <w:spacing w:before="0" w:after="0" w:line="240" w:lineRule="auto"/>
+      </w:pPr>
+      <w:r>
+        <w:rPr>
+          <w:rFonts w:ascii="Consolas" w:hAnsi="Consolas"/>
+          <w:color w:val="000000"/>
+          <w:sz w:val="20"/>
+        </w:rPr>
+        <w:t xml:space="preserve">    public string Ten</w:t>
+      </w:r>
+    </w:p>
+    <w:p>
+      <w:pPr>
+        <w:widowControl w:val="0"/>
+        <w:spacing w:before="0" w:after="0" w:line="240" w:lineRule="auto"/>
+      </w:pPr>
+      <w:r>
+        <w:rPr>
+          <w:rFonts w:ascii="Consolas" w:hAnsi="Consolas"/>
+          <w:color w:val="000000"/>
+          <w:sz w:val="20"/>
+        </w:rPr>
+        <w:t xml:space="preserve">    {</w:t>
+      </w:r>
+    </w:p>
+    <w:p>
+      <w:pPr>
+        <w:widowControl w:val="0"/>
+        <w:spacing w:before="0" w:after="0" w:line="240" w:lineRule="auto"/>
+      </w:pPr>
+      <w:r>
+        <w:rPr>
+          <w:rFonts w:ascii="Consolas" w:hAnsi="Consolas"/>
+          <w:color w:val="000000"/>
+          <w:sz w:val="20"/>
+        </w:rPr>
+        <w:t xml:space="preserve">        get =&gt; _ten;</w:t>
+      </w:r>
+    </w:p>
+    <w:p>
+      <w:pPr>
+        <w:widowControl w:val="0"/>
+        <w:spacing w:before="0" w:after="0" w:line="240" w:lineRule="auto"/>
+      </w:pPr>
+      <w:r>
+        <w:rPr>
+          <w:rFonts w:ascii="Consolas" w:hAnsi="Consolas"/>
+          <w:color w:val="000000"/>
+          <w:sz w:val="20"/>
+        </w:rPr>
+        <w:t xml:space="preserve">        set =&gt; _ten = string.IsNullOrWhiteSpace(value) ? throw new ArgumentException("Tên không được rỗng.") : value.Trim();</w:t>
+      </w:r>
+    </w:p>
+    <w:p>
+      <w:pPr>
+        <w:widowControl w:val="0"/>
+        <w:spacing w:before="0" w:after="0" w:line="240" w:lineRule="auto"/>
+      </w:pPr>
+      <w:r>
+        <w:rPr>
+          <w:rFonts w:ascii="Consolas" w:hAnsi="Consolas"/>
+          <w:color w:val="000000"/>
+          <w:sz w:val="20"/>
+        </w:rPr>
+        <w:t xml:space="preserve">    }</w:t>
+      </w:r>
+    </w:p>
+    <w:p>
+      <w:pPr>
+        <w:widowControl w:val="0"/>
+        <w:spacing w:before="0" w:after="0" w:line="240" w:lineRule="auto"/>
+      </w:pPr>
+      <w:r>
+        <w:rPr>
+          <w:rFonts w:ascii="Consolas" w:hAnsi="Consolas"/>
+          <w:color w:val="000000"/>
+          <w:sz w:val="20"/>
+        </w:rPr>
+        <w:t xml:space="preserve">    public decimal DonGia</w:t>
+      </w:r>
+    </w:p>
+    <w:p>
+      <w:pPr>
+        <w:widowControl w:val="0"/>
+        <w:spacing w:before="0" w:after="0" w:line="240" w:lineRule="auto"/>
+      </w:pPr>
+      <w:r>
+        <w:rPr>
+          <w:rFonts w:ascii="Consolas" w:hAnsi="Consolas"/>
+          <w:color w:val="000000"/>
+          <w:sz w:val="20"/>
+        </w:rPr>
+        <w:t xml:space="preserve">    {</w:t>
+      </w:r>
+    </w:p>
+    <w:p>
+      <w:pPr>
+        <w:widowControl w:val="0"/>
+        <w:spacing w:before="0" w:after="0" w:line="240" w:lineRule="auto"/>
+      </w:pPr>
+      <w:r>
+        <w:rPr>
+          <w:rFonts w:ascii="Consolas" w:hAnsi="Consolas"/>
+          <w:color w:val="000000"/>
+          <w:sz w:val="20"/>
+        </w:rPr>
+        <w:t xml:space="preserve">        get =&gt; _donGia;</w:t>
+      </w:r>
+    </w:p>
+    <w:p>
+      <w:pPr>
+        <w:widowControl w:val="0"/>
+        <w:spacing w:before="0" w:after="0" w:line="240" w:lineRule="auto"/>
+      </w:pPr>
+      <w:r>
+        <w:rPr>
+          <w:rFonts w:ascii="Consolas" w:hAnsi="Consolas"/>
+          <w:color w:val="000000"/>
+          <w:sz w:val="20"/>
+        </w:rPr>
+        <w:t xml:space="preserve">        set =&gt; _donGia = value &lt; 0 ? throw new ArgumentException("Đơn giá không được âm.") : value;</w:t>
+      </w:r>
+    </w:p>
+    <w:p>
+      <w:pPr>
+        <w:widowControl w:val="0"/>
+        <w:spacing w:before="0" w:after="0" w:line="240" w:lineRule="auto"/>
+      </w:pPr>
+      <w:r>
+        <w:rPr>
+          <w:rFonts w:ascii="Consolas" w:hAnsi="Consolas"/>
+          <w:color w:val="000000"/>
+          <w:sz w:val="20"/>
+        </w:rPr>
+        <w:t xml:space="preserve">    }</w:t>
+      </w:r>
+    </w:p>
+    <w:p>
+      <w:pPr>
+        <w:widowControl w:val="0"/>
+        <w:spacing w:before="0" w:after="0" w:line="240" w:lineRule="auto"/>
+      </w:pPr>
+      <w:r>
+        <w:rPr>
+          <w:rFonts w:ascii="Consolas" w:hAnsi="Consolas"/>
+          <w:color w:val="000000"/>
+          <w:sz w:val="20"/>
+        </w:rPr>
+        <w:t xml:space="preserve">    public int SoLuong</w:t>
+      </w:r>
+    </w:p>
+    <w:p>
+      <w:pPr>
+        <w:widowControl w:val="0"/>
+        <w:spacing w:before="0" w:after="0" w:line="240" w:lineRule="auto"/>
+      </w:pPr>
+      <w:r>
+        <w:rPr>
+          <w:rFonts w:ascii="Consolas" w:hAnsi="Consolas"/>
+          <w:color w:val="000000"/>
+          <w:sz w:val="20"/>
+        </w:rPr>
+        <w:t xml:space="preserve">    {</w:t>
+      </w:r>
+    </w:p>
+    <w:p>
+      <w:pPr>
+        <w:widowControl w:val="0"/>
+        <w:spacing w:before="0" w:after="0" w:line="240" w:lineRule="auto"/>
+      </w:pPr>
+      <w:r>
+        <w:rPr>
+          <w:rFonts w:ascii="Consolas" w:hAnsi="Consolas"/>
+          <w:color w:val="000000"/>
+          <w:sz w:val="20"/>
+        </w:rPr>
+        <w:t xml:space="preserve">        get =&gt; _soLuong;</w:t>
+      </w:r>
+    </w:p>
+    <w:p>
+      <w:pPr>
+        <w:widowControl w:val="0"/>
+        <w:spacing w:before="0" w:after="0" w:line="240" w:lineRule="auto"/>
+      </w:pPr>
+      <w:r>
+        <w:rPr>
+          <w:rFonts w:ascii="Consolas" w:hAnsi="Consolas"/>
+          <w:color w:val="000000"/>
+          <w:sz w:val="20"/>
+        </w:rPr>
+        <w:t xml:space="preserve">        set =&gt; _soLuong = value &lt; 0 ? throw new ArgumentException("Số lượng không được âm.") : value;</w:t>
+      </w:r>
+    </w:p>
+    <w:p>
+      <w:pPr>
+        <w:widowControl w:val="0"/>
+        <w:spacing w:before="0" w:after="0" w:line="240" w:lineRule="auto"/>
+      </w:pPr>
+      <w:r>
+        <w:rPr>
+          <w:rFonts w:ascii="Consolas" w:hAnsi="Consolas"/>
+          <w:color w:val="000000"/>
+          <w:sz w:val="20"/>
+        </w:rPr>
+        <w:t xml:space="preserve">    }</w:t>
+      </w:r>
+    </w:p>
+    <w:p>
+      <w:pPr>
+        <w:widowControl w:val="0"/>
+        <w:spacing w:before="0" w:after="0" w:line="240" w:lineRule="auto"/>
+      </w:pPr>
+      <w:r>
+        <w:rPr>
+          <w:rFonts w:ascii="Consolas" w:hAnsi="Consolas"/>
+          <w:color w:val="000000"/>
+          <w:sz w:val="20"/>
+        </w:rPr>
+        <w:t xml:space="preserve">    public SanPham(string ma, string ten, decimal donGia, int soLuong)</w:t>
+      </w:r>
+    </w:p>
+    <w:p>
+      <w:pPr>
+        <w:widowControl w:val="0"/>
+        <w:spacing w:before="0" w:after="0" w:line="240" w:lineRule="auto"/>
+      </w:pPr>
+      <w:r>
+        <w:rPr>
+          <w:rFonts w:ascii="Consolas" w:hAnsi="Consolas"/>
+          <w:color w:val="000000"/>
+          <w:sz w:val="20"/>
+        </w:rPr>
+        <w:t xml:space="preserve">    { Ma = ma; Ten = ten; DonGia = donGia; SoLuong = soLuong; }</w:t>
+      </w:r>
+    </w:p>
+    <w:p>
+      <w:pPr>
+        <w:widowControl w:val="0"/>
+        <w:spacing w:before="0" w:after="0" w:line="240" w:lineRule="auto"/>
+      </w:pPr>
+      <w:r>
+        <w:rPr>
+          <w:rFonts w:ascii="Consolas" w:hAnsi="Consolas"/>
+          <w:color w:val="000000"/>
+          <w:sz w:val="20"/>
+        </w:rPr>
+        <w:t xml:space="preserve">    public decimal ThanhTien() =&gt; DonGia * SoLuong;</w:t>
+      </w:r>
+    </w:p>
+    <w:p>
+      <w:pPr>
+        <w:widowControl w:val="0"/>
+        <w:spacing w:before="0" w:after="0" w:line="240" w:lineRule="auto"/>
+      </w:pPr>
+      <w:r>
+        <w:rPr>
+          <w:rFonts w:ascii="Consolas" w:hAnsi="Consolas"/>
+          <w:color w:val="000000"/>
+          <w:sz w:val="20"/>
+        </w:rPr>
+        <w:t>}</w:t>
+      </w:r>
+    </w:p>
+    <w:p/>
+    <w:p>
+      <w:pPr>
         <w:pStyle w:val="Heading1"/>
       </w:pPr>
       <w:r>
@@ -150,6 +1358,505 @@
     </w:p>
     <w:p>
       <w:pPr>
+        <w:keepNext/>
+      </w:pPr>
+      <w:r>
+        <w:rPr>
+          <w:b/>
+        </w:rPr>
+        <w:t>Mã nguồn TaiKhoanNganHang.cs</w:t>
+      </w:r>
+    </w:p>
+    <w:p>
+      <w:r>
+        <w:t>Lớp sử dụng trong lựa chọn số 7. Menu ngân hàng nằm trong Program.cs ở cuối báo cáo.</w:t>
+      </w:r>
+    </w:p>
+    <w:p>
+      <w:pPr>
+        <w:widowControl w:val="0"/>
+        <w:spacing w:before="0" w:after="0" w:line="240" w:lineRule="auto"/>
+      </w:pPr>
+      <w:r>
+        <w:rPr>
+          <w:rFonts w:ascii="Consolas" w:hAnsi="Consolas"/>
+          <w:color w:val="000000"/>
+          <w:sz w:val="20"/>
+        </w:rPr>
+        <w:t>namespace Lab02_OOPBasics;</w:t>
+      </w:r>
+    </w:p>
+    <w:p>
+      <w:pPr>
+        <w:widowControl w:val="0"/>
+        <w:spacing w:before="0" w:after="0" w:line="240" w:lineRule="auto"/>
+      </w:pPr>
+    </w:p>
+    <w:p>
+      <w:pPr>
+        <w:widowControl w:val="0"/>
+        <w:spacing w:before="0" w:after="0" w:line="240" w:lineRule="auto"/>
+      </w:pPr>
+      <w:r>
+        <w:rPr>
+          <w:rFonts w:ascii="Consolas" w:hAnsi="Consolas"/>
+          <w:color w:val="000000"/>
+          <w:sz w:val="20"/>
+        </w:rPr>
+        <w:t>public class TaiKhoanNganHang</w:t>
+      </w:r>
+    </w:p>
+    <w:p>
+      <w:pPr>
+        <w:widowControl w:val="0"/>
+        <w:spacing w:before="0" w:after="0" w:line="240" w:lineRule="auto"/>
+      </w:pPr>
+      <w:r>
+        <w:rPr>
+          <w:rFonts w:ascii="Consolas" w:hAnsi="Consolas"/>
+          <w:color w:val="000000"/>
+          <w:sz w:val="20"/>
+        </w:rPr>
+        <w:t>{</w:t>
+      </w:r>
+    </w:p>
+    <w:p>
+      <w:pPr>
+        <w:widowControl w:val="0"/>
+        <w:spacing w:before="0" w:after="0" w:line="240" w:lineRule="auto"/>
+      </w:pPr>
+      <w:r>
+        <w:rPr>
+          <w:rFonts w:ascii="Consolas" w:hAnsi="Consolas"/>
+          <w:color w:val="000000"/>
+          <w:sz w:val="20"/>
+        </w:rPr>
+        <w:t xml:space="preserve">    public string SoTaiKhoan { get; }</w:t>
+      </w:r>
+    </w:p>
+    <w:p>
+      <w:pPr>
+        <w:widowControl w:val="0"/>
+        <w:spacing w:before="0" w:after="0" w:line="240" w:lineRule="auto"/>
+      </w:pPr>
+      <w:r>
+        <w:rPr>
+          <w:rFonts w:ascii="Consolas" w:hAnsi="Consolas"/>
+          <w:color w:val="000000"/>
+          <w:sz w:val="20"/>
+        </w:rPr>
+        <w:t xml:space="preserve">    public string ChuTaiKhoan { get; }</w:t>
+      </w:r>
+    </w:p>
+    <w:p>
+      <w:pPr>
+        <w:widowControl w:val="0"/>
+        <w:spacing w:before="0" w:after="0" w:line="240" w:lineRule="auto"/>
+      </w:pPr>
+      <w:r>
+        <w:rPr>
+          <w:rFonts w:ascii="Consolas" w:hAnsi="Consolas"/>
+          <w:color w:val="000000"/>
+          <w:sz w:val="20"/>
+        </w:rPr>
+        <w:t xml:space="preserve">    public decimal SoDu { get; private set; }</w:t>
+      </w:r>
+    </w:p>
+    <w:p>
+      <w:pPr>
+        <w:widowControl w:val="0"/>
+        <w:spacing w:before="0" w:after="0" w:line="240" w:lineRule="auto"/>
+      </w:pPr>
+      <w:r>
+        <w:rPr>
+          <w:rFonts w:ascii="Consolas" w:hAnsi="Consolas"/>
+          <w:color w:val="000000"/>
+          <w:sz w:val="20"/>
+        </w:rPr>
+        <w:t xml:space="preserve">    public TaiKhoanNganHang(string soTaiKhoan, string chuTaiKhoan, decimal soDu = 0)</w:t>
+      </w:r>
+    </w:p>
+    <w:p>
+      <w:pPr>
+        <w:widowControl w:val="0"/>
+        <w:spacing w:before="0" w:after="0" w:line="240" w:lineRule="auto"/>
+      </w:pPr>
+      <w:r>
+        <w:rPr>
+          <w:rFonts w:ascii="Consolas" w:hAnsi="Consolas"/>
+          <w:color w:val="000000"/>
+          <w:sz w:val="20"/>
+        </w:rPr>
+        <w:t xml:space="preserve">    {</w:t>
+      </w:r>
+    </w:p>
+    <w:p>
+      <w:pPr>
+        <w:widowControl w:val="0"/>
+        <w:spacing w:before="0" w:after="0" w:line="240" w:lineRule="auto"/>
+      </w:pPr>
+      <w:r>
+        <w:rPr>
+          <w:rFonts w:ascii="Consolas" w:hAnsi="Consolas"/>
+          <w:color w:val="000000"/>
+          <w:sz w:val="20"/>
+        </w:rPr>
+        <w:t xml:space="preserve">        if (string.IsNullOrWhiteSpace(soTaiKhoan) || string.IsNullOrWhiteSpace(chuTaiKhoan))</w:t>
+      </w:r>
+    </w:p>
+    <w:p>
+      <w:pPr>
+        <w:widowControl w:val="0"/>
+        <w:spacing w:before="0" w:after="0" w:line="240" w:lineRule="auto"/>
+      </w:pPr>
+      <w:r>
+        <w:rPr>
+          <w:rFonts w:ascii="Consolas" w:hAnsi="Consolas"/>
+          <w:color w:val="000000"/>
+          <w:sz w:val="20"/>
+        </w:rPr>
+        <w:t xml:space="preserve">            throw new ArgumentException("Số tài khoản và chủ tài khoản không được rỗng.");</w:t>
+      </w:r>
+    </w:p>
+    <w:p>
+      <w:pPr>
+        <w:widowControl w:val="0"/>
+        <w:spacing w:before="0" w:after="0" w:line="240" w:lineRule="auto"/>
+      </w:pPr>
+      <w:r>
+        <w:rPr>
+          <w:rFonts w:ascii="Consolas" w:hAnsi="Consolas"/>
+          <w:color w:val="000000"/>
+          <w:sz w:val="20"/>
+        </w:rPr>
+        <w:t xml:space="preserve">        if (soDu &lt; 0) throw new ArgumentException("Số dư không được âm.");</w:t>
+      </w:r>
+    </w:p>
+    <w:p>
+      <w:pPr>
+        <w:widowControl w:val="0"/>
+        <w:spacing w:before="0" w:after="0" w:line="240" w:lineRule="auto"/>
+      </w:pPr>
+      <w:r>
+        <w:rPr>
+          <w:rFonts w:ascii="Consolas" w:hAnsi="Consolas"/>
+          <w:color w:val="000000"/>
+          <w:sz w:val="20"/>
+        </w:rPr>
+        <w:t xml:space="preserve">        SoTaiKhoan = soTaiKhoan.Trim(); ChuTaiKhoan = chuTaiKhoan.Trim(); SoDu = soDu;</w:t>
+      </w:r>
+    </w:p>
+    <w:p>
+      <w:pPr>
+        <w:widowControl w:val="0"/>
+        <w:spacing w:before="0" w:after="0" w:line="240" w:lineRule="auto"/>
+      </w:pPr>
+      <w:r>
+        <w:rPr>
+          <w:rFonts w:ascii="Consolas" w:hAnsi="Consolas"/>
+          <w:color w:val="000000"/>
+          <w:sz w:val="20"/>
+        </w:rPr>
+        <w:t xml:space="preserve">    }</w:t>
+      </w:r>
+    </w:p>
+    <w:p>
+      <w:pPr>
+        <w:widowControl w:val="0"/>
+        <w:spacing w:before="0" w:after="0" w:line="240" w:lineRule="auto"/>
+      </w:pPr>
+      <w:r>
+        <w:rPr>
+          <w:rFonts w:ascii="Consolas" w:hAnsi="Consolas"/>
+          <w:color w:val="000000"/>
+          <w:sz w:val="20"/>
+        </w:rPr>
+        <w:t xml:space="preserve">    private static void KiemTraTien(decimal tien)</w:t>
+      </w:r>
+    </w:p>
+    <w:p>
+      <w:pPr>
+        <w:widowControl w:val="0"/>
+        <w:spacing w:before="0" w:after="0" w:line="240" w:lineRule="auto"/>
+      </w:pPr>
+      <w:r>
+        <w:rPr>
+          <w:rFonts w:ascii="Consolas" w:hAnsi="Consolas"/>
+          <w:color w:val="000000"/>
+          <w:sz w:val="20"/>
+        </w:rPr>
+        <w:t xml:space="preserve">    { if (tien &lt;= 0) throw new ArgumentException("Số tiền phải lớn hơn 0."); }</w:t>
+      </w:r>
+    </w:p>
+    <w:p>
+      <w:pPr>
+        <w:widowControl w:val="0"/>
+        <w:spacing w:before="0" w:after="0" w:line="240" w:lineRule="auto"/>
+      </w:pPr>
+      <w:r>
+        <w:rPr>
+          <w:rFonts w:ascii="Consolas" w:hAnsi="Consolas"/>
+          <w:color w:val="000000"/>
+          <w:sz w:val="20"/>
+        </w:rPr>
+        <w:t xml:space="preserve">    public void NapTien(decimal tien) { KiemTraTien(tien); SoDu += tien; }</w:t>
+      </w:r>
+    </w:p>
+    <w:p>
+      <w:pPr>
+        <w:widowControl w:val="0"/>
+        <w:spacing w:before="0" w:after="0" w:line="240" w:lineRule="auto"/>
+      </w:pPr>
+      <w:r>
+        <w:rPr>
+          <w:rFonts w:ascii="Consolas" w:hAnsi="Consolas"/>
+          <w:color w:val="000000"/>
+          <w:sz w:val="20"/>
+        </w:rPr>
+        <w:t xml:space="preserve">    public void RutTien(decimal tien)</w:t>
+      </w:r>
+    </w:p>
+    <w:p>
+      <w:pPr>
+        <w:widowControl w:val="0"/>
+        <w:spacing w:before="0" w:after="0" w:line="240" w:lineRule="auto"/>
+      </w:pPr>
+      <w:r>
+        <w:rPr>
+          <w:rFonts w:ascii="Consolas" w:hAnsi="Consolas"/>
+          <w:color w:val="000000"/>
+          <w:sz w:val="20"/>
+        </w:rPr>
+        <w:t xml:space="preserve">    {</w:t>
+      </w:r>
+    </w:p>
+    <w:p>
+      <w:pPr>
+        <w:widowControl w:val="0"/>
+        <w:spacing w:before="0" w:after="0" w:line="240" w:lineRule="auto"/>
+      </w:pPr>
+      <w:r>
+        <w:rPr>
+          <w:rFonts w:ascii="Consolas" w:hAnsi="Consolas"/>
+          <w:color w:val="000000"/>
+          <w:sz w:val="20"/>
+        </w:rPr>
+        <w:t xml:space="preserve">        KiemTraTien(tien);</w:t>
+      </w:r>
+    </w:p>
+    <w:p>
+      <w:pPr>
+        <w:widowControl w:val="0"/>
+        <w:spacing w:before="0" w:after="0" w:line="240" w:lineRule="auto"/>
+      </w:pPr>
+      <w:r>
+        <w:rPr>
+          <w:rFonts w:ascii="Consolas" w:hAnsi="Consolas"/>
+          <w:color w:val="000000"/>
+          <w:sz w:val="20"/>
+        </w:rPr>
+        <w:t xml:space="preserve">        if (tien &gt; SoDu) throw new InvalidOperationException("Số dư không đủ.");</w:t>
+      </w:r>
+    </w:p>
+    <w:p>
+      <w:pPr>
+        <w:widowControl w:val="0"/>
+        <w:spacing w:before="0" w:after="0" w:line="240" w:lineRule="auto"/>
+      </w:pPr>
+      <w:r>
+        <w:rPr>
+          <w:rFonts w:ascii="Consolas" w:hAnsi="Consolas"/>
+          <w:color w:val="000000"/>
+          <w:sz w:val="20"/>
+        </w:rPr>
+        <w:t xml:space="preserve">        SoDu -= tien;</w:t>
+      </w:r>
+    </w:p>
+    <w:p>
+      <w:pPr>
+        <w:widowControl w:val="0"/>
+        <w:spacing w:before="0" w:after="0" w:line="240" w:lineRule="auto"/>
+      </w:pPr>
+      <w:r>
+        <w:rPr>
+          <w:rFonts w:ascii="Consolas" w:hAnsi="Consolas"/>
+          <w:color w:val="000000"/>
+          <w:sz w:val="20"/>
+        </w:rPr>
+        <w:t xml:space="preserve">    }</w:t>
+      </w:r>
+    </w:p>
+    <w:p>
+      <w:pPr>
+        <w:widowControl w:val="0"/>
+        <w:spacing w:before="0" w:after="0" w:line="240" w:lineRule="auto"/>
+      </w:pPr>
+      <w:r>
+        <w:rPr>
+          <w:rFonts w:ascii="Consolas" w:hAnsi="Consolas"/>
+          <w:color w:val="000000"/>
+          <w:sz w:val="20"/>
+        </w:rPr>
+        <w:t xml:space="preserve">    public void ChuyenTien(TaiKhoanNganHang dich, decimal tien)</w:t>
+      </w:r>
+    </w:p>
+    <w:p>
+      <w:pPr>
+        <w:widowControl w:val="0"/>
+        <w:spacing w:before="0" w:after="0" w:line="240" w:lineRule="auto"/>
+      </w:pPr>
+      <w:r>
+        <w:rPr>
+          <w:rFonts w:ascii="Consolas" w:hAnsi="Consolas"/>
+          <w:color w:val="000000"/>
+          <w:sz w:val="20"/>
+        </w:rPr>
+        <w:t xml:space="preserve">    {</w:t>
+      </w:r>
+    </w:p>
+    <w:p>
+      <w:pPr>
+        <w:widowControl w:val="0"/>
+        <w:spacing w:before="0" w:after="0" w:line="240" w:lineRule="auto"/>
+      </w:pPr>
+      <w:r>
+        <w:rPr>
+          <w:rFonts w:ascii="Consolas" w:hAnsi="Consolas"/>
+          <w:color w:val="000000"/>
+          <w:sz w:val="20"/>
+        </w:rPr>
+        <w:t xml:space="preserve">        ArgumentNullException.ThrowIfNull(dich);</w:t>
+      </w:r>
+    </w:p>
+    <w:p>
+      <w:pPr>
+        <w:widowControl w:val="0"/>
+        <w:spacing w:before="0" w:after="0" w:line="240" w:lineRule="auto"/>
+      </w:pPr>
+      <w:r>
+        <w:rPr>
+          <w:rFonts w:ascii="Consolas" w:hAnsi="Consolas"/>
+          <w:color w:val="000000"/>
+          <w:sz w:val="20"/>
+        </w:rPr>
+        <w:t xml:space="preserve">        if (ReferenceEquals(this, dich) || SoTaiKhoan == dich.SoTaiKhoan)</w:t>
+      </w:r>
+    </w:p>
+    <w:p>
+      <w:pPr>
+        <w:widowControl w:val="0"/>
+        <w:spacing w:before="0" w:after="0" w:line="240" w:lineRule="auto"/>
+      </w:pPr>
+      <w:r>
+        <w:rPr>
+          <w:rFonts w:ascii="Consolas" w:hAnsi="Consolas"/>
+          <w:color w:val="000000"/>
+          <w:sz w:val="20"/>
+        </w:rPr>
+        <w:t xml:space="preserve">            throw new ArgumentException("Không chuyển vào chính tài khoản này.");</w:t>
+      </w:r>
+    </w:p>
+    <w:p>
+      <w:pPr>
+        <w:widowControl w:val="0"/>
+        <w:spacing w:before="0" w:after="0" w:line="240" w:lineRule="auto"/>
+      </w:pPr>
+      <w:r>
+        <w:rPr>
+          <w:rFonts w:ascii="Consolas" w:hAnsi="Consolas"/>
+          <w:color w:val="000000"/>
+          <w:sz w:val="20"/>
+        </w:rPr>
+        <w:t xml:space="preserve">        KiemTraTien(tien);</w:t>
+      </w:r>
+    </w:p>
+    <w:p>
+      <w:pPr>
+        <w:widowControl w:val="0"/>
+        <w:spacing w:before="0" w:after="0" w:line="240" w:lineRule="auto"/>
+      </w:pPr>
+      <w:r>
+        <w:rPr>
+          <w:rFonts w:ascii="Consolas" w:hAnsi="Consolas"/>
+          <w:color w:val="000000"/>
+          <w:sz w:val="20"/>
+        </w:rPr>
+        <w:t xml:space="preserve">        if (tien &gt; SoDu) throw new InvalidOperationException("Số dư không đủ.");</w:t>
+      </w:r>
+    </w:p>
+    <w:p>
+      <w:pPr>
+        <w:widowControl w:val="0"/>
+        <w:spacing w:before="0" w:after="0" w:line="240" w:lineRule="auto"/>
+      </w:pPr>
+      <w:r>
+        <w:rPr>
+          <w:rFonts w:ascii="Consolas" w:hAnsi="Consolas"/>
+          <w:color w:val="000000"/>
+          <w:sz w:val="20"/>
+        </w:rPr>
+        <w:t xml:space="preserve">        // Tính trước để khi tràn số, cả hai số dư đều chưa bị thay đổi.</w:t>
+      </w:r>
+    </w:p>
+    <w:p>
+      <w:pPr>
+        <w:widowControl w:val="0"/>
+        <w:spacing w:before="0" w:after="0" w:line="240" w:lineRule="auto"/>
+      </w:pPr>
+      <w:r>
+        <w:rPr>
+          <w:rFonts w:ascii="Consolas" w:hAnsi="Consolas"/>
+          <w:color w:val="000000"/>
+          <w:sz w:val="20"/>
+        </w:rPr>
+        <w:t xml:space="preserve">        decimal soDuMoiDich = dich.SoDu + tien;</w:t>
+      </w:r>
+    </w:p>
+    <w:p>
+      <w:pPr>
+        <w:widowControl w:val="0"/>
+        <w:spacing w:before="0" w:after="0" w:line="240" w:lineRule="auto"/>
+      </w:pPr>
+      <w:r>
+        <w:rPr>
+          <w:rFonts w:ascii="Consolas" w:hAnsi="Consolas"/>
+          <w:color w:val="000000"/>
+          <w:sz w:val="20"/>
+        </w:rPr>
+        <w:t xml:space="preserve">        SoDu -= tien; dich.SoDu = soDuMoiDich;</w:t>
+      </w:r>
+    </w:p>
+    <w:p>
+      <w:pPr>
+        <w:widowControl w:val="0"/>
+        <w:spacing w:before="0" w:after="0" w:line="240" w:lineRule="auto"/>
+      </w:pPr>
+      <w:r>
+        <w:rPr>
+          <w:rFonts w:ascii="Consolas" w:hAnsi="Consolas"/>
+          <w:color w:val="000000"/>
+          <w:sz w:val="20"/>
+        </w:rPr>
+        <w:t xml:space="preserve">    }</w:t>
+      </w:r>
+    </w:p>
+    <w:p>
+      <w:pPr>
+        <w:widowControl w:val="0"/>
+        <w:spacing w:before="0" w:after="0" w:line="240" w:lineRule="auto"/>
+      </w:pPr>
+      <w:r>
+        <w:rPr>
+          <w:rFonts w:ascii="Consolas" w:hAnsi="Consolas"/>
+          <w:color w:val="000000"/>
+          <w:sz w:val="20"/>
+        </w:rPr>
+        <w:t>}</w:t>
+      </w:r>
+    </w:p>
+    <w:p/>
+    <w:p>
+      <w:pPr>
         <w:pStyle w:val="Heading1"/>
       </w:pPr>
       <w:r>
@@ -163,6 +1870,295 @@
     </w:p>
     <w:p>
       <w:pPr>
+        <w:keepNext/>
+      </w:pPr>
+      <w:r>
+        <w:rPr>
+          <w:b/>
+        </w:rPr>
+        <w:t>Mã nguồn NhanVien.cs</w:t>
+      </w:r>
+    </w:p>
+    <w:p>
+      <w:r>
+        <w:t>Lớp sử dụng trong lựa chọn số 8 để in bảng lương.</w:t>
+      </w:r>
+    </w:p>
+    <w:p>
+      <w:pPr>
+        <w:widowControl w:val="0"/>
+        <w:spacing w:before="0" w:after="0" w:line="240" w:lineRule="auto"/>
+      </w:pPr>
+      <w:r>
+        <w:rPr>
+          <w:rFonts w:ascii="Consolas" w:hAnsi="Consolas"/>
+          <w:color w:val="000000"/>
+          <w:sz w:val="20"/>
+        </w:rPr>
+        <w:t>namespace Lab02_OOPBasics;</w:t>
+      </w:r>
+    </w:p>
+    <w:p>
+      <w:pPr>
+        <w:widowControl w:val="0"/>
+        <w:spacing w:before="0" w:after="0" w:line="240" w:lineRule="auto"/>
+      </w:pPr>
+    </w:p>
+    <w:p>
+      <w:pPr>
+        <w:widowControl w:val="0"/>
+        <w:spacing w:before="0" w:after="0" w:line="240" w:lineRule="auto"/>
+      </w:pPr>
+      <w:r>
+        <w:rPr>
+          <w:rFonts w:ascii="Consolas" w:hAnsi="Consolas"/>
+          <w:color w:val="000000"/>
+          <w:sz w:val="20"/>
+        </w:rPr>
+        <w:t>public class NhanVien</w:t>
+      </w:r>
+    </w:p>
+    <w:p>
+      <w:pPr>
+        <w:widowControl w:val="0"/>
+        <w:spacing w:before="0" w:after="0" w:line="240" w:lineRule="auto"/>
+      </w:pPr>
+      <w:r>
+        <w:rPr>
+          <w:rFonts w:ascii="Consolas" w:hAnsi="Consolas"/>
+          <w:color w:val="000000"/>
+          <w:sz w:val="20"/>
+        </w:rPr>
+        <w:t>{</w:t>
+      </w:r>
+    </w:p>
+    <w:p>
+      <w:pPr>
+        <w:widowControl w:val="0"/>
+        <w:spacing w:before="0" w:after="0" w:line="240" w:lineRule="auto"/>
+      </w:pPr>
+      <w:r>
+        <w:rPr>
+          <w:rFonts w:ascii="Consolas" w:hAnsi="Consolas"/>
+          <w:color w:val="000000"/>
+          <w:sz w:val="20"/>
+        </w:rPr>
+        <w:t xml:space="preserve">    public string MaNV { get; }</w:t>
+      </w:r>
+    </w:p>
+    <w:p>
+      <w:pPr>
+        <w:widowControl w:val="0"/>
+        <w:spacing w:before="0" w:after="0" w:line="240" w:lineRule="auto"/>
+      </w:pPr>
+      <w:r>
+        <w:rPr>
+          <w:rFonts w:ascii="Consolas" w:hAnsi="Consolas"/>
+          <w:color w:val="000000"/>
+          <w:sz w:val="20"/>
+        </w:rPr>
+        <w:t xml:space="preserve">    public string HoTen { get; }</w:t>
+      </w:r>
+    </w:p>
+    <w:p>
+      <w:pPr>
+        <w:widowControl w:val="0"/>
+        <w:spacing w:before="0" w:after="0" w:line="240" w:lineRule="auto"/>
+      </w:pPr>
+      <w:r>
+        <w:rPr>
+          <w:rFonts w:ascii="Consolas" w:hAnsi="Consolas"/>
+          <w:color w:val="000000"/>
+          <w:sz w:val="20"/>
+        </w:rPr>
+        <w:t xml:space="preserve">    public decimal LuongCoBan { get; }</w:t>
+      </w:r>
+    </w:p>
+    <w:p>
+      <w:pPr>
+        <w:widowControl w:val="0"/>
+        <w:spacing w:before="0" w:after="0" w:line="240" w:lineRule="auto"/>
+      </w:pPr>
+      <w:r>
+        <w:rPr>
+          <w:rFonts w:ascii="Consolas" w:hAnsi="Consolas"/>
+          <w:color w:val="000000"/>
+          <w:sz w:val="20"/>
+        </w:rPr>
+        <w:t xml:space="preserve">    public decimal HeSo { get; }</w:t>
+      </w:r>
+    </w:p>
+    <w:p>
+      <w:pPr>
+        <w:widowControl w:val="0"/>
+        <w:spacing w:before="0" w:after="0" w:line="240" w:lineRule="auto"/>
+      </w:pPr>
+      <w:r>
+        <w:rPr>
+          <w:rFonts w:ascii="Consolas" w:hAnsi="Consolas"/>
+          <w:color w:val="000000"/>
+          <w:sz w:val="20"/>
+        </w:rPr>
+        <w:t xml:space="preserve">    public decimal PhuCap { get; }</w:t>
+      </w:r>
+    </w:p>
+    <w:p>
+      <w:pPr>
+        <w:widowControl w:val="0"/>
+        <w:spacing w:before="0" w:after="0" w:line="240" w:lineRule="auto"/>
+      </w:pPr>
+      <w:r>
+        <w:rPr>
+          <w:rFonts w:ascii="Consolas" w:hAnsi="Consolas"/>
+          <w:color w:val="000000"/>
+          <w:sz w:val="20"/>
+        </w:rPr>
+        <w:t xml:space="preserve">    public NhanVien(string ma, string ten, decimal luongCoBan, decimal heSo, decimal phuCap)</w:t>
+      </w:r>
+    </w:p>
+    <w:p>
+      <w:pPr>
+        <w:widowControl w:val="0"/>
+        <w:spacing w:before="0" w:after="0" w:line="240" w:lineRule="auto"/>
+      </w:pPr>
+      <w:r>
+        <w:rPr>
+          <w:rFonts w:ascii="Consolas" w:hAnsi="Consolas"/>
+          <w:color w:val="000000"/>
+          <w:sz w:val="20"/>
+        </w:rPr>
+        <w:t xml:space="preserve">    {</w:t>
+      </w:r>
+    </w:p>
+    <w:p>
+      <w:pPr>
+        <w:widowControl w:val="0"/>
+        <w:spacing w:before="0" w:after="0" w:line="240" w:lineRule="auto"/>
+      </w:pPr>
+      <w:r>
+        <w:rPr>
+          <w:rFonts w:ascii="Consolas" w:hAnsi="Consolas"/>
+          <w:color w:val="000000"/>
+          <w:sz w:val="20"/>
+        </w:rPr>
+        <w:t xml:space="preserve">        if (string.IsNullOrWhiteSpace(ma) || string.IsNullOrWhiteSpace(ten))</w:t>
+      </w:r>
+    </w:p>
+    <w:p>
+      <w:pPr>
+        <w:widowControl w:val="0"/>
+        <w:spacing w:before="0" w:after="0" w:line="240" w:lineRule="auto"/>
+      </w:pPr>
+      <w:r>
+        <w:rPr>
+          <w:rFonts w:ascii="Consolas" w:hAnsi="Consolas"/>
+          <w:color w:val="000000"/>
+          <w:sz w:val="20"/>
+        </w:rPr>
+        <w:t xml:space="preserve">            throw new ArgumentException("Mã và tên nhân viên không được rỗng.");</w:t>
+      </w:r>
+    </w:p>
+    <w:p>
+      <w:pPr>
+        <w:widowControl w:val="0"/>
+        <w:spacing w:before="0" w:after="0" w:line="240" w:lineRule="auto"/>
+      </w:pPr>
+      <w:r>
+        <w:rPr>
+          <w:rFonts w:ascii="Consolas" w:hAnsi="Consolas"/>
+          <w:color w:val="000000"/>
+          <w:sz w:val="20"/>
+        </w:rPr>
+        <w:t xml:space="preserve">        if (luongCoBan &lt; 0 || heSo &lt;= 0 || phuCap &lt; 0)</w:t>
+      </w:r>
+    </w:p>
+    <w:p>
+      <w:pPr>
+        <w:widowControl w:val="0"/>
+        <w:spacing w:before="0" w:after="0" w:line="240" w:lineRule="auto"/>
+      </w:pPr>
+      <w:r>
+        <w:rPr>
+          <w:rFonts w:ascii="Consolas" w:hAnsi="Consolas"/>
+          <w:color w:val="000000"/>
+          <w:sz w:val="20"/>
+        </w:rPr>
+        <w:t xml:space="preserve">            throw new ArgumentException("Lương, phụ cấp không âm; hệ số phải dương.");</w:t>
+      </w:r>
+    </w:p>
+    <w:p>
+      <w:pPr>
+        <w:widowControl w:val="0"/>
+        <w:spacing w:before="0" w:after="0" w:line="240" w:lineRule="auto"/>
+      </w:pPr>
+      <w:r>
+        <w:rPr>
+          <w:rFonts w:ascii="Consolas" w:hAnsi="Consolas"/>
+          <w:color w:val="000000"/>
+          <w:sz w:val="20"/>
+        </w:rPr>
+        <w:t xml:space="preserve">        MaNV = ma.Trim(); HoTen = ten.Trim(); LuongCoBan = luongCoBan; HeSo = heSo; PhuCap = phuCap;</w:t>
+      </w:r>
+    </w:p>
+    <w:p>
+      <w:pPr>
+        <w:widowControl w:val="0"/>
+        <w:spacing w:before="0" w:after="0" w:line="240" w:lineRule="auto"/>
+      </w:pPr>
+      <w:r>
+        <w:rPr>
+          <w:rFonts w:ascii="Consolas" w:hAnsi="Consolas"/>
+          <w:color w:val="000000"/>
+          <w:sz w:val="20"/>
+        </w:rPr>
+        <w:t xml:space="preserve">    }</w:t>
+      </w:r>
+    </w:p>
+    <w:p>
+      <w:pPr>
+        <w:widowControl w:val="0"/>
+        <w:spacing w:before="0" w:after="0" w:line="240" w:lineRule="auto"/>
+      </w:pPr>
+      <w:r>
+        <w:rPr>
+          <w:rFonts w:ascii="Consolas" w:hAnsi="Consolas"/>
+          <w:color w:val="000000"/>
+          <w:sz w:val="20"/>
+        </w:rPr>
+        <w:t xml:space="preserve">    public decimal TinhLuong() =&gt; LuongCoBan * HeSo + PhuCap;</w:t>
+      </w:r>
+    </w:p>
+    <w:p>
+      <w:pPr>
+        <w:widowControl w:val="0"/>
+        <w:spacing w:before="0" w:after="0" w:line="240" w:lineRule="auto"/>
+      </w:pPr>
+      <w:r>
+        <w:rPr>
+          <w:rFonts w:ascii="Consolas" w:hAnsi="Consolas"/>
+          <w:color w:val="000000"/>
+          <w:sz w:val="20"/>
+        </w:rPr>
+        <w:t xml:space="preserve">    public void HienThi() =&gt; Console.WriteLine($"{MaNV,-8} | {HoTen,-22} | {LuongCoBan,12:N0} | {HeSo,5} | {PhuCap,10:N0} | {TinhLuong(),12:N0}");</w:t>
+      </w:r>
+    </w:p>
+    <w:p>
+      <w:pPr>
+        <w:widowControl w:val="0"/>
+        <w:spacing w:before="0" w:after="0" w:line="240" w:lineRule="auto"/>
+      </w:pPr>
+      <w:r>
+        <w:rPr>
+          <w:rFonts w:ascii="Consolas" w:hAnsi="Consolas"/>
+          <w:color w:val="000000"/>
+          <w:sz w:val="20"/>
+        </w:rPr>
+        <w:t>}</w:t>
+      </w:r>
+    </w:p>
+    <w:p/>
+    <w:p>
+      <w:pPr>
         <w:pStyle w:val="Heading1"/>
       </w:pPr>
       <w:r>
@@ -176,6 +2172,323 @@
     </w:p>
     <w:p>
       <w:pPr>
+        <w:keepNext/>
+      </w:pPr>
+      <w:r>
+        <w:rPr>
+          <w:b/>
+        </w:rPr>
+        <w:t>Mã nguồn HinhChuNhat.cs</w:t>
+      </w:r>
+    </w:p>
+    <w:p>
+      <w:r>
+        <w:t>Lớp sử dụng trong lựa chọn số 9.</w:t>
+      </w:r>
+    </w:p>
+    <w:p>
+      <w:pPr>
+        <w:widowControl w:val="0"/>
+        <w:spacing w:before="0" w:after="0" w:line="240" w:lineRule="auto"/>
+      </w:pPr>
+      <w:r>
+        <w:rPr>
+          <w:rFonts w:ascii="Consolas" w:hAnsi="Consolas"/>
+          <w:color w:val="000000"/>
+          <w:sz w:val="20"/>
+        </w:rPr>
+        <w:t>namespace Lab02_OOPBasics;</w:t>
+      </w:r>
+    </w:p>
+    <w:p>
+      <w:pPr>
+        <w:widowControl w:val="0"/>
+        <w:spacing w:before="0" w:after="0" w:line="240" w:lineRule="auto"/>
+      </w:pPr>
+    </w:p>
+    <w:p>
+      <w:pPr>
+        <w:widowControl w:val="0"/>
+        <w:spacing w:before="0" w:after="0" w:line="240" w:lineRule="auto"/>
+      </w:pPr>
+      <w:r>
+        <w:rPr>
+          <w:rFonts w:ascii="Consolas" w:hAnsi="Consolas"/>
+          <w:color w:val="000000"/>
+          <w:sz w:val="20"/>
+        </w:rPr>
+        <w:t>public class HinhChuNhat</w:t>
+      </w:r>
+    </w:p>
+    <w:p>
+      <w:pPr>
+        <w:widowControl w:val="0"/>
+        <w:spacing w:before="0" w:after="0" w:line="240" w:lineRule="auto"/>
+      </w:pPr>
+      <w:r>
+        <w:rPr>
+          <w:rFonts w:ascii="Consolas" w:hAnsi="Consolas"/>
+          <w:color w:val="000000"/>
+          <w:sz w:val="20"/>
+        </w:rPr>
+        <w:t>{</w:t>
+      </w:r>
+    </w:p>
+    <w:p>
+      <w:pPr>
+        <w:widowControl w:val="0"/>
+        <w:spacing w:before="0" w:after="0" w:line="240" w:lineRule="auto"/>
+      </w:pPr>
+      <w:r>
+        <w:rPr>
+          <w:rFonts w:ascii="Consolas" w:hAnsi="Consolas"/>
+          <w:color w:val="000000"/>
+          <w:sz w:val="20"/>
+        </w:rPr>
+        <w:t xml:space="preserve">    private double _dai, _rong;</w:t>
+      </w:r>
+    </w:p>
+    <w:p>
+      <w:pPr>
+        <w:widowControl w:val="0"/>
+        <w:spacing w:before="0" w:after="0" w:line="240" w:lineRule="auto"/>
+      </w:pPr>
+      <w:r>
+        <w:rPr>
+          <w:rFonts w:ascii="Consolas" w:hAnsi="Consolas"/>
+          <w:color w:val="000000"/>
+          <w:sz w:val="20"/>
+        </w:rPr>
+        <w:t xml:space="preserve">    public double ChieuDai</w:t>
+      </w:r>
+    </w:p>
+    <w:p>
+      <w:pPr>
+        <w:widowControl w:val="0"/>
+        <w:spacing w:before="0" w:after="0" w:line="240" w:lineRule="auto"/>
+      </w:pPr>
+      <w:r>
+        <w:rPr>
+          <w:rFonts w:ascii="Consolas" w:hAnsi="Consolas"/>
+          <w:color w:val="000000"/>
+          <w:sz w:val="20"/>
+        </w:rPr>
+        <w:t xml:space="preserve">    {</w:t>
+      </w:r>
+    </w:p>
+    <w:p>
+      <w:pPr>
+        <w:widowControl w:val="0"/>
+        <w:spacing w:before="0" w:after="0" w:line="240" w:lineRule="auto"/>
+      </w:pPr>
+      <w:r>
+        <w:rPr>
+          <w:rFonts w:ascii="Consolas" w:hAnsi="Consolas"/>
+          <w:color w:val="000000"/>
+          <w:sz w:val="20"/>
+        </w:rPr>
+        <w:t xml:space="preserve">        get =&gt; _dai;</w:t>
+      </w:r>
+    </w:p>
+    <w:p>
+      <w:pPr>
+        <w:widowControl w:val="0"/>
+        <w:spacing w:before="0" w:after="0" w:line="240" w:lineRule="auto"/>
+      </w:pPr>
+      <w:r>
+        <w:rPr>
+          <w:rFonts w:ascii="Consolas" w:hAnsi="Consolas"/>
+          <w:color w:val="000000"/>
+          <w:sz w:val="20"/>
+        </w:rPr>
+        <w:t xml:space="preserve">        set =&gt; _dai = !double.IsFinite(value) || value &lt;= 0</w:t>
+      </w:r>
+    </w:p>
+    <w:p>
+      <w:pPr>
+        <w:widowControl w:val="0"/>
+        <w:spacing w:before="0" w:after="0" w:line="240" w:lineRule="auto"/>
+      </w:pPr>
+      <w:r>
+        <w:rPr>
+          <w:rFonts w:ascii="Consolas" w:hAnsi="Consolas"/>
+          <w:color w:val="000000"/>
+          <w:sz w:val="20"/>
+        </w:rPr>
+        <w:t xml:space="preserve">            ? throw new ArgumentException("Chiều dài phải là số dương hữu hạn.") : value;</w:t>
+      </w:r>
+    </w:p>
+    <w:p>
+      <w:pPr>
+        <w:widowControl w:val="0"/>
+        <w:spacing w:before="0" w:after="0" w:line="240" w:lineRule="auto"/>
+      </w:pPr>
+      <w:r>
+        <w:rPr>
+          <w:rFonts w:ascii="Consolas" w:hAnsi="Consolas"/>
+          <w:color w:val="000000"/>
+          <w:sz w:val="20"/>
+        </w:rPr>
+        <w:t xml:space="preserve">    }</w:t>
+      </w:r>
+    </w:p>
+    <w:p>
+      <w:pPr>
+        <w:widowControl w:val="0"/>
+        <w:spacing w:before="0" w:after="0" w:line="240" w:lineRule="auto"/>
+      </w:pPr>
+      <w:r>
+        <w:rPr>
+          <w:rFonts w:ascii="Consolas" w:hAnsi="Consolas"/>
+          <w:color w:val="000000"/>
+          <w:sz w:val="20"/>
+        </w:rPr>
+        <w:t xml:space="preserve">    public double ChieuRong</w:t>
+      </w:r>
+    </w:p>
+    <w:p>
+      <w:pPr>
+        <w:widowControl w:val="0"/>
+        <w:spacing w:before="0" w:after="0" w:line="240" w:lineRule="auto"/>
+      </w:pPr>
+      <w:r>
+        <w:rPr>
+          <w:rFonts w:ascii="Consolas" w:hAnsi="Consolas"/>
+          <w:color w:val="000000"/>
+          <w:sz w:val="20"/>
+        </w:rPr>
+        <w:t xml:space="preserve">    {</w:t>
+      </w:r>
+    </w:p>
+    <w:p>
+      <w:pPr>
+        <w:widowControl w:val="0"/>
+        <w:spacing w:before="0" w:after="0" w:line="240" w:lineRule="auto"/>
+      </w:pPr>
+      <w:r>
+        <w:rPr>
+          <w:rFonts w:ascii="Consolas" w:hAnsi="Consolas"/>
+          <w:color w:val="000000"/>
+          <w:sz w:val="20"/>
+        </w:rPr>
+        <w:t xml:space="preserve">        get =&gt; _rong;</w:t>
+      </w:r>
+    </w:p>
+    <w:p>
+      <w:pPr>
+        <w:widowControl w:val="0"/>
+        <w:spacing w:before="0" w:after="0" w:line="240" w:lineRule="auto"/>
+      </w:pPr>
+      <w:r>
+        <w:rPr>
+          <w:rFonts w:ascii="Consolas" w:hAnsi="Consolas"/>
+          <w:color w:val="000000"/>
+          <w:sz w:val="20"/>
+        </w:rPr>
+        <w:t xml:space="preserve">        set =&gt; _rong = !double.IsFinite(value) || value &lt;= 0</w:t>
+      </w:r>
+    </w:p>
+    <w:p>
+      <w:pPr>
+        <w:widowControl w:val="0"/>
+        <w:spacing w:before="0" w:after="0" w:line="240" w:lineRule="auto"/>
+      </w:pPr>
+      <w:r>
+        <w:rPr>
+          <w:rFonts w:ascii="Consolas" w:hAnsi="Consolas"/>
+          <w:color w:val="000000"/>
+          <w:sz w:val="20"/>
+        </w:rPr>
+        <w:t xml:space="preserve">            ? throw new ArgumentException("Chiều rộng phải là số dương hữu hạn.") : value;</w:t>
+      </w:r>
+    </w:p>
+    <w:p>
+      <w:pPr>
+        <w:widowControl w:val="0"/>
+        <w:spacing w:before="0" w:after="0" w:line="240" w:lineRule="auto"/>
+      </w:pPr>
+      <w:r>
+        <w:rPr>
+          <w:rFonts w:ascii="Consolas" w:hAnsi="Consolas"/>
+          <w:color w:val="000000"/>
+          <w:sz w:val="20"/>
+        </w:rPr>
+        <w:t xml:space="preserve">    }</w:t>
+      </w:r>
+    </w:p>
+    <w:p>
+      <w:pPr>
+        <w:widowControl w:val="0"/>
+        <w:spacing w:before="0" w:after="0" w:line="240" w:lineRule="auto"/>
+      </w:pPr>
+      <w:r>
+        <w:rPr>
+          <w:rFonts w:ascii="Consolas" w:hAnsi="Consolas"/>
+          <w:color w:val="000000"/>
+          <w:sz w:val="20"/>
+        </w:rPr>
+        <w:t xml:space="preserve">    public HinhChuNhat() : this(1, 1) { }</w:t>
+      </w:r>
+    </w:p>
+    <w:p>
+      <w:pPr>
+        <w:widowControl w:val="0"/>
+        <w:spacing w:before="0" w:after="0" w:line="240" w:lineRule="auto"/>
+      </w:pPr>
+      <w:r>
+        <w:rPr>
+          <w:rFonts w:ascii="Consolas" w:hAnsi="Consolas"/>
+          <w:color w:val="000000"/>
+          <w:sz w:val="20"/>
+        </w:rPr>
+        <w:t xml:space="preserve">    public HinhChuNhat(double dai, double rong) { ChieuDai = dai; ChieuRong = rong; }</w:t>
+      </w:r>
+    </w:p>
+    <w:p>
+      <w:pPr>
+        <w:widowControl w:val="0"/>
+        <w:spacing w:before="0" w:after="0" w:line="240" w:lineRule="auto"/>
+      </w:pPr>
+      <w:r>
+        <w:rPr>
+          <w:rFonts w:ascii="Consolas" w:hAnsi="Consolas"/>
+          <w:color w:val="000000"/>
+          <w:sz w:val="20"/>
+        </w:rPr>
+        <w:t xml:space="preserve">    public double ChuVi() =&gt; 2 * (ChieuDai + ChieuRong);</w:t>
+      </w:r>
+    </w:p>
+    <w:p>
+      <w:pPr>
+        <w:widowControl w:val="0"/>
+        <w:spacing w:before="0" w:after="0" w:line="240" w:lineRule="auto"/>
+      </w:pPr>
+      <w:r>
+        <w:rPr>
+          <w:rFonts w:ascii="Consolas" w:hAnsi="Consolas"/>
+          <w:color w:val="000000"/>
+          <w:sz w:val="20"/>
+        </w:rPr>
+        <w:t xml:space="preserve">    public double DienTich() =&gt; ChieuDai * ChieuRong;</w:t>
+      </w:r>
+    </w:p>
+    <w:p>
+      <w:pPr>
+        <w:widowControl w:val="0"/>
+        <w:spacing w:before="0" w:after="0" w:line="240" w:lineRule="auto"/>
+      </w:pPr>
+      <w:r>
+        <w:rPr>
+          <w:rFonts w:ascii="Consolas" w:hAnsi="Consolas"/>
+          <w:color w:val="000000"/>
+          <w:sz w:val="20"/>
+        </w:rPr>
+        <w:t>}</w:t>
+      </w:r>
+    </w:p>
+    <w:p/>
+    <w:p>
+      <w:pPr>
         <w:pStyle w:val="Heading1"/>
       </w:pPr>
       <w:r>
@@ -192,6 +2505,771 @@
         <w:t>Có hai cách sắp xếp: toàn bộ họ tên tăng dần hoặc điểm giảm dần. Thống kê gồm số sinh viên, điểm trung bình, cao nhất, thấp nhất và số lượng từng xếp loại. Danh sách rỗng vẫn thống kê được, không phát sinh phép chia cho 0.</w:t>
       </w:r>
     </w:p>
+    <w:p>
+      <w:pPr>
+        <w:keepNext/>
+      </w:pPr>
+      <w:r>
+        <w:rPr>
+          <w:b/>
+        </w:rPr>
+        <w:t>Mã nguồn QuanLySinhVien.cs</w:t>
+      </w:r>
+    </w:p>
+    <w:p>
+      <w:r>
+        <w:t>Bài 5 dùng TaoDuLieuMau, InDanhSach và TimTheoMa. Bài 10 sử dụng thêm Them, Sua, Xoa, SapXep và ThongKe. Hai bài dùng chung danh sách trong thời gian chạy.</w:t>
+      </w:r>
+    </w:p>
+    <w:p>
+      <w:pPr>
+        <w:widowControl w:val="0"/>
+        <w:spacing w:before="0" w:after="0" w:line="240" w:lineRule="auto"/>
+      </w:pPr>
+      <w:r>
+        <w:rPr>
+          <w:rFonts w:ascii="Consolas" w:hAnsi="Consolas"/>
+          <w:color w:val="000000"/>
+          <w:sz w:val="20"/>
+        </w:rPr>
+        <w:t>namespace Lab02_OOPBasics;</w:t>
+      </w:r>
+    </w:p>
+    <w:p>
+      <w:pPr>
+        <w:widowControl w:val="0"/>
+        <w:spacing w:before="0" w:after="0" w:line="240" w:lineRule="auto"/>
+      </w:pPr>
+    </w:p>
+    <w:p>
+      <w:pPr>
+        <w:widowControl w:val="0"/>
+        <w:spacing w:before="0" w:after="0" w:line="240" w:lineRule="auto"/>
+      </w:pPr>
+      <w:r>
+        <w:rPr>
+          <w:rFonts w:ascii="Consolas" w:hAnsi="Consolas"/>
+          <w:color w:val="000000"/>
+          <w:sz w:val="20"/>
+        </w:rPr>
+        <w:t>public class QuanLySinhVien</w:t>
+      </w:r>
+    </w:p>
+    <w:p>
+      <w:pPr>
+        <w:widowControl w:val="0"/>
+        <w:spacing w:before="0" w:after="0" w:line="240" w:lineRule="auto"/>
+      </w:pPr>
+      <w:r>
+        <w:rPr>
+          <w:rFonts w:ascii="Consolas" w:hAnsi="Consolas"/>
+          <w:color w:val="000000"/>
+          <w:sz w:val="20"/>
+        </w:rPr>
+        <w:t>{</w:t>
+      </w:r>
+    </w:p>
+    <w:p>
+      <w:pPr>
+        <w:widowControl w:val="0"/>
+        <w:spacing w:before="0" w:after="0" w:line="240" w:lineRule="auto"/>
+      </w:pPr>
+      <w:r>
+        <w:rPr>
+          <w:rFonts w:ascii="Consolas" w:hAnsi="Consolas"/>
+          <w:color w:val="000000"/>
+          <w:sz w:val="20"/>
+        </w:rPr>
+        <w:t xml:space="preserve">    private readonly List&lt;SinhVien&gt; _danhSach = new();</w:t>
+      </w:r>
+    </w:p>
+    <w:p>
+      <w:pPr>
+        <w:widowControl w:val="0"/>
+        <w:spacing w:before="0" w:after="0" w:line="240" w:lineRule="auto"/>
+      </w:pPr>
+      <w:r>
+        <w:rPr>
+          <w:rFonts w:ascii="Consolas" w:hAnsi="Consolas"/>
+          <w:color w:val="000000"/>
+          <w:sz w:val="20"/>
+        </w:rPr>
+        <w:t xml:space="preserve">    public IReadOnlyList&lt;SinhVien&gt; DanhSach =&gt; _danhSach.AsReadOnly();</w:t>
+      </w:r>
+    </w:p>
+    <w:p>
+      <w:pPr>
+        <w:widowControl w:val="0"/>
+        <w:spacing w:before="0" w:after="0" w:line="240" w:lineRule="auto"/>
+      </w:pPr>
+      <w:r>
+        <w:rPr>
+          <w:rFonts w:ascii="Consolas" w:hAnsi="Consolas"/>
+          <w:color w:val="000000"/>
+          <w:sz w:val="20"/>
+        </w:rPr>
+        <w:t xml:space="preserve">    public SinhVien? TimTheoMa(string ma) =&gt; _danhSach.Find(s =&gt; s.MaSV.Equals(ma.Trim(), StringComparison.OrdinalIgnoreCase));</w:t>
+      </w:r>
+    </w:p>
+    <w:p>
+      <w:pPr>
+        <w:widowControl w:val="0"/>
+        <w:spacing w:before="0" w:after="0" w:line="240" w:lineRule="auto"/>
+      </w:pPr>
+      <w:r>
+        <w:rPr>
+          <w:rFonts w:ascii="Consolas" w:hAnsi="Consolas"/>
+          <w:color w:val="000000"/>
+          <w:sz w:val="20"/>
+        </w:rPr>
+        <w:t xml:space="preserve">    public void Them(SinhVien sv)</w:t>
+      </w:r>
+    </w:p>
+    <w:p>
+      <w:pPr>
+        <w:widowControl w:val="0"/>
+        <w:spacing w:before="0" w:after="0" w:line="240" w:lineRule="auto"/>
+      </w:pPr>
+      <w:r>
+        <w:rPr>
+          <w:rFonts w:ascii="Consolas" w:hAnsi="Consolas"/>
+          <w:color w:val="000000"/>
+          <w:sz w:val="20"/>
+        </w:rPr>
+        <w:t xml:space="preserve">    {</w:t>
+      </w:r>
+    </w:p>
+    <w:p>
+      <w:pPr>
+        <w:widowControl w:val="0"/>
+        <w:spacing w:before="0" w:after="0" w:line="240" w:lineRule="auto"/>
+      </w:pPr>
+      <w:r>
+        <w:rPr>
+          <w:rFonts w:ascii="Consolas" w:hAnsi="Consolas"/>
+          <w:color w:val="000000"/>
+          <w:sz w:val="20"/>
+        </w:rPr>
+        <w:t xml:space="preserve">        if (TimTheoMa(sv.MaSV) != null) throw new ArgumentException("Mã sinh viên đã tồn tại.");</w:t>
+      </w:r>
+    </w:p>
+    <w:p>
+      <w:pPr>
+        <w:widowControl w:val="0"/>
+        <w:spacing w:before="0" w:after="0" w:line="240" w:lineRule="auto"/>
+      </w:pPr>
+      <w:r>
+        <w:rPr>
+          <w:rFonts w:ascii="Consolas" w:hAnsi="Consolas"/>
+          <w:color w:val="000000"/>
+          <w:sz w:val="20"/>
+        </w:rPr>
+        <w:t xml:space="preserve">        // Lưu bản sao, tránh đối tượng đầu vào bị đổi mã sau khi thêm.</w:t>
+      </w:r>
+    </w:p>
+    <w:p>
+      <w:pPr>
+        <w:widowControl w:val="0"/>
+        <w:spacing w:before="0" w:after="0" w:line="240" w:lineRule="auto"/>
+      </w:pPr>
+      <w:r>
+        <w:rPr>
+          <w:rFonts w:ascii="Consolas" w:hAnsi="Consolas"/>
+          <w:color w:val="000000"/>
+          <w:sz w:val="20"/>
+        </w:rPr>
+        <w:t xml:space="preserve">        _danhSach.Add(new SinhVien(sv.MaSV, sv.HoTen, sv.NgaySinh, sv.DiemTB));</w:t>
+      </w:r>
+    </w:p>
+    <w:p>
+      <w:pPr>
+        <w:widowControl w:val="0"/>
+        <w:spacing w:before="0" w:after="0" w:line="240" w:lineRule="auto"/>
+      </w:pPr>
+      <w:r>
+        <w:rPr>
+          <w:rFonts w:ascii="Consolas" w:hAnsi="Consolas"/>
+          <w:color w:val="000000"/>
+          <w:sz w:val="20"/>
+        </w:rPr>
+        <w:t xml:space="preserve">    }</w:t>
+      </w:r>
+    </w:p>
+    <w:p>
+      <w:pPr>
+        <w:widowControl w:val="0"/>
+        <w:spacing w:before="0" w:after="0" w:line="240" w:lineRule="auto"/>
+      </w:pPr>
+      <w:r>
+        <w:rPr>
+          <w:rFonts w:ascii="Consolas" w:hAnsi="Consolas"/>
+          <w:color w:val="000000"/>
+          <w:sz w:val="20"/>
+        </w:rPr>
+        <w:t xml:space="preserve">    public void Sua(string ma, string ten, DateTime sinh, double diem)</w:t>
+      </w:r>
+    </w:p>
+    <w:p>
+      <w:pPr>
+        <w:widowControl w:val="0"/>
+        <w:spacing w:before="0" w:after="0" w:line="240" w:lineRule="auto"/>
+      </w:pPr>
+      <w:r>
+        <w:rPr>
+          <w:rFonts w:ascii="Consolas" w:hAnsi="Consolas"/>
+          <w:color w:val="000000"/>
+          <w:sz w:val="20"/>
+        </w:rPr>
+        <w:t xml:space="preserve">    {</w:t>
+      </w:r>
+    </w:p>
+    <w:p>
+      <w:pPr>
+        <w:widowControl w:val="0"/>
+        <w:spacing w:before="0" w:after="0" w:line="240" w:lineRule="auto"/>
+      </w:pPr>
+      <w:r>
+        <w:rPr>
+          <w:rFonts w:ascii="Consolas" w:hAnsi="Consolas"/>
+          <w:color w:val="000000"/>
+          <w:sz w:val="20"/>
+        </w:rPr>
+        <w:t xml:space="preserve">        SinhVien cu = TimTheoMa(ma) ?? throw new ArgumentException("Không tìm thấy sinh viên.");</w:t>
+      </w:r>
+    </w:p>
+    <w:p>
+      <w:pPr>
+        <w:widowControl w:val="0"/>
+        <w:spacing w:before="0" w:after="0" w:line="240" w:lineRule="auto"/>
+      </w:pPr>
+      <w:r>
+        <w:rPr>
+          <w:rFonts w:ascii="Consolas" w:hAnsi="Consolas"/>
+          <w:color w:val="000000"/>
+          <w:sz w:val="20"/>
+        </w:rPr>
+        <w:t xml:space="preserve">        SinhVien moi = new(cu.MaSV, ten, sinh, diem);</w:t>
+      </w:r>
+    </w:p>
+    <w:p>
+      <w:pPr>
+        <w:widowControl w:val="0"/>
+        <w:spacing w:before="0" w:after="0" w:line="240" w:lineRule="auto"/>
+      </w:pPr>
+      <w:r>
+        <w:rPr>
+          <w:rFonts w:ascii="Consolas" w:hAnsi="Consolas"/>
+          <w:color w:val="000000"/>
+          <w:sz w:val="20"/>
+        </w:rPr>
+        <w:t xml:space="preserve">        _danhSach[_danhSach.IndexOf(cu)] = moi;</w:t>
+      </w:r>
+    </w:p>
+    <w:p>
+      <w:pPr>
+        <w:widowControl w:val="0"/>
+        <w:spacing w:before="0" w:after="0" w:line="240" w:lineRule="auto"/>
+      </w:pPr>
+      <w:r>
+        <w:rPr>
+          <w:rFonts w:ascii="Consolas" w:hAnsi="Consolas"/>
+          <w:color w:val="000000"/>
+          <w:sz w:val="20"/>
+        </w:rPr>
+        <w:t xml:space="preserve">    }</w:t>
+      </w:r>
+    </w:p>
+    <w:p>
+      <w:pPr>
+        <w:widowControl w:val="0"/>
+        <w:spacing w:before="0" w:after="0" w:line="240" w:lineRule="auto"/>
+      </w:pPr>
+      <w:r>
+        <w:rPr>
+          <w:rFonts w:ascii="Consolas" w:hAnsi="Consolas"/>
+          <w:color w:val="000000"/>
+          <w:sz w:val="20"/>
+        </w:rPr>
+        <w:t xml:space="preserve">    public bool Xoa(string ma)</w:t>
+      </w:r>
+    </w:p>
+    <w:p>
+      <w:pPr>
+        <w:widowControl w:val="0"/>
+        <w:spacing w:before="0" w:after="0" w:line="240" w:lineRule="auto"/>
+      </w:pPr>
+      <w:r>
+        <w:rPr>
+          <w:rFonts w:ascii="Consolas" w:hAnsi="Consolas"/>
+          <w:color w:val="000000"/>
+          <w:sz w:val="20"/>
+        </w:rPr>
+        <w:t xml:space="preserve">    {</w:t>
+      </w:r>
+    </w:p>
+    <w:p>
+      <w:pPr>
+        <w:widowControl w:val="0"/>
+        <w:spacing w:before="0" w:after="0" w:line="240" w:lineRule="auto"/>
+      </w:pPr>
+      <w:r>
+        <w:rPr>
+          <w:rFonts w:ascii="Consolas" w:hAnsi="Consolas"/>
+          <w:color w:val="000000"/>
+          <w:sz w:val="20"/>
+        </w:rPr>
+        <w:t xml:space="preserve">        SinhVien? sv = TimTheoMa(ma);</w:t>
+      </w:r>
+    </w:p>
+    <w:p>
+      <w:pPr>
+        <w:widowControl w:val="0"/>
+        <w:spacing w:before="0" w:after="0" w:line="240" w:lineRule="auto"/>
+      </w:pPr>
+      <w:r>
+        <w:rPr>
+          <w:rFonts w:ascii="Consolas" w:hAnsi="Consolas"/>
+          <w:color w:val="000000"/>
+          <w:sz w:val="20"/>
+        </w:rPr>
+        <w:t xml:space="preserve">        return sv != null &amp;&amp; _danhSach.Remove(sv);</w:t>
+      </w:r>
+    </w:p>
+    <w:p>
+      <w:pPr>
+        <w:widowControl w:val="0"/>
+        <w:spacing w:before="0" w:after="0" w:line="240" w:lineRule="auto"/>
+      </w:pPr>
+      <w:r>
+        <w:rPr>
+          <w:rFonts w:ascii="Consolas" w:hAnsi="Consolas"/>
+          <w:color w:val="000000"/>
+          <w:sz w:val="20"/>
+        </w:rPr>
+        <w:t xml:space="preserve">    }</w:t>
+      </w:r>
+    </w:p>
+    <w:p>
+      <w:pPr>
+        <w:widowControl w:val="0"/>
+        <w:spacing w:before="0" w:after="0" w:line="240" w:lineRule="auto"/>
+      </w:pPr>
+      <w:r>
+        <w:rPr>
+          <w:rFonts w:ascii="Consolas" w:hAnsi="Consolas"/>
+          <w:color w:val="000000"/>
+          <w:sz w:val="20"/>
+        </w:rPr>
+        <w:t xml:space="preserve">    public void SapXep(bool theoDiem)</w:t>
+      </w:r>
+    </w:p>
+    <w:p>
+      <w:pPr>
+        <w:widowControl w:val="0"/>
+        <w:spacing w:before="0" w:after="0" w:line="240" w:lineRule="auto"/>
+      </w:pPr>
+      <w:r>
+        <w:rPr>
+          <w:rFonts w:ascii="Consolas" w:hAnsi="Consolas"/>
+          <w:color w:val="000000"/>
+          <w:sz w:val="20"/>
+        </w:rPr>
+        <w:t xml:space="preserve">    {</w:t>
+      </w:r>
+    </w:p>
+    <w:p>
+      <w:pPr>
+        <w:widowControl w:val="0"/>
+        <w:spacing w:before="0" w:after="0" w:line="240" w:lineRule="auto"/>
+      </w:pPr>
+      <w:r>
+        <w:rPr>
+          <w:rFonts w:ascii="Consolas" w:hAnsi="Consolas"/>
+          <w:color w:val="000000"/>
+          <w:sz w:val="20"/>
+        </w:rPr>
+        <w:t xml:space="preserve">        if (theoDiem) _danhSach.Sort((a, b) =&gt; b.DiemTB != a.DiemTB</w:t>
+      </w:r>
+    </w:p>
+    <w:p>
+      <w:pPr>
+        <w:widowControl w:val="0"/>
+        <w:spacing w:before="0" w:after="0" w:line="240" w:lineRule="auto"/>
+      </w:pPr>
+      <w:r>
+        <w:rPr>
+          <w:rFonts w:ascii="Consolas" w:hAnsi="Consolas"/>
+          <w:color w:val="000000"/>
+          <w:sz w:val="20"/>
+        </w:rPr>
+        <w:t xml:space="preserve">            ? b.DiemTB.CompareTo(a.DiemTB) : string.Compare(a.MaSV, b.MaSV, StringComparison.OrdinalIgnoreCase));</w:t>
+      </w:r>
+    </w:p>
+    <w:p>
+      <w:pPr>
+        <w:widowControl w:val="0"/>
+        <w:spacing w:before="0" w:after="0" w:line="240" w:lineRule="auto"/>
+      </w:pPr>
+      <w:r>
+        <w:rPr>
+          <w:rFonts w:ascii="Consolas" w:hAnsi="Consolas"/>
+          <w:color w:val="000000"/>
+          <w:sz w:val="20"/>
+        </w:rPr>
+        <w:t xml:space="preserve">        else _danhSach.Sort((a, b) =&gt; string.Compare(a.HoTen, b.HoTen, StringComparison.CurrentCultureIgnoreCase));</w:t>
+      </w:r>
+    </w:p>
+    <w:p>
+      <w:pPr>
+        <w:widowControl w:val="0"/>
+        <w:spacing w:before="0" w:after="0" w:line="240" w:lineRule="auto"/>
+      </w:pPr>
+      <w:r>
+        <w:rPr>
+          <w:rFonts w:ascii="Consolas" w:hAnsi="Consolas"/>
+          <w:color w:val="000000"/>
+          <w:sz w:val="20"/>
+        </w:rPr>
+        <w:t xml:space="preserve">    }</w:t>
+      </w:r>
+    </w:p>
+    <w:p>
+      <w:pPr>
+        <w:widowControl w:val="0"/>
+        <w:spacing w:before="0" w:after="0" w:line="240" w:lineRule="auto"/>
+      </w:pPr>
+      <w:r>
+        <w:rPr>
+          <w:rFonts w:ascii="Consolas" w:hAnsi="Consolas"/>
+          <w:color w:val="000000"/>
+          <w:sz w:val="20"/>
+        </w:rPr>
+        <w:t xml:space="preserve">    public void InDanhSach()</w:t>
+      </w:r>
+    </w:p>
+    <w:p>
+      <w:pPr>
+        <w:widowControl w:val="0"/>
+        <w:spacing w:before="0" w:after="0" w:line="240" w:lineRule="auto"/>
+      </w:pPr>
+      <w:r>
+        <w:rPr>
+          <w:rFonts w:ascii="Consolas" w:hAnsi="Consolas"/>
+          <w:color w:val="000000"/>
+          <w:sz w:val="20"/>
+        </w:rPr>
+        <w:t xml:space="preserve">    {</w:t>
+      </w:r>
+    </w:p>
+    <w:p>
+      <w:pPr>
+        <w:widowControl w:val="0"/>
+        <w:spacing w:before="0" w:after="0" w:line="240" w:lineRule="auto"/>
+      </w:pPr>
+      <w:r>
+        <w:rPr>
+          <w:rFonts w:ascii="Consolas" w:hAnsi="Consolas"/>
+          <w:color w:val="000000"/>
+          <w:sz w:val="20"/>
+        </w:rPr>
+        <w:t xml:space="preserve">        if (_danhSach.Count == 0) Console.WriteLine("Danh sách trống.");</w:t>
+      </w:r>
+    </w:p>
+    <w:p>
+      <w:pPr>
+        <w:widowControl w:val="0"/>
+        <w:spacing w:before="0" w:after="0" w:line="240" w:lineRule="auto"/>
+      </w:pPr>
+      <w:r>
+        <w:rPr>
+          <w:rFonts w:ascii="Consolas" w:hAnsi="Consolas"/>
+          <w:color w:val="000000"/>
+          <w:sz w:val="20"/>
+        </w:rPr>
+        <w:t xml:space="preserve">        foreach (SinhVien sv in _danhSach) sv.HienThi();</w:t>
+      </w:r>
+    </w:p>
+    <w:p>
+      <w:pPr>
+        <w:widowControl w:val="0"/>
+        <w:spacing w:before="0" w:after="0" w:line="240" w:lineRule="auto"/>
+      </w:pPr>
+      <w:r>
+        <w:rPr>
+          <w:rFonts w:ascii="Consolas" w:hAnsi="Consolas"/>
+          <w:color w:val="000000"/>
+          <w:sz w:val="20"/>
+        </w:rPr>
+        <w:t xml:space="preserve">    }</w:t>
+      </w:r>
+    </w:p>
+    <w:p>
+      <w:pPr>
+        <w:widowControl w:val="0"/>
+        <w:spacing w:before="0" w:after="0" w:line="240" w:lineRule="auto"/>
+      </w:pPr>
+      <w:r>
+        <w:rPr>
+          <w:rFonts w:ascii="Consolas" w:hAnsi="Consolas"/>
+          <w:color w:val="000000"/>
+          <w:sz w:val="20"/>
+        </w:rPr>
+        <w:t xml:space="preserve">    public void ThongKe()</w:t>
+      </w:r>
+    </w:p>
+    <w:p>
+      <w:pPr>
+        <w:widowControl w:val="0"/>
+        <w:spacing w:before="0" w:after="0" w:line="240" w:lineRule="auto"/>
+      </w:pPr>
+      <w:r>
+        <w:rPr>
+          <w:rFonts w:ascii="Consolas" w:hAnsi="Consolas"/>
+          <w:color w:val="000000"/>
+          <w:sz w:val="20"/>
+        </w:rPr>
+        <w:t xml:space="preserve">    {</w:t>
+      </w:r>
+    </w:p>
+    <w:p>
+      <w:pPr>
+        <w:widowControl w:val="0"/>
+        <w:spacing w:before="0" w:after="0" w:line="240" w:lineRule="auto"/>
+      </w:pPr>
+      <w:r>
+        <w:rPr>
+          <w:rFonts w:ascii="Consolas" w:hAnsi="Consolas"/>
+          <w:color w:val="000000"/>
+          <w:sz w:val="20"/>
+        </w:rPr>
+        <w:t xml:space="preserve">        Console.WriteLine($"Số sinh viên: {_danhSach.Count}");</w:t>
+      </w:r>
+    </w:p>
+    <w:p>
+      <w:pPr>
+        <w:widowControl w:val="0"/>
+        <w:spacing w:before="0" w:after="0" w:line="240" w:lineRule="auto"/>
+      </w:pPr>
+      <w:r>
+        <w:rPr>
+          <w:rFonts w:ascii="Consolas" w:hAnsi="Consolas"/>
+          <w:color w:val="000000"/>
+          <w:sz w:val="20"/>
+        </w:rPr>
+        <w:t xml:space="preserve">        if (_danhSach.Count == 0) return;</w:t>
+      </w:r>
+    </w:p>
+    <w:p>
+      <w:pPr>
+        <w:widowControl w:val="0"/>
+        <w:spacing w:before="0" w:after="0" w:line="240" w:lineRule="auto"/>
+      </w:pPr>
+      <w:r>
+        <w:rPr>
+          <w:rFonts w:ascii="Consolas" w:hAnsi="Consolas"/>
+          <w:color w:val="000000"/>
+          <w:sz w:val="20"/>
+        </w:rPr>
+        <w:t xml:space="preserve">        Console.WriteLine($"Điểm trung bình: {_danhSach.Average(s =&gt; s.DiemTB):F2}; Cao nhất: {_danhSach.Max(s =&gt; s.DiemTB):F2}; Thấp nhất: {_danhSach.Min(s =&gt; s.DiemTB):F2}");</w:t>
+      </w:r>
+    </w:p>
+    <w:p>
+      <w:pPr>
+        <w:widowControl w:val="0"/>
+        <w:spacing w:before="0" w:after="0" w:line="240" w:lineRule="auto"/>
+      </w:pPr>
+      <w:r>
+        <w:rPr>
+          <w:rFonts w:ascii="Consolas" w:hAnsi="Consolas"/>
+          <w:color w:val="000000"/>
+          <w:sz w:val="20"/>
+        </w:rPr>
+        <w:t xml:space="preserve">        foreach (string loai in new[] { "Xuất sắc", "Giỏi", "Khá", "Trung bình", "Yếu" })</w:t>
+      </w:r>
+    </w:p>
+    <w:p>
+      <w:pPr>
+        <w:widowControl w:val="0"/>
+        <w:spacing w:before="0" w:after="0" w:line="240" w:lineRule="auto"/>
+      </w:pPr>
+      <w:r>
+        <w:rPr>
+          <w:rFonts w:ascii="Consolas" w:hAnsi="Consolas"/>
+          <w:color w:val="000000"/>
+          <w:sz w:val="20"/>
+        </w:rPr>
+        <w:t xml:space="preserve">            Console.WriteLine($"{loai}: {_danhSach.Count(s =&gt; s.XepLoai() == loai)}");</w:t>
+      </w:r>
+    </w:p>
+    <w:p>
+      <w:pPr>
+        <w:widowControl w:val="0"/>
+        <w:spacing w:before="0" w:after="0" w:line="240" w:lineRule="auto"/>
+      </w:pPr>
+      <w:r>
+        <w:rPr>
+          <w:rFonts w:ascii="Consolas" w:hAnsi="Consolas"/>
+          <w:color w:val="000000"/>
+          <w:sz w:val="20"/>
+        </w:rPr>
+        <w:t xml:space="preserve">    }</w:t>
+      </w:r>
+    </w:p>
+    <w:p>
+      <w:pPr>
+        <w:widowControl w:val="0"/>
+        <w:spacing w:before="0" w:after="0" w:line="240" w:lineRule="auto"/>
+      </w:pPr>
+      <w:r>
+        <w:rPr>
+          <w:rFonts w:ascii="Consolas" w:hAnsi="Consolas"/>
+          <w:color w:val="000000"/>
+          <w:sz w:val="20"/>
+        </w:rPr>
+        <w:t xml:space="preserve">    public static QuanLySinhVien TaoDuLieuMau()</w:t>
+      </w:r>
+    </w:p>
+    <w:p>
+      <w:pPr>
+        <w:widowControl w:val="0"/>
+        <w:spacing w:before="0" w:after="0" w:line="240" w:lineRule="auto"/>
+      </w:pPr>
+      <w:r>
+        <w:rPr>
+          <w:rFonts w:ascii="Consolas" w:hAnsi="Consolas"/>
+          <w:color w:val="000000"/>
+          <w:sz w:val="20"/>
+        </w:rPr>
+        <w:t xml:space="preserve">    {</w:t>
+      </w:r>
+    </w:p>
+    <w:p>
+      <w:pPr>
+        <w:widowControl w:val="0"/>
+        <w:spacing w:before="0" w:after="0" w:line="240" w:lineRule="auto"/>
+      </w:pPr>
+      <w:r>
+        <w:rPr>
+          <w:rFonts w:ascii="Consolas" w:hAnsi="Consolas"/>
+          <w:color w:val="000000"/>
+          <w:sz w:val="20"/>
+        </w:rPr>
+        <w:t xml:space="preserve">        QuanLySinhVien ql = new();</w:t>
+      </w:r>
+    </w:p>
+    <w:p>
+      <w:pPr>
+        <w:widowControl w:val="0"/>
+        <w:spacing w:before="0" w:after="0" w:line="240" w:lineRule="auto"/>
+      </w:pPr>
+      <w:r>
+        <w:rPr>
+          <w:rFonts w:ascii="Consolas" w:hAnsi="Consolas"/>
+          <w:color w:val="000000"/>
+          <w:sz w:val="20"/>
+        </w:rPr>
+        <w:t xml:space="preserve">        ql.Them(new("SV01", "Nguyễn An", new(2005, 5, 12), 9.2));</w:t>
+      </w:r>
+    </w:p>
+    <w:p>
+      <w:pPr>
+        <w:widowControl w:val="0"/>
+        <w:spacing w:before="0" w:after="0" w:line="240" w:lineRule="auto"/>
+      </w:pPr>
+      <w:r>
+        <w:rPr>
+          <w:rFonts w:ascii="Consolas" w:hAnsi="Consolas"/>
+          <w:color w:val="000000"/>
+          <w:sz w:val="20"/>
+        </w:rPr>
+        <w:t xml:space="preserve">        ql.Them(new("SV02", "Trần Bình", new(2005, 9, 3), 8.2));</w:t>
+      </w:r>
+    </w:p>
+    <w:p>
+      <w:pPr>
+        <w:widowControl w:val="0"/>
+        <w:spacing w:before="0" w:after="0" w:line="240" w:lineRule="auto"/>
+      </w:pPr>
+      <w:r>
+        <w:rPr>
+          <w:rFonts w:ascii="Consolas" w:hAnsi="Consolas"/>
+          <w:color w:val="000000"/>
+          <w:sz w:val="20"/>
+        </w:rPr>
+        <w:t xml:space="preserve">        ql.Them(new("SV03", "Lê Chi", new(2006, 1, 20), 6.8));</w:t>
+      </w:r>
+    </w:p>
+    <w:p>
+      <w:pPr>
+        <w:widowControl w:val="0"/>
+        <w:spacing w:before="0" w:after="0" w:line="240" w:lineRule="auto"/>
+      </w:pPr>
+      <w:r>
+        <w:rPr>
+          <w:rFonts w:ascii="Consolas" w:hAnsi="Consolas"/>
+          <w:color w:val="000000"/>
+          <w:sz w:val="20"/>
+        </w:rPr>
+        <w:t xml:space="preserve">        ql.Them(new("SV04", "Phạm Dũng", new(2005, 12, 25), 5.5));</w:t>
+      </w:r>
+    </w:p>
+    <w:p>
+      <w:pPr>
+        <w:widowControl w:val="0"/>
+        <w:spacing w:before="0" w:after="0" w:line="240" w:lineRule="auto"/>
+      </w:pPr>
+      <w:r>
+        <w:rPr>
+          <w:rFonts w:ascii="Consolas" w:hAnsi="Consolas"/>
+          <w:color w:val="000000"/>
+          <w:sz w:val="20"/>
+        </w:rPr>
+        <w:t xml:space="preserve">        ql.Them(new("SV05", "Hoàng Hà", new(2006, 7, 7), 4.0));</w:t>
+      </w:r>
+    </w:p>
+    <w:p>
+      <w:pPr>
+        <w:widowControl w:val="0"/>
+        <w:spacing w:before="0" w:after="0" w:line="240" w:lineRule="auto"/>
+      </w:pPr>
+      <w:r>
+        <w:rPr>
+          <w:rFonts w:ascii="Consolas" w:hAnsi="Consolas"/>
+          <w:color w:val="000000"/>
+          <w:sz w:val="20"/>
+        </w:rPr>
+        <w:t xml:space="preserve">        return ql;</w:t>
+      </w:r>
+    </w:p>
+    <w:p>
+      <w:pPr>
+        <w:widowControl w:val="0"/>
+        <w:spacing w:before="0" w:after="0" w:line="240" w:lineRule="auto"/>
+      </w:pPr>
+      <w:r>
+        <w:rPr>
+          <w:rFonts w:ascii="Consolas" w:hAnsi="Consolas"/>
+          <w:color w:val="000000"/>
+          <w:sz w:val="20"/>
+        </w:rPr>
+        <w:t xml:space="preserve">    }</w:t>
+      </w:r>
+    </w:p>
+    <w:p>
+      <w:pPr>
+        <w:widowControl w:val="0"/>
+        <w:spacing w:before="0" w:after="0" w:line="240" w:lineRule="auto"/>
+      </w:pPr>
+      <w:r>
+        <w:rPr>
+          <w:rFonts w:ascii="Consolas" w:hAnsi="Consolas"/>
+          <w:color w:val="000000"/>
+          <w:sz w:val="20"/>
+        </w:rPr>
+        <w:t>}</w:t>
+      </w:r>
+    </w:p>
+    <w:p/>
     <w:p>
       <w:pPr>
         <w:pStyle w:val="Heading1"/>
@@ -790,6 +3868,2131 @@
         <w:t>Kết quả chi tiết cùng dữ liệu nhập và đầu ra được lưu trong Ket_qua_chay_thu.txt. Mã nguồn và README.txt nằm trong thư mục Lab02_OOPBasics.</w:t>
       </w:r>
     </w:p>
+    <w:p>
+      <w:r>
+        <w:br w:type="page"/>
+      </w:r>
+    </w:p>
+    <w:p>
+      <w:pPr>
+        <w:pStyle w:val="Heading1"/>
+      </w:pPr>
+      <w:r>
+        <w:t>Mã nguồn menu và nhập liệu</w:t>
+      </w:r>
+    </w:p>
+    <w:p>
+      <w:r>
+        <w:t>Chương trình có một menu chính chọn bài 1 đến 10, giống cách chạy Lab01. Bài 7 có menu con nạp, rút, chuyển tiền; bài 10 có menu con quản lý sinh viên. Mỗi lớp là một file riêng nhưng toàn bộ bài chạy trong cùng project Lab02_OOPBasics.</w:t>
+      </w:r>
+    </w:p>
+    <w:p>
+      <w:pPr>
+        <w:keepNext/>
+      </w:pPr>
+      <w:r>
+        <w:rPr>
+          <w:b/>
+        </w:rPr>
+        <w:t>Mã nguồn Program.cs</w:t>
+      </w:r>
+    </w:p>
+    <w:p>
+      <w:r>
+        <w:t>Main điều hướng các bài bằng switch. Các hàm nhập liệu kiểm tra kiểu số, ngày sinh và xử lý kết thúc dữ liệu nhập. Tham số --test chạy bộ kiểm thử KiemThu.cs đi kèm mã nguồn.</w:t>
+      </w:r>
+    </w:p>
+    <w:p>
+      <w:pPr>
+        <w:widowControl w:val="0"/>
+        <w:spacing w:before="0" w:after="0" w:line="240" w:lineRule="auto"/>
+      </w:pPr>
+      <w:r>
+        <w:rPr>
+          <w:rFonts w:ascii="Consolas" w:hAnsi="Consolas"/>
+          <w:color w:val="000000"/>
+          <w:sz w:val="20"/>
+        </w:rPr>
+        <w:t>using System.Globalization;</w:t>
+      </w:r>
+    </w:p>
+    <w:p>
+      <w:pPr>
+        <w:widowControl w:val="0"/>
+        <w:spacing w:before="0" w:after="0" w:line="240" w:lineRule="auto"/>
+      </w:pPr>
+      <w:r>
+        <w:rPr>
+          <w:rFonts w:ascii="Consolas" w:hAnsi="Consolas"/>
+          <w:color w:val="000000"/>
+          <w:sz w:val="20"/>
+        </w:rPr>
+        <w:t>using System.Text;</w:t>
+      </w:r>
+    </w:p>
+    <w:p>
+      <w:pPr>
+        <w:widowControl w:val="0"/>
+        <w:spacing w:before="0" w:after="0" w:line="240" w:lineRule="auto"/>
+      </w:pPr>
+    </w:p>
+    <w:p>
+      <w:pPr>
+        <w:widowControl w:val="0"/>
+        <w:spacing w:before="0" w:after="0" w:line="240" w:lineRule="auto"/>
+      </w:pPr>
+      <w:r>
+        <w:rPr>
+          <w:rFonts w:ascii="Consolas" w:hAnsi="Consolas"/>
+          <w:color w:val="000000"/>
+          <w:sz w:val="20"/>
+        </w:rPr>
+        <w:t>namespace Lab02_OOPBasics;</w:t>
+      </w:r>
+    </w:p>
+    <w:p>
+      <w:pPr>
+        <w:widowControl w:val="0"/>
+        <w:spacing w:before="0" w:after="0" w:line="240" w:lineRule="auto"/>
+      </w:pPr>
+    </w:p>
+    <w:p>
+      <w:pPr>
+        <w:widowControl w:val="0"/>
+        <w:spacing w:before="0" w:after="0" w:line="240" w:lineRule="auto"/>
+      </w:pPr>
+      <w:r>
+        <w:rPr>
+          <w:rFonts w:ascii="Consolas" w:hAnsi="Consolas"/>
+          <w:color w:val="000000"/>
+          <w:sz w:val="20"/>
+        </w:rPr>
+        <w:t>internal static class Program</w:t>
+      </w:r>
+    </w:p>
+    <w:p>
+      <w:pPr>
+        <w:widowControl w:val="0"/>
+        <w:spacing w:before="0" w:after="0" w:line="240" w:lineRule="auto"/>
+      </w:pPr>
+      <w:r>
+        <w:rPr>
+          <w:rFonts w:ascii="Consolas" w:hAnsi="Consolas"/>
+          <w:color w:val="000000"/>
+          <w:sz w:val="20"/>
+        </w:rPr>
+        <w:t>{</w:t>
+      </w:r>
+    </w:p>
+    <w:p>
+      <w:pPr>
+        <w:widowControl w:val="0"/>
+        <w:spacing w:before="0" w:after="0" w:line="240" w:lineRule="auto"/>
+      </w:pPr>
+      <w:r>
+        <w:rPr>
+          <w:rFonts w:ascii="Consolas" w:hAnsi="Consolas"/>
+          <w:color w:val="000000"/>
+          <w:sz w:val="20"/>
+        </w:rPr>
+        <w:t xml:space="preserve">    static string Nhap(string nhan)</w:t>
+      </w:r>
+    </w:p>
+    <w:p>
+      <w:pPr>
+        <w:widowControl w:val="0"/>
+        <w:spacing w:before="0" w:after="0" w:line="240" w:lineRule="auto"/>
+      </w:pPr>
+      <w:r>
+        <w:rPr>
+          <w:rFonts w:ascii="Consolas" w:hAnsi="Consolas"/>
+          <w:color w:val="000000"/>
+          <w:sz w:val="20"/>
+        </w:rPr>
+        <w:t xml:space="preserve">    { Console.Write(nhan); return Console.ReadLine() ?? throw new EndOfStreamException(); }</w:t>
+      </w:r>
+    </w:p>
+    <w:p>
+      <w:pPr>
+        <w:widowControl w:val="0"/>
+        <w:spacing w:before="0" w:after="0" w:line="240" w:lineRule="auto"/>
+      </w:pPr>
+      <w:r>
+        <w:rPr>
+          <w:rFonts w:ascii="Consolas" w:hAnsi="Consolas"/>
+          <w:color w:val="000000"/>
+          <w:sz w:val="20"/>
+        </w:rPr>
+        <w:t xml:space="preserve">    static int SoNguyen(string nhan, int min, int max)</w:t>
+      </w:r>
+    </w:p>
+    <w:p>
+      <w:pPr>
+        <w:widowControl w:val="0"/>
+        <w:spacing w:before="0" w:after="0" w:line="240" w:lineRule="auto"/>
+      </w:pPr>
+      <w:r>
+        <w:rPr>
+          <w:rFonts w:ascii="Consolas" w:hAnsi="Consolas"/>
+          <w:color w:val="000000"/>
+          <w:sz w:val="20"/>
+        </w:rPr>
+        <w:t xml:space="preserve">    {</w:t>
+      </w:r>
+    </w:p>
+    <w:p>
+      <w:pPr>
+        <w:widowControl w:val="0"/>
+        <w:spacing w:before="0" w:after="0" w:line="240" w:lineRule="auto"/>
+      </w:pPr>
+      <w:r>
+        <w:rPr>
+          <w:rFonts w:ascii="Consolas" w:hAnsi="Consolas"/>
+          <w:color w:val="000000"/>
+          <w:sz w:val="20"/>
+        </w:rPr>
+        <w:t xml:space="preserve">        while (true)</w:t>
+      </w:r>
+    </w:p>
+    <w:p>
+      <w:pPr>
+        <w:widowControl w:val="0"/>
+        <w:spacing w:before="0" w:after="0" w:line="240" w:lineRule="auto"/>
+      </w:pPr>
+      <w:r>
+        <w:rPr>
+          <w:rFonts w:ascii="Consolas" w:hAnsi="Consolas"/>
+          <w:color w:val="000000"/>
+          <w:sz w:val="20"/>
+        </w:rPr>
+        <w:t xml:space="preserve">        {</w:t>
+      </w:r>
+    </w:p>
+    <w:p>
+      <w:pPr>
+        <w:widowControl w:val="0"/>
+        <w:spacing w:before="0" w:after="0" w:line="240" w:lineRule="auto"/>
+      </w:pPr>
+      <w:r>
+        <w:rPr>
+          <w:rFonts w:ascii="Consolas" w:hAnsi="Consolas"/>
+          <w:color w:val="000000"/>
+          <w:sz w:val="20"/>
+        </w:rPr>
+        <w:t xml:space="preserve">            if (int.TryParse(Nhap(nhan), out int n) &amp;&amp; n &gt;= min &amp;&amp; n &lt;= max) return n;</w:t>
+      </w:r>
+    </w:p>
+    <w:p>
+      <w:pPr>
+        <w:widowControl w:val="0"/>
+        <w:spacing w:before="0" w:after="0" w:line="240" w:lineRule="auto"/>
+      </w:pPr>
+      <w:r>
+        <w:rPr>
+          <w:rFonts w:ascii="Consolas" w:hAnsi="Consolas"/>
+          <w:color w:val="000000"/>
+          <w:sz w:val="20"/>
+        </w:rPr>
+        <w:t xml:space="preserve">            Console.WriteLine($"Nhập số nguyên từ {min} đến {max}.");</w:t>
+      </w:r>
+    </w:p>
+    <w:p>
+      <w:pPr>
+        <w:widowControl w:val="0"/>
+        <w:spacing w:before="0" w:after="0" w:line="240" w:lineRule="auto"/>
+      </w:pPr>
+      <w:r>
+        <w:rPr>
+          <w:rFonts w:ascii="Consolas" w:hAnsi="Consolas"/>
+          <w:color w:val="000000"/>
+          <w:sz w:val="20"/>
+        </w:rPr>
+        <w:t xml:space="preserve">        }</w:t>
+      </w:r>
+    </w:p>
+    <w:p>
+      <w:pPr>
+        <w:widowControl w:val="0"/>
+        <w:spacing w:before="0" w:after="0" w:line="240" w:lineRule="auto"/>
+      </w:pPr>
+      <w:r>
+        <w:rPr>
+          <w:rFonts w:ascii="Consolas" w:hAnsi="Consolas"/>
+          <w:color w:val="000000"/>
+          <w:sz w:val="20"/>
+        </w:rPr>
+        <w:t xml:space="preserve">    }</w:t>
+      </w:r>
+    </w:p>
+    <w:p>
+      <w:pPr>
+        <w:widowControl w:val="0"/>
+        <w:spacing w:before="0" w:after="0" w:line="240" w:lineRule="auto"/>
+      </w:pPr>
+      <w:r>
+        <w:rPr>
+          <w:rFonts w:ascii="Consolas" w:hAnsi="Consolas"/>
+          <w:color w:val="000000"/>
+          <w:sz w:val="20"/>
+        </w:rPr>
+        <w:t xml:space="preserve">    static double SoThuc(string nhan)</w:t>
+      </w:r>
+    </w:p>
+    <w:p>
+      <w:pPr>
+        <w:widowControl w:val="0"/>
+        <w:spacing w:before="0" w:after="0" w:line="240" w:lineRule="auto"/>
+      </w:pPr>
+      <w:r>
+        <w:rPr>
+          <w:rFonts w:ascii="Consolas" w:hAnsi="Consolas"/>
+          <w:color w:val="000000"/>
+          <w:sz w:val="20"/>
+        </w:rPr>
+        <w:t xml:space="preserve">    {</w:t>
+      </w:r>
+    </w:p>
+    <w:p>
+      <w:pPr>
+        <w:widowControl w:val="0"/>
+        <w:spacing w:before="0" w:after="0" w:line="240" w:lineRule="auto"/>
+      </w:pPr>
+      <w:r>
+        <w:rPr>
+          <w:rFonts w:ascii="Consolas" w:hAnsi="Consolas"/>
+          <w:color w:val="000000"/>
+          <w:sz w:val="20"/>
+        </w:rPr>
+        <w:t xml:space="preserve">        while (true)</w:t>
+      </w:r>
+    </w:p>
+    <w:p>
+      <w:pPr>
+        <w:widowControl w:val="0"/>
+        <w:spacing w:before="0" w:after="0" w:line="240" w:lineRule="auto"/>
+      </w:pPr>
+      <w:r>
+        <w:rPr>
+          <w:rFonts w:ascii="Consolas" w:hAnsi="Consolas"/>
+          <w:color w:val="000000"/>
+          <w:sz w:val="20"/>
+        </w:rPr>
+        <w:t xml:space="preserve">        {</w:t>
+      </w:r>
+    </w:p>
+    <w:p>
+      <w:pPr>
+        <w:widowControl w:val="0"/>
+        <w:spacing w:before="0" w:after="0" w:line="240" w:lineRule="auto"/>
+      </w:pPr>
+      <w:r>
+        <w:rPr>
+          <w:rFonts w:ascii="Consolas" w:hAnsi="Consolas"/>
+          <w:color w:val="000000"/>
+          <w:sz w:val="20"/>
+        </w:rPr>
+        <w:t xml:space="preserve">            if (double.TryParse(Nhap(nhan).Replace(',', '.'), NumberStyles.Float, CultureInfo.InvariantCulture, out double x)</w:t>
+      </w:r>
+    </w:p>
+    <w:p>
+      <w:pPr>
+        <w:widowControl w:val="0"/>
+        <w:spacing w:before="0" w:after="0" w:line="240" w:lineRule="auto"/>
+      </w:pPr>
+      <w:r>
+        <w:rPr>
+          <w:rFonts w:ascii="Consolas" w:hAnsi="Consolas"/>
+          <w:color w:val="000000"/>
+          <w:sz w:val="20"/>
+        </w:rPr>
+        <w:t xml:space="preserve">                &amp;&amp; double.IsFinite(x)) return x;</w:t>
+      </w:r>
+    </w:p>
+    <w:p>
+      <w:pPr>
+        <w:widowControl w:val="0"/>
+        <w:spacing w:before="0" w:after="0" w:line="240" w:lineRule="auto"/>
+      </w:pPr>
+      <w:r>
+        <w:rPr>
+          <w:rFonts w:ascii="Consolas" w:hAnsi="Consolas"/>
+          <w:color w:val="000000"/>
+          <w:sz w:val="20"/>
+        </w:rPr>
+        <w:t xml:space="preserve">            Console.WriteLine("Số không hợp lệ.");</w:t>
+      </w:r>
+    </w:p>
+    <w:p>
+      <w:pPr>
+        <w:widowControl w:val="0"/>
+        <w:spacing w:before="0" w:after="0" w:line="240" w:lineRule="auto"/>
+      </w:pPr>
+      <w:r>
+        <w:rPr>
+          <w:rFonts w:ascii="Consolas" w:hAnsi="Consolas"/>
+          <w:color w:val="000000"/>
+          <w:sz w:val="20"/>
+        </w:rPr>
+        <w:t xml:space="preserve">        }</w:t>
+      </w:r>
+    </w:p>
+    <w:p>
+      <w:pPr>
+        <w:widowControl w:val="0"/>
+        <w:spacing w:before="0" w:after="0" w:line="240" w:lineRule="auto"/>
+      </w:pPr>
+      <w:r>
+        <w:rPr>
+          <w:rFonts w:ascii="Consolas" w:hAnsi="Consolas"/>
+          <w:color w:val="000000"/>
+          <w:sz w:val="20"/>
+        </w:rPr>
+        <w:t xml:space="preserve">    }</w:t>
+      </w:r>
+    </w:p>
+    <w:p>
+      <w:pPr>
+        <w:widowControl w:val="0"/>
+        <w:spacing w:before="0" w:after="0" w:line="240" w:lineRule="auto"/>
+      </w:pPr>
+      <w:r>
+        <w:rPr>
+          <w:rFonts w:ascii="Consolas" w:hAnsi="Consolas"/>
+          <w:color w:val="000000"/>
+          <w:sz w:val="20"/>
+        </w:rPr>
+        <w:t xml:space="preserve">    static decimal SoTien(string nhan)</w:t>
+      </w:r>
+    </w:p>
+    <w:p>
+      <w:pPr>
+        <w:widowControl w:val="0"/>
+        <w:spacing w:before="0" w:after="0" w:line="240" w:lineRule="auto"/>
+      </w:pPr>
+      <w:r>
+        <w:rPr>
+          <w:rFonts w:ascii="Consolas" w:hAnsi="Consolas"/>
+          <w:color w:val="000000"/>
+          <w:sz w:val="20"/>
+        </w:rPr>
+        <w:t xml:space="preserve">    {</w:t>
+      </w:r>
+    </w:p>
+    <w:p>
+      <w:pPr>
+        <w:widowControl w:val="0"/>
+        <w:spacing w:before="0" w:after="0" w:line="240" w:lineRule="auto"/>
+      </w:pPr>
+      <w:r>
+        <w:rPr>
+          <w:rFonts w:ascii="Consolas" w:hAnsi="Consolas"/>
+          <w:color w:val="000000"/>
+          <w:sz w:val="20"/>
+        </w:rPr>
+        <w:t xml:space="preserve">        while (true)</w:t>
+      </w:r>
+    </w:p>
+    <w:p>
+      <w:pPr>
+        <w:widowControl w:val="0"/>
+        <w:spacing w:before="0" w:after="0" w:line="240" w:lineRule="auto"/>
+      </w:pPr>
+      <w:r>
+        <w:rPr>
+          <w:rFonts w:ascii="Consolas" w:hAnsi="Consolas"/>
+          <w:color w:val="000000"/>
+          <w:sz w:val="20"/>
+        </w:rPr>
+        <w:t xml:space="preserve">        {</w:t>
+      </w:r>
+    </w:p>
+    <w:p>
+      <w:pPr>
+        <w:widowControl w:val="0"/>
+        <w:spacing w:before="0" w:after="0" w:line="240" w:lineRule="auto"/>
+      </w:pPr>
+      <w:r>
+        <w:rPr>
+          <w:rFonts w:ascii="Consolas" w:hAnsi="Consolas"/>
+          <w:color w:val="000000"/>
+          <w:sz w:val="20"/>
+        </w:rPr>
+        <w:t xml:space="preserve">            if (decimal.TryParse(Nhap(nhan).Replace(',', '.'), NumberStyles.AllowLeadingSign | NumberStyles.AllowDecimalPoint,</w:t>
+      </w:r>
+    </w:p>
+    <w:p>
+      <w:pPr>
+        <w:widowControl w:val="0"/>
+        <w:spacing w:before="0" w:after="0" w:line="240" w:lineRule="auto"/>
+      </w:pPr>
+      <w:r>
+        <w:rPr>
+          <w:rFonts w:ascii="Consolas" w:hAnsi="Consolas"/>
+          <w:color w:val="000000"/>
+          <w:sz w:val="20"/>
+        </w:rPr>
+        <w:t xml:space="preserve">                CultureInfo.InvariantCulture, out decimal n)) return n;</w:t>
+      </w:r>
+    </w:p>
+    <w:p>
+      <w:pPr>
+        <w:widowControl w:val="0"/>
+        <w:spacing w:before="0" w:after="0" w:line="240" w:lineRule="auto"/>
+      </w:pPr>
+      <w:r>
+        <w:rPr>
+          <w:rFonts w:ascii="Consolas" w:hAnsi="Consolas"/>
+          <w:color w:val="000000"/>
+          <w:sz w:val="20"/>
+        </w:rPr>
+        <w:t xml:space="preserve">            Console.WriteLine("Nhập số, không dùng dấu phân cách hàng nghìn.");</w:t>
+      </w:r>
+    </w:p>
+    <w:p>
+      <w:pPr>
+        <w:widowControl w:val="0"/>
+        <w:spacing w:before="0" w:after="0" w:line="240" w:lineRule="auto"/>
+      </w:pPr>
+      <w:r>
+        <w:rPr>
+          <w:rFonts w:ascii="Consolas" w:hAnsi="Consolas"/>
+          <w:color w:val="000000"/>
+          <w:sz w:val="20"/>
+        </w:rPr>
+        <w:t xml:space="preserve">        }</w:t>
+      </w:r>
+    </w:p>
+    <w:p>
+      <w:pPr>
+        <w:widowControl w:val="0"/>
+        <w:spacing w:before="0" w:after="0" w:line="240" w:lineRule="auto"/>
+      </w:pPr>
+      <w:r>
+        <w:rPr>
+          <w:rFonts w:ascii="Consolas" w:hAnsi="Consolas"/>
+          <w:color w:val="000000"/>
+          <w:sz w:val="20"/>
+        </w:rPr>
+        <w:t xml:space="preserve">    }</w:t>
+      </w:r>
+    </w:p>
+    <w:p>
+      <w:pPr>
+        <w:widowControl w:val="0"/>
+        <w:spacing w:before="0" w:after="0" w:line="240" w:lineRule="auto"/>
+      </w:pPr>
+      <w:r>
+        <w:rPr>
+          <w:rFonts w:ascii="Consolas" w:hAnsi="Consolas"/>
+          <w:color w:val="000000"/>
+          <w:sz w:val="20"/>
+        </w:rPr>
+        <w:t xml:space="preserve">    static DateTime Ngay()</w:t>
+      </w:r>
+    </w:p>
+    <w:p>
+      <w:pPr>
+        <w:widowControl w:val="0"/>
+        <w:spacing w:before="0" w:after="0" w:line="240" w:lineRule="auto"/>
+      </w:pPr>
+      <w:r>
+        <w:rPr>
+          <w:rFonts w:ascii="Consolas" w:hAnsi="Consolas"/>
+          <w:color w:val="000000"/>
+          <w:sz w:val="20"/>
+        </w:rPr>
+        <w:t xml:space="preserve">    {</w:t>
+      </w:r>
+    </w:p>
+    <w:p>
+      <w:pPr>
+        <w:widowControl w:val="0"/>
+        <w:spacing w:before="0" w:after="0" w:line="240" w:lineRule="auto"/>
+      </w:pPr>
+      <w:r>
+        <w:rPr>
+          <w:rFonts w:ascii="Consolas" w:hAnsi="Consolas"/>
+          <w:color w:val="000000"/>
+          <w:sz w:val="20"/>
+        </w:rPr>
+        <w:t xml:space="preserve">        while (true)</w:t>
+      </w:r>
+    </w:p>
+    <w:p>
+      <w:pPr>
+        <w:widowControl w:val="0"/>
+        <w:spacing w:before="0" w:after="0" w:line="240" w:lineRule="auto"/>
+      </w:pPr>
+      <w:r>
+        <w:rPr>
+          <w:rFonts w:ascii="Consolas" w:hAnsi="Consolas"/>
+          <w:color w:val="000000"/>
+          <w:sz w:val="20"/>
+        </w:rPr>
+        <w:t xml:space="preserve">        {</w:t>
+      </w:r>
+    </w:p>
+    <w:p>
+      <w:pPr>
+        <w:widowControl w:val="0"/>
+        <w:spacing w:before="0" w:after="0" w:line="240" w:lineRule="auto"/>
+      </w:pPr>
+      <w:r>
+        <w:rPr>
+          <w:rFonts w:ascii="Consolas" w:hAnsi="Consolas"/>
+          <w:color w:val="000000"/>
+          <w:sz w:val="20"/>
+        </w:rPr>
+        <w:t xml:space="preserve">            if (DateTime.TryParseExact(Nhap("Ngày sinh (dd/MM/yyyy): "), "dd/MM/yyyy", CultureInfo.InvariantCulture,</w:t>
+      </w:r>
+    </w:p>
+    <w:p>
+      <w:pPr>
+        <w:widowControl w:val="0"/>
+        <w:spacing w:before="0" w:after="0" w:line="240" w:lineRule="auto"/>
+      </w:pPr>
+      <w:r>
+        <w:rPr>
+          <w:rFonts w:ascii="Consolas" w:hAnsi="Consolas"/>
+          <w:color w:val="000000"/>
+          <w:sz w:val="20"/>
+        </w:rPr>
+        <w:t xml:space="preserve">                DateTimeStyles.None, out DateTime ngay) &amp;&amp; ngay &lt;= DateTime.Today) return ngay;</w:t>
+      </w:r>
+    </w:p>
+    <w:p>
+      <w:pPr>
+        <w:widowControl w:val="0"/>
+        <w:spacing w:before="0" w:after="0" w:line="240" w:lineRule="auto"/>
+      </w:pPr>
+      <w:r>
+        <w:rPr>
+          <w:rFonts w:ascii="Consolas" w:hAnsi="Consolas"/>
+          <w:color w:val="000000"/>
+          <w:sz w:val="20"/>
+        </w:rPr>
+        <w:t xml:space="preserve">            Console.WriteLine("Ngày sinh không hợp lệ.");</w:t>
+      </w:r>
+    </w:p>
+    <w:p>
+      <w:pPr>
+        <w:widowControl w:val="0"/>
+        <w:spacing w:before="0" w:after="0" w:line="240" w:lineRule="auto"/>
+      </w:pPr>
+      <w:r>
+        <w:rPr>
+          <w:rFonts w:ascii="Consolas" w:hAnsi="Consolas"/>
+          <w:color w:val="000000"/>
+          <w:sz w:val="20"/>
+        </w:rPr>
+        <w:t xml:space="preserve">        }</w:t>
+      </w:r>
+    </w:p>
+    <w:p>
+      <w:pPr>
+        <w:widowControl w:val="0"/>
+        <w:spacing w:before="0" w:after="0" w:line="240" w:lineRule="auto"/>
+      </w:pPr>
+      <w:r>
+        <w:rPr>
+          <w:rFonts w:ascii="Consolas" w:hAnsi="Consolas"/>
+          <w:color w:val="000000"/>
+          <w:sz w:val="20"/>
+        </w:rPr>
+        <w:t xml:space="preserve">    }</w:t>
+      </w:r>
+    </w:p>
+    <w:p>
+      <w:pPr>
+        <w:widowControl w:val="0"/>
+        <w:spacing w:before="0" w:after="0" w:line="240" w:lineRule="auto"/>
+      </w:pPr>
+      <w:r>
+        <w:rPr>
+          <w:rFonts w:ascii="Consolas" w:hAnsi="Consolas"/>
+          <w:color w:val="000000"/>
+          <w:sz w:val="20"/>
+        </w:rPr>
+        <w:t xml:space="preserve">    static SinhVien NhapSV(string? ma = null) =&gt; new(ma ?? Nhap("Mã SV: "), Nhap("Họ tên: "), Ngay(), SoThuc("Điểm TB: "));</w:t>
+      </w:r>
+    </w:p>
+    <w:p>
+      <w:pPr>
+        <w:widowControl w:val="0"/>
+        <w:spacing w:before="0" w:after="0" w:line="240" w:lineRule="auto"/>
+      </w:pPr>
+    </w:p>
+    <w:p>
+      <w:pPr>
+        <w:widowControl w:val="0"/>
+        <w:spacing w:before="0" w:after="0" w:line="240" w:lineRule="auto"/>
+      </w:pPr>
+      <w:r>
+        <w:rPr>
+          <w:rFonts w:ascii="Consolas" w:hAnsi="Consolas"/>
+          <w:color w:val="000000"/>
+          <w:sz w:val="20"/>
+        </w:rPr>
+        <w:t xml:space="preserve">    static void Main(string[] args)</w:t>
+      </w:r>
+    </w:p>
+    <w:p>
+      <w:pPr>
+        <w:widowControl w:val="0"/>
+        <w:spacing w:before="0" w:after="0" w:line="240" w:lineRule="auto"/>
+      </w:pPr>
+      <w:r>
+        <w:rPr>
+          <w:rFonts w:ascii="Consolas" w:hAnsi="Consolas"/>
+          <w:color w:val="000000"/>
+          <w:sz w:val="20"/>
+        </w:rPr>
+        <w:t xml:space="preserve">    {</w:t>
+      </w:r>
+    </w:p>
+    <w:p>
+      <w:pPr>
+        <w:widowControl w:val="0"/>
+        <w:spacing w:before="0" w:after="0" w:line="240" w:lineRule="auto"/>
+      </w:pPr>
+      <w:r>
+        <w:rPr>
+          <w:rFonts w:ascii="Consolas" w:hAnsi="Consolas"/>
+          <w:color w:val="000000"/>
+          <w:sz w:val="20"/>
+        </w:rPr>
+        <w:t xml:space="preserve">        Console.OutputEncoding = Encoding.UTF8;</w:t>
+      </w:r>
+    </w:p>
+    <w:p>
+      <w:pPr>
+        <w:widowControl w:val="0"/>
+        <w:spacing w:before="0" w:after="0" w:line="240" w:lineRule="auto"/>
+      </w:pPr>
+      <w:r>
+        <w:rPr>
+          <w:rFonts w:ascii="Consolas" w:hAnsi="Consolas"/>
+          <w:color w:val="000000"/>
+          <w:sz w:val="20"/>
+        </w:rPr>
+        <w:t xml:space="preserve">        Console.InputEncoding = Encoding.UTF8;</w:t>
+      </w:r>
+    </w:p>
+    <w:p>
+      <w:pPr>
+        <w:widowControl w:val="0"/>
+        <w:spacing w:before="0" w:after="0" w:line="240" w:lineRule="auto"/>
+      </w:pPr>
+      <w:r>
+        <w:rPr>
+          <w:rFonts w:ascii="Consolas" w:hAnsi="Consolas"/>
+          <w:color w:val="000000"/>
+          <w:sz w:val="20"/>
+        </w:rPr>
+        <w:t xml:space="preserve">        if (args.Contains("--test")) { KiemThu.Chay(); return; }</w:t>
+      </w:r>
+    </w:p>
+    <w:p>
+      <w:pPr>
+        <w:widowControl w:val="0"/>
+        <w:spacing w:before="0" w:after="0" w:line="240" w:lineRule="auto"/>
+      </w:pPr>
+      <w:r>
+        <w:rPr>
+          <w:rFonts w:ascii="Consolas" w:hAnsi="Consolas"/>
+          <w:color w:val="000000"/>
+          <w:sz w:val="20"/>
+        </w:rPr>
+        <w:t xml:space="preserve">        QuanLySinhVien ql = QuanLySinhVien.TaoDuLieuMau();</w:t>
+      </w:r>
+    </w:p>
+    <w:p>
+      <w:pPr>
+        <w:widowControl w:val="0"/>
+        <w:spacing w:before="0" w:after="0" w:line="240" w:lineRule="auto"/>
+      </w:pPr>
+      <w:r>
+        <w:rPr>
+          <w:rFonts w:ascii="Consolas" w:hAnsi="Consolas"/>
+          <w:color w:val="000000"/>
+          <w:sz w:val="20"/>
+        </w:rPr>
+        <w:t xml:space="preserve">        try</w:t>
+      </w:r>
+    </w:p>
+    <w:p>
+      <w:pPr>
+        <w:widowControl w:val="0"/>
+        <w:spacing w:before="0" w:after="0" w:line="240" w:lineRule="auto"/>
+      </w:pPr>
+      <w:r>
+        <w:rPr>
+          <w:rFonts w:ascii="Consolas" w:hAnsi="Consolas"/>
+          <w:color w:val="000000"/>
+          <w:sz w:val="20"/>
+        </w:rPr>
+        <w:t xml:space="preserve">        {</w:t>
+      </w:r>
+    </w:p>
+    <w:p>
+      <w:pPr>
+        <w:widowControl w:val="0"/>
+        <w:spacing w:before="0" w:after="0" w:line="240" w:lineRule="auto"/>
+      </w:pPr>
+      <w:r>
+        <w:rPr>
+          <w:rFonts w:ascii="Consolas" w:hAnsi="Consolas"/>
+          <w:color w:val="000000"/>
+          <w:sz w:val="20"/>
+        </w:rPr>
+        <w:t xml:space="preserve">            int chon;</w:t>
+      </w:r>
+    </w:p>
+    <w:p>
+      <w:pPr>
+        <w:widowControl w:val="0"/>
+        <w:spacing w:before="0" w:after="0" w:line="240" w:lineRule="auto"/>
+      </w:pPr>
+      <w:r>
+        <w:rPr>
+          <w:rFonts w:ascii="Consolas" w:hAnsi="Consolas"/>
+          <w:color w:val="000000"/>
+          <w:sz w:val="20"/>
+        </w:rPr>
+        <w:t xml:space="preserve">            do</w:t>
+      </w:r>
+    </w:p>
+    <w:p>
+      <w:pPr>
+        <w:widowControl w:val="0"/>
+        <w:spacing w:before="0" w:after="0" w:line="240" w:lineRule="auto"/>
+      </w:pPr>
+      <w:r>
+        <w:rPr>
+          <w:rFonts w:ascii="Consolas" w:hAnsi="Consolas"/>
+          <w:color w:val="000000"/>
+          <w:sz w:val="20"/>
+        </w:rPr>
+        <w:t xml:space="preserve">            {</w:t>
+      </w:r>
+    </w:p>
+    <w:p>
+      <w:pPr>
+        <w:widowControl w:val="0"/>
+        <w:spacing w:before="0" w:after="0" w:line="240" w:lineRule="auto"/>
+      </w:pPr>
+      <w:r>
+        <w:rPr>
+          <w:rFonts w:ascii="Consolas" w:hAnsi="Consolas"/>
+          <w:color w:val="000000"/>
+          <w:sz w:val="20"/>
+        </w:rPr>
+        <w:t xml:space="preserve">                Console.WriteLine("\nLAB 02 - OOP\n1. Lớp SinhVien\n2. Constructor\n3. Kiểm tra đóng gói\n4. Tuổi và xếp loại\n5. Danh sách và tìm mã\n6. Sản phẩm\n7. Tài khoản ngân hàng\n8. Nhân viên\n9. Hình chữ nhật\n10. Quản lý sinh viên\n0. Thoát");</w:t>
+      </w:r>
+    </w:p>
+    <w:p>
+      <w:pPr>
+        <w:widowControl w:val="0"/>
+        <w:spacing w:before="0" w:after="0" w:line="240" w:lineRule="auto"/>
+      </w:pPr>
+      <w:r>
+        <w:rPr>
+          <w:rFonts w:ascii="Consolas" w:hAnsi="Consolas"/>
+          <w:color w:val="000000"/>
+          <w:sz w:val="20"/>
+        </w:rPr>
+        <w:t xml:space="preserve">                chon = SoNguyen("Chọn: ", 0, 10);</w:t>
+      </w:r>
+    </w:p>
+    <w:p>
+      <w:pPr>
+        <w:widowControl w:val="0"/>
+        <w:spacing w:before="0" w:after="0" w:line="240" w:lineRule="auto"/>
+      </w:pPr>
+      <w:r>
+        <w:rPr>
+          <w:rFonts w:ascii="Consolas" w:hAnsi="Consolas"/>
+          <w:color w:val="000000"/>
+          <w:sz w:val="20"/>
+        </w:rPr>
+        <w:t xml:space="preserve">                try</w:t>
+      </w:r>
+    </w:p>
+    <w:p>
+      <w:pPr>
+        <w:widowControl w:val="0"/>
+        <w:spacing w:before="0" w:after="0" w:line="240" w:lineRule="auto"/>
+      </w:pPr>
+      <w:r>
+        <w:rPr>
+          <w:rFonts w:ascii="Consolas" w:hAnsi="Consolas"/>
+          <w:color w:val="000000"/>
+          <w:sz w:val="20"/>
+        </w:rPr>
+        <w:t xml:space="preserve">                {</w:t>
+      </w:r>
+    </w:p>
+    <w:p>
+      <w:pPr>
+        <w:widowControl w:val="0"/>
+        <w:spacing w:before="0" w:after="0" w:line="240" w:lineRule="auto"/>
+      </w:pPr>
+      <w:r>
+        <w:rPr>
+          <w:rFonts w:ascii="Consolas" w:hAnsi="Consolas"/>
+          <w:color w:val="000000"/>
+          <w:sz w:val="20"/>
+        </w:rPr>
+        <w:t xml:space="preserve">                    switch (chon)</w:t>
+      </w:r>
+    </w:p>
+    <w:p>
+      <w:pPr>
+        <w:widowControl w:val="0"/>
+        <w:spacing w:before="0" w:after="0" w:line="240" w:lineRule="auto"/>
+      </w:pPr>
+      <w:r>
+        <w:rPr>
+          <w:rFonts w:ascii="Consolas" w:hAnsi="Consolas"/>
+          <w:color w:val="000000"/>
+          <w:sz w:val="20"/>
+        </w:rPr>
+        <w:t xml:space="preserve">                    {</w:t>
+      </w:r>
+    </w:p>
+    <w:p>
+      <w:pPr>
+        <w:widowControl w:val="0"/>
+        <w:spacing w:before="0" w:after="0" w:line="240" w:lineRule="auto"/>
+      </w:pPr>
+      <w:r>
+        <w:rPr>
+          <w:rFonts w:ascii="Consolas" w:hAnsi="Consolas"/>
+          <w:color w:val="000000"/>
+          <w:sz w:val="20"/>
+        </w:rPr>
+        <w:t xml:space="preserve">                        case 1: new SinhVien("SV01", "Nguyễn An", new(2005, 5, 12), 8.2).HienThi(); break;</w:t>
+      </w:r>
+    </w:p>
+    <w:p>
+      <w:pPr>
+        <w:widowControl w:val="0"/>
+        <w:spacing w:before="0" w:after="0" w:line="240" w:lineRule="auto"/>
+      </w:pPr>
+      <w:r>
+        <w:rPr>
+          <w:rFonts w:ascii="Consolas" w:hAnsi="Consolas"/>
+          <w:color w:val="000000"/>
+          <w:sz w:val="20"/>
+        </w:rPr>
+        <w:t xml:space="preserve">                        case 2:</w:t>
+      </w:r>
+    </w:p>
+    <w:p>
+      <w:pPr>
+        <w:widowControl w:val="0"/>
+        <w:spacing w:before="0" w:after="0" w:line="240" w:lineRule="auto"/>
+      </w:pPr>
+      <w:r>
+        <w:rPr>
+          <w:rFonts w:ascii="Consolas" w:hAnsi="Consolas"/>
+          <w:color w:val="000000"/>
+          <w:sz w:val="20"/>
+        </w:rPr>
+        <w:t xml:space="preserve">                            new SinhVien().HienThi();</w:t>
+      </w:r>
+    </w:p>
+    <w:p>
+      <w:pPr>
+        <w:widowControl w:val="0"/>
+        <w:spacing w:before="0" w:after="0" w:line="240" w:lineRule="auto"/>
+      </w:pPr>
+      <w:r>
+        <w:rPr>
+          <w:rFonts w:ascii="Consolas" w:hAnsi="Consolas"/>
+          <w:color w:val="000000"/>
+          <w:sz w:val="20"/>
+        </w:rPr>
+        <w:t xml:space="preserve">                            new SinhVien("SV02", "Trần Bình", new(2005, 9, 3), 6.8).HienThi(); break;</w:t>
+      </w:r>
+    </w:p>
+    <w:p>
+      <w:pPr>
+        <w:widowControl w:val="0"/>
+        <w:spacing w:before="0" w:after="0" w:line="240" w:lineRule="auto"/>
+      </w:pPr>
+      <w:r>
+        <w:rPr>
+          <w:rFonts w:ascii="Consolas" w:hAnsi="Consolas"/>
+          <w:color w:val="000000"/>
+          <w:sz w:val="20"/>
+        </w:rPr>
+        <w:t xml:space="preserve">                        case 3: NhapSV().HienThi(); break;</w:t>
+      </w:r>
+    </w:p>
+    <w:p>
+      <w:pPr>
+        <w:widowControl w:val="0"/>
+        <w:spacing w:before="0" w:after="0" w:line="240" w:lineRule="auto"/>
+      </w:pPr>
+      <w:r>
+        <w:rPr>
+          <w:rFonts w:ascii="Consolas" w:hAnsi="Consolas"/>
+          <w:color w:val="000000"/>
+          <w:sz w:val="20"/>
+        </w:rPr>
+        <w:t xml:space="preserve">                        case 4:</w:t>
+      </w:r>
+    </w:p>
+    <w:p>
+      <w:pPr>
+        <w:widowControl w:val="0"/>
+        <w:spacing w:before="0" w:after="0" w:line="240" w:lineRule="auto"/>
+      </w:pPr>
+      <w:r>
+        <w:rPr>
+          <w:rFonts w:ascii="Consolas" w:hAnsi="Consolas"/>
+          <w:color w:val="000000"/>
+          <w:sz w:val="20"/>
+        </w:rPr>
+        <w:t xml:space="preserve">                            SinhVien sv = NhapSV();</w:t>
+      </w:r>
+    </w:p>
+    <w:p>
+      <w:pPr>
+        <w:widowControl w:val="0"/>
+        <w:spacing w:before="0" w:after="0" w:line="240" w:lineRule="auto"/>
+      </w:pPr>
+      <w:r>
+        <w:rPr>
+          <w:rFonts w:ascii="Consolas" w:hAnsi="Consolas"/>
+          <w:color w:val="000000"/>
+          <w:sz w:val="20"/>
+        </w:rPr>
+        <w:t xml:space="preserve">                            Console.WriteLine($"Tuổi: {sv.TinhTuoi()}; Xếp loại: {sv.XepLoai()}"); break;</w:t>
+      </w:r>
+    </w:p>
+    <w:p>
+      <w:pPr>
+        <w:widowControl w:val="0"/>
+        <w:spacing w:before="0" w:after="0" w:line="240" w:lineRule="auto"/>
+      </w:pPr>
+      <w:r>
+        <w:rPr>
+          <w:rFonts w:ascii="Consolas" w:hAnsi="Consolas"/>
+          <w:color w:val="000000"/>
+          <w:sz w:val="20"/>
+        </w:rPr>
+        <w:t xml:space="preserve">                        case 5:</w:t>
+      </w:r>
+    </w:p>
+    <w:p>
+      <w:pPr>
+        <w:widowControl w:val="0"/>
+        <w:spacing w:before="0" w:after="0" w:line="240" w:lineRule="auto"/>
+      </w:pPr>
+      <w:r>
+        <w:rPr>
+          <w:rFonts w:ascii="Consolas" w:hAnsi="Consolas"/>
+          <w:color w:val="000000"/>
+          <w:sz w:val="20"/>
+        </w:rPr>
+        <w:t xml:space="preserve">                            ql.InDanhSach();</w:t>
+      </w:r>
+    </w:p>
+    <w:p>
+      <w:pPr>
+        <w:widowControl w:val="0"/>
+        <w:spacing w:before="0" w:after="0" w:line="240" w:lineRule="auto"/>
+      </w:pPr>
+      <w:r>
+        <w:rPr>
+          <w:rFonts w:ascii="Consolas" w:hAnsi="Consolas"/>
+          <w:color w:val="000000"/>
+          <w:sz w:val="20"/>
+        </w:rPr>
+        <w:t xml:space="preserve">                            SinhVien? tim = ql.TimTheoMa(Nhap("Mã cần tìm: "));</w:t>
+      </w:r>
+    </w:p>
+    <w:p>
+      <w:pPr>
+        <w:widowControl w:val="0"/>
+        <w:spacing w:before="0" w:after="0" w:line="240" w:lineRule="auto"/>
+      </w:pPr>
+      <w:r>
+        <w:rPr>
+          <w:rFonts w:ascii="Consolas" w:hAnsi="Consolas"/>
+          <w:color w:val="000000"/>
+          <w:sz w:val="20"/>
+        </w:rPr>
+        <w:t xml:space="preserve">                            if (tim == null) Console.WriteLine("Không tìm thấy."); else tim.HienThi(); break;</w:t>
+      </w:r>
+    </w:p>
+    <w:p>
+      <w:pPr>
+        <w:widowControl w:val="0"/>
+        <w:spacing w:before="0" w:after="0" w:line="240" w:lineRule="auto"/>
+      </w:pPr>
+      <w:r>
+        <w:rPr>
+          <w:rFonts w:ascii="Consolas" w:hAnsi="Consolas"/>
+          <w:color w:val="000000"/>
+          <w:sz w:val="20"/>
+        </w:rPr>
+        <w:t xml:space="preserve">                        case 6:</w:t>
+      </w:r>
+    </w:p>
+    <w:p>
+      <w:pPr>
+        <w:widowControl w:val="0"/>
+        <w:spacing w:before="0" w:after="0" w:line="240" w:lineRule="auto"/>
+      </w:pPr>
+      <w:r>
+        <w:rPr>
+          <w:rFonts w:ascii="Consolas" w:hAnsi="Consolas"/>
+          <w:color w:val="000000"/>
+          <w:sz w:val="20"/>
+        </w:rPr>
+        <w:t xml:space="preserve">                            SanPham sp = new(Nhap("Mã SP: "), Nhap("Tên SP: "), SoTien("Đơn giá: "), SoNguyen("Số lượng: ", 0, int.MaxValue));</w:t>
+      </w:r>
+    </w:p>
+    <w:p>
+      <w:pPr>
+        <w:widowControl w:val="0"/>
+        <w:spacing w:before="0" w:after="0" w:line="240" w:lineRule="auto"/>
+      </w:pPr>
+      <w:r>
+        <w:rPr>
+          <w:rFonts w:ascii="Consolas" w:hAnsi="Consolas"/>
+          <w:color w:val="000000"/>
+          <w:sz w:val="20"/>
+        </w:rPr>
+        <w:t xml:space="preserve">                            Console.WriteLine($"{sp.Ma} - {sp.Ten}; Thành tiền: {sp.ThanhTien():N2}"); break;</w:t>
+      </w:r>
+    </w:p>
+    <w:p>
+      <w:pPr>
+        <w:widowControl w:val="0"/>
+        <w:spacing w:before="0" w:after="0" w:line="240" w:lineRule="auto"/>
+      </w:pPr>
+      <w:r>
+        <w:rPr>
+          <w:rFonts w:ascii="Consolas" w:hAnsi="Consolas"/>
+          <w:color w:val="000000"/>
+          <w:sz w:val="20"/>
+        </w:rPr>
+        <w:t xml:space="preserve">                        case 7: NganHang(); break;</w:t>
+      </w:r>
+    </w:p>
+    <w:p>
+      <w:pPr>
+        <w:widowControl w:val="0"/>
+        <w:spacing w:before="0" w:after="0" w:line="240" w:lineRule="auto"/>
+      </w:pPr>
+      <w:r>
+        <w:rPr>
+          <w:rFonts w:ascii="Consolas" w:hAnsi="Consolas"/>
+          <w:color w:val="000000"/>
+          <w:sz w:val="20"/>
+        </w:rPr>
+        <w:t xml:space="preserve">                        case 8:</w:t>
+      </w:r>
+    </w:p>
+    <w:p>
+      <w:pPr>
+        <w:widowControl w:val="0"/>
+        <w:spacing w:before="0" w:after="0" w:line="240" w:lineRule="auto"/>
+      </w:pPr>
+      <w:r>
+        <w:rPr>
+          <w:rFonts w:ascii="Consolas" w:hAnsi="Consolas"/>
+          <w:color w:val="000000"/>
+          <w:sz w:val="20"/>
+        </w:rPr>
+        <w:t xml:space="preserve">                            Console.WriteLine("Mã       | Họ tên                 | Lương cơ bản | Hệ số | Phụ cấp    | Tổng lương");</w:t>
+      </w:r>
+    </w:p>
+    <w:p>
+      <w:pPr>
+        <w:widowControl w:val="0"/>
+        <w:spacing w:before="0" w:after="0" w:line="240" w:lineRule="auto"/>
+      </w:pPr>
+      <w:r>
+        <w:rPr>
+          <w:rFonts w:ascii="Consolas" w:hAnsi="Consolas"/>
+          <w:color w:val="000000"/>
+          <w:sz w:val="20"/>
+        </w:rPr>
+        <w:t xml:space="preserve">                            foreach (NhanVien nv in new[] { new NhanVien("NV01", "Nguyễn An", 5000000, 2, 500000),</w:t>
+      </w:r>
+    </w:p>
+    <w:p>
+      <w:pPr>
+        <w:widowControl w:val="0"/>
+        <w:spacing w:before="0" w:after="0" w:line="240" w:lineRule="auto"/>
+      </w:pPr>
+      <w:r>
+        <w:rPr>
+          <w:rFonts w:ascii="Consolas" w:hAnsi="Consolas"/>
+          <w:color w:val="000000"/>
+          <w:sz w:val="20"/>
+        </w:rPr>
+        <w:t xml:space="preserve">                                new NhanVien("NV02", "Trần Bình", 5000000, 1.5m, 300000), new NhanVien("NV03", "Lê Chi", 5000000, 1, 0) }) nv.HienThi(); break;</w:t>
+      </w:r>
+    </w:p>
+    <w:p>
+      <w:pPr>
+        <w:widowControl w:val="0"/>
+        <w:spacing w:before="0" w:after="0" w:line="240" w:lineRule="auto"/>
+      </w:pPr>
+      <w:r>
+        <w:rPr>
+          <w:rFonts w:ascii="Consolas" w:hAnsi="Consolas"/>
+          <w:color w:val="000000"/>
+          <w:sz w:val="20"/>
+        </w:rPr>
+        <w:t xml:space="preserve">                        case 9:</w:t>
+      </w:r>
+    </w:p>
+    <w:p>
+      <w:pPr>
+        <w:widowControl w:val="0"/>
+        <w:spacing w:before="0" w:after="0" w:line="240" w:lineRule="auto"/>
+      </w:pPr>
+      <w:r>
+        <w:rPr>
+          <w:rFonts w:ascii="Consolas" w:hAnsi="Consolas"/>
+          <w:color w:val="000000"/>
+          <w:sz w:val="20"/>
+        </w:rPr>
+        <w:t xml:space="preserve">                            HinhChuNhat h = new(SoThuc("Chiều dài: "), SoThuc("Chiều rộng: "));</w:t>
+      </w:r>
+    </w:p>
+    <w:p>
+      <w:pPr>
+        <w:widowControl w:val="0"/>
+        <w:spacing w:before="0" w:after="0" w:line="240" w:lineRule="auto"/>
+      </w:pPr>
+      <w:r>
+        <w:rPr>
+          <w:rFonts w:ascii="Consolas" w:hAnsi="Consolas"/>
+          <w:color w:val="000000"/>
+          <w:sz w:val="20"/>
+        </w:rPr>
+        <w:t xml:space="preserve">                            if (!double.IsFinite(h.ChuVi()) || !double.IsFinite(h.DienTich())) Console.WriteLine("Kết quả vượt phạm vi double.");</w:t>
+      </w:r>
+    </w:p>
+    <w:p>
+      <w:pPr>
+        <w:widowControl w:val="0"/>
+        <w:spacing w:before="0" w:after="0" w:line="240" w:lineRule="auto"/>
+      </w:pPr>
+      <w:r>
+        <w:rPr>
+          <w:rFonts w:ascii="Consolas" w:hAnsi="Consolas"/>
+          <w:color w:val="000000"/>
+          <w:sz w:val="20"/>
+        </w:rPr>
+        <w:t xml:space="preserve">                            else Console.WriteLine($"Chu vi: {h.ChuVi():F2}; Diện tích: {h.DienTich():F2}"); break;</w:t>
+      </w:r>
+    </w:p>
+    <w:p>
+      <w:pPr>
+        <w:widowControl w:val="0"/>
+        <w:spacing w:before="0" w:after="0" w:line="240" w:lineRule="auto"/>
+      </w:pPr>
+      <w:r>
+        <w:rPr>
+          <w:rFonts w:ascii="Consolas" w:hAnsi="Consolas"/>
+          <w:color w:val="000000"/>
+          <w:sz w:val="20"/>
+        </w:rPr>
+        <w:t xml:space="preserve">                        case 10: MenuSV(ql); break;</w:t>
+      </w:r>
+    </w:p>
+    <w:p>
+      <w:pPr>
+        <w:widowControl w:val="0"/>
+        <w:spacing w:before="0" w:after="0" w:line="240" w:lineRule="auto"/>
+      </w:pPr>
+      <w:r>
+        <w:rPr>
+          <w:rFonts w:ascii="Consolas" w:hAnsi="Consolas"/>
+          <w:color w:val="000000"/>
+          <w:sz w:val="20"/>
+        </w:rPr>
+        <w:t xml:space="preserve">                    }</w:t>
+      </w:r>
+    </w:p>
+    <w:p>
+      <w:pPr>
+        <w:widowControl w:val="0"/>
+        <w:spacing w:before="0" w:after="0" w:line="240" w:lineRule="auto"/>
+      </w:pPr>
+      <w:r>
+        <w:rPr>
+          <w:rFonts w:ascii="Consolas" w:hAnsi="Consolas"/>
+          <w:color w:val="000000"/>
+          <w:sz w:val="20"/>
+        </w:rPr>
+        <w:t xml:space="preserve">                }</w:t>
+      </w:r>
+    </w:p>
+    <w:p>
+      <w:pPr>
+        <w:widowControl w:val="0"/>
+        <w:spacing w:before="0" w:after="0" w:line="240" w:lineRule="auto"/>
+      </w:pPr>
+      <w:r>
+        <w:rPr>
+          <w:rFonts w:ascii="Consolas" w:hAnsi="Consolas"/>
+          <w:color w:val="000000"/>
+          <w:sz w:val="20"/>
+        </w:rPr>
+        <w:t xml:space="preserve">                catch (ArgumentException ex) { Console.WriteLine(ex.Message); }</w:t>
+      </w:r>
+    </w:p>
+    <w:p>
+      <w:pPr>
+        <w:widowControl w:val="0"/>
+        <w:spacing w:before="0" w:after="0" w:line="240" w:lineRule="auto"/>
+      </w:pPr>
+      <w:r>
+        <w:rPr>
+          <w:rFonts w:ascii="Consolas" w:hAnsi="Consolas"/>
+          <w:color w:val="000000"/>
+          <w:sz w:val="20"/>
+        </w:rPr>
+        <w:t xml:space="preserve">                catch (InvalidOperationException ex) { Console.WriteLine(ex.Message); }</w:t>
+      </w:r>
+    </w:p>
+    <w:p>
+      <w:pPr>
+        <w:widowControl w:val="0"/>
+        <w:spacing w:before="0" w:after="0" w:line="240" w:lineRule="auto"/>
+      </w:pPr>
+      <w:r>
+        <w:rPr>
+          <w:rFonts w:ascii="Consolas" w:hAnsi="Consolas"/>
+          <w:color w:val="000000"/>
+          <w:sz w:val="20"/>
+        </w:rPr>
+        <w:t xml:space="preserve">                catch (OverflowException) { Console.WriteLine("Giá trị vượt phạm vi tính toán."); }</w:t>
+      </w:r>
+    </w:p>
+    <w:p>
+      <w:pPr>
+        <w:widowControl w:val="0"/>
+        <w:spacing w:before="0" w:after="0" w:line="240" w:lineRule="auto"/>
+      </w:pPr>
+      <w:r>
+        <w:rPr>
+          <w:rFonts w:ascii="Consolas" w:hAnsi="Consolas"/>
+          <w:color w:val="000000"/>
+          <w:sz w:val="20"/>
+        </w:rPr>
+        <w:t xml:space="preserve">            } while (chon != 0);</w:t>
+      </w:r>
+    </w:p>
+    <w:p>
+      <w:pPr>
+        <w:widowControl w:val="0"/>
+        <w:spacing w:before="0" w:after="0" w:line="240" w:lineRule="auto"/>
+      </w:pPr>
+      <w:r>
+        <w:rPr>
+          <w:rFonts w:ascii="Consolas" w:hAnsi="Consolas"/>
+          <w:color w:val="000000"/>
+          <w:sz w:val="20"/>
+        </w:rPr>
+        <w:t xml:space="preserve">        }</w:t>
+      </w:r>
+    </w:p>
+    <w:p>
+      <w:pPr>
+        <w:widowControl w:val="0"/>
+        <w:spacing w:before="0" w:after="0" w:line="240" w:lineRule="auto"/>
+      </w:pPr>
+      <w:r>
+        <w:rPr>
+          <w:rFonts w:ascii="Consolas" w:hAnsi="Consolas"/>
+          <w:color w:val="000000"/>
+          <w:sz w:val="20"/>
+        </w:rPr>
+        <w:t xml:space="preserve">        catch (EndOfStreamException) { Console.WriteLine("\nKết thúc nhập dữ liệu."); }</w:t>
+      </w:r>
+    </w:p>
+    <w:p>
+      <w:pPr>
+        <w:widowControl w:val="0"/>
+        <w:spacing w:before="0" w:after="0" w:line="240" w:lineRule="auto"/>
+      </w:pPr>
+      <w:r>
+        <w:rPr>
+          <w:rFonts w:ascii="Consolas" w:hAnsi="Consolas"/>
+          <w:color w:val="000000"/>
+          <w:sz w:val="20"/>
+        </w:rPr>
+        <w:t xml:space="preserve">    }</w:t>
+      </w:r>
+    </w:p>
+    <w:p>
+      <w:pPr>
+        <w:widowControl w:val="0"/>
+        <w:spacing w:before="0" w:after="0" w:line="240" w:lineRule="auto"/>
+      </w:pPr>
+      <w:r>
+        <w:rPr>
+          <w:rFonts w:ascii="Consolas" w:hAnsi="Consolas"/>
+          <w:color w:val="000000"/>
+          <w:sz w:val="20"/>
+        </w:rPr>
+        <w:t xml:space="preserve">    static void MenuSV(QuanLySinhVien ql)</w:t>
+      </w:r>
+    </w:p>
+    <w:p>
+      <w:pPr>
+        <w:widowControl w:val="0"/>
+        <w:spacing w:before="0" w:after="0" w:line="240" w:lineRule="auto"/>
+      </w:pPr>
+      <w:r>
+        <w:rPr>
+          <w:rFonts w:ascii="Consolas" w:hAnsi="Consolas"/>
+          <w:color w:val="000000"/>
+          <w:sz w:val="20"/>
+        </w:rPr>
+        <w:t xml:space="preserve">    {</w:t>
+      </w:r>
+    </w:p>
+    <w:p>
+      <w:pPr>
+        <w:widowControl w:val="0"/>
+        <w:spacing w:before="0" w:after="0" w:line="240" w:lineRule="auto"/>
+      </w:pPr>
+      <w:r>
+        <w:rPr>
+          <w:rFonts w:ascii="Consolas" w:hAnsi="Consolas"/>
+          <w:color w:val="000000"/>
+          <w:sz w:val="20"/>
+        </w:rPr>
+        <w:t xml:space="preserve">        int chon;</w:t>
+      </w:r>
+    </w:p>
+    <w:p>
+      <w:pPr>
+        <w:widowControl w:val="0"/>
+        <w:spacing w:before="0" w:after="0" w:line="240" w:lineRule="auto"/>
+      </w:pPr>
+      <w:r>
+        <w:rPr>
+          <w:rFonts w:ascii="Consolas" w:hAnsi="Consolas"/>
+          <w:color w:val="000000"/>
+          <w:sz w:val="20"/>
+        </w:rPr>
+        <w:t xml:space="preserve">        do</w:t>
+      </w:r>
+    </w:p>
+    <w:p>
+      <w:pPr>
+        <w:widowControl w:val="0"/>
+        <w:spacing w:before="0" w:after="0" w:line="240" w:lineRule="auto"/>
+      </w:pPr>
+      <w:r>
+        <w:rPr>
+          <w:rFonts w:ascii="Consolas" w:hAnsi="Consolas"/>
+          <w:color w:val="000000"/>
+          <w:sz w:val="20"/>
+        </w:rPr>
+        <w:t xml:space="preserve">        {</w:t>
+      </w:r>
+    </w:p>
+    <w:p>
+      <w:pPr>
+        <w:widowControl w:val="0"/>
+        <w:spacing w:before="0" w:after="0" w:line="240" w:lineRule="auto"/>
+      </w:pPr>
+      <w:r>
+        <w:rPr>
+          <w:rFonts w:ascii="Consolas" w:hAnsi="Consolas"/>
+          <w:color w:val="000000"/>
+          <w:sz w:val="20"/>
+        </w:rPr>
+        <w:t xml:space="preserve">            Console.WriteLine("\n1. In danh sách\n2. Thêm\n3. Sửa (giữ mã)\n4. Xóa\n5. Tìm mã\n6. Sắp xếp\n7. Thống kê\n0. Quay lại");</w:t>
+      </w:r>
+    </w:p>
+    <w:p>
+      <w:pPr>
+        <w:widowControl w:val="0"/>
+        <w:spacing w:before="0" w:after="0" w:line="240" w:lineRule="auto"/>
+      </w:pPr>
+      <w:r>
+        <w:rPr>
+          <w:rFonts w:ascii="Consolas" w:hAnsi="Consolas"/>
+          <w:color w:val="000000"/>
+          <w:sz w:val="20"/>
+        </w:rPr>
+        <w:t xml:space="preserve">            chon = SoNguyen("Chọn: ", 0, 7);</w:t>
+      </w:r>
+    </w:p>
+    <w:p>
+      <w:pPr>
+        <w:widowControl w:val="0"/>
+        <w:spacing w:before="0" w:after="0" w:line="240" w:lineRule="auto"/>
+      </w:pPr>
+      <w:r>
+        <w:rPr>
+          <w:rFonts w:ascii="Consolas" w:hAnsi="Consolas"/>
+          <w:color w:val="000000"/>
+          <w:sz w:val="20"/>
+        </w:rPr>
+        <w:t xml:space="preserve">            try</w:t>
+      </w:r>
+    </w:p>
+    <w:p>
+      <w:pPr>
+        <w:widowControl w:val="0"/>
+        <w:spacing w:before="0" w:after="0" w:line="240" w:lineRule="auto"/>
+      </w:pPr>
+      <w:r>
+        <w:rPr>
+          <w:rFonts w:ascii="Consolas" w:hAnsi="Consolas"/>
+          <w:color w:val="000000"/>
+          <w:sz w:val="20"/>
+        </w:rPr>
+        <w:t xml:space="preserve">            {</w:t>
+      </w:r>
+    </w:p>
+    <w:p>
+      <w:pPr>
+        <w:widowControl w:val="0"/>
+        <w:spacing w:before="0" w:after="0" w:line="240" w:lineRule="auto"/>
+      </w:pPr>
+      <w:r>
+        <w:rPr>
+          <w:rFonts w:ascii="Consolas" w:hAnsi="Consolas"/>
+          <w:color w:val="000000"/>
+          <w:sz w:val="20"/>
+        </w:rPr>
+        <w:t xml:space="preserve">                switch (chon)</w:t>
+      </w:r>
+    </w:p>
+    <w:p>
+      <w:pPr>
+        <w:widowControl w:val="0"/>
+        <w:spacing w:before="0" w:after="0" w:line="240" w:lineRule="auto"/>
+      </w:pPr>
+      <w:r>
+        <w:rPr>
+          <w:rFonts w:ascii="Consolas" w:hAnsi="Consolas"/>
+          <w:color w:val="000000"/>
+          <w:sz w:val="20"/>
+        </w:rPr>
+        <w:t xml:space="preserve">                {</w:t>
+      </w:r>
+    </w:p>
+    <w:p>
+      <w:pPr>
+        <w:widowControl w:val="0"/>
+        <w:spacing w:before="0" w:after="0" w:line="240" w:lineRule="auto"/>
+      </w:pPr>
+      <w:r>
+        <w:rPr>
+          <w:rFonts w:ascii="Consolas" w:hAnsi="Consolas"/>
+          <w:color w:val="000000"/>
+          <w:sz w:val="20"/>
+        </w:rPr>
+        <w:t xml:space="preserve">                    case 1: ql.InDanhSach(); break;</w:t>
+      </w:r>
+    </w:p>
+    <w:p>
+      <w:pPr>
+        <w:widowControl w:val="0"/>
+        <w:spacing w:before="0" w:after="0" w:line="240" w:lineRule="auto"/>
+      </w:pPr>
+      <w:r>
+        <w:rPr>
+          <w:rFonts w:ascii="Consolas" w:hAnsi="Consolas"/>
+          <w:color w:val="000000"/>
+          <w:sz w:val="20"/>
+        </w:rPr>
+        <w:t xml:space="preserve">                    case 2: ql.Them(NhapSV()); Console.WriteLine("Đã thêm."); break;</w:t>
+      </w:r>
+    </w:p>
+    <w:p>
+      <w:pPr>
+        <w:widowControl w:val="0"/>
+        <w:spacing w:before="0" w:after="0" w:line="240" w:lineRule="auto"/>
+      </w:pPr>
+      <w:r>
+        <w:rPr>
+          <w:rFonts w:ascii="Consolas" w:hAnsi="Consolas"/>
+          <w:color w:val="000000"/>
+          <w:sz w:val="20"/>
+        </w:rPr>
+        <w:t xml:space="preserve">                    case 3:</w:t>
+      </w:r>
+    </w:p>
+    <w:p>
+      <w:pPr>
+        <w:widowControl w:val="0"/>
+        <w:spacing w:before="0" w:after="0" w:line="240" w:lineRule="auto"/>
+      </w:pPr>
+      <w:r>
+        <w:rPr>
+          <w:rFonts w:ascii="Consolas" w:hAnsi="Consolas"/>
+          <w:color w:val="000000"/>
+          <w:sz w:val="20"/>
+        </w:rPr>
+        <w:t xml:space="preserve">                        string ma = Nhap("Mã cần sửa: ");</w:t>
+      </w:r>
+    </w:p>
+    <w:p>
+      <w:pPr>
+        <w:widowControl w:val="0"/>
+        <w:spacing w:before="0" w:after="0" w:line="240" w:lineRule="auto"/>
+      </w:pPr>
+      <w:r>
+        <w:rPr>
+          <w:rFonts w:ascii="Consolas" w:hAnsi="Consolas"/>
+          <w:color w:val="000000"/>
+          <w:sz w:val="20"/>
+        </w:rPr>
+        <w:t xml:space="preserve">                        if (ql.TimTheoMa(ma) == null) { Console.WriteLine("Không tìm thấy."); break; }</w:t>
+      </w:r>
+    </w:p>
+    <w:p>
+      <w:pPr>
+        <w:widowControl w:val="0"/>
+        <w:spacing w:before="0" w:after="0" w:line="240" w:lineRule="auto"/>
+      </w:pPr>
+      <w:r>
+        <w:rPr>
+          <w:rFonts w:ascii="Consolas" w:hAnsi="Consolas"/>
+          <w:color w:val="000000"/>
+          <w:sz w:val="20"/>
+        </w:rPr>
+        <w:t xml:space="preserve">                        SinhVien moi = NhapSV(ma);</w:t>
+      </w:r>
+    </w:p>
+    <w:p>
+      <w:pPr>
+        <w:widowControl w:val="0"/>
+        <w:spacing w:before="0" w:after="0" w:line="240" w:lineRule="auto"/>
+      </w:pPr>
+      <w:r>
+        <w:rPr>
+          <w:rFonts w:ascii="Consolas" w:hAnsi="Consolas"/>
+          <w:color w:val="000000"/>
+          <w:sz w:val="20"/>
+        </w:rPr>
+        <w:t xml:space="preserve">                        ql.Sua(ma, moi.HoTen, moi.NgaySinh, moi.DiemTB); Console.WriteLine("Đã sửa."); break;</w:t>
+      </w:r>
+    </w:p>
+    <w:p>
+      <w:pPr>
+        <w:widowControl w:val="0"/>
+        <w:spacing w:before="0" w:after="0" w:line="240" w:lineRule="auto"/>
+      </w:pPr>
+      <w:r>
+        <w:rPr>
+          <w:rFonts w:ascii="Consolas" w:hAnsi="Consolas"/>
+          <w:color w:val="000000"/>
+          <w:sz w:val="20"/>
+        </w:rPr>
+        <w:t xml:space="preserve">                    case 4: Console.WriteLine(ql.Xoa(Nhap("Mã cần xóa: ")) ? "Đã xóa." : "Không tìm thấy."); break;</w:t>
+      </w:r>
+    </w:p>
+    <w:p>
+      <w:pPr>
+        <w:widowControl w:val="0"/>
+        <w:spacing w:before="0" w:after="0" w:line="240" w:lineRule="auto"/>
+      </w:pPr>
+      <w:r>
+        <w:rPr>
+          <w:rFonts w:ascii="Consolas" w:hAnsi="Consolas"/>
+          <w:color w:val="000000"/>
+          <w:sz w:val="20"/>
+        </w:rPr>
+        <w:t xml:space="preserve">                    case 5:</w:t>
+      </w:r>
+    </w:p>
+    <w:p>
+      <w:pPr>
+        <w:widowControl w:val="0"/>
+        <w:spacing w:before="0" w:after="0" w:line="240" w:lineRule="auto"/>
+      </w:pPr>
+      <w:r>
+        <w:rPr>
+          <w:rFonts w:ascii="Consolas" w:hAnsi="Consolas"/>
+          <w:color w:val="000000"/>
+          <w:sz w:val="20"/>
+        </w:rPr>
+        <w:t xml:space="preserve">                        SinhVien? sv = ql.TimTheoMa(Nhap("Mã cần tìm: "));</w:t>
+      </w:r>
+    </w:p>
+    <w:p>
+      <w:pPr>
+        <w:widowControl w:val="0"/>
+        <w:spacing w:before="0" w:after="0" w:line="240" w:lineRule="auto"/>
+      </w:pPr>
+      <w:r>
+        <w:rPr>
+          <w:rFonts w:ascii="Consolas" w:hAnsi="Consolas"/>
+          <w:color w:val="000000"/>
+          <w:sz w:val="20"/>
+        </w:rPr>
+        <w:t xml:space="preserve">                        if (sv == null) Console.WriteLine("Không tìm thấy."); else sv.HienThi(); break;</w:t>
+      </w:r>
+    </w:p>
+    <w:p>
+      <w:pPr>
+        <w:widowControl w:val="0"/>
+        <w:spacing w:before="0" w:after="0" w:line="240" w:lineRule="auto"/>
+      </w:pPr>
+      <w:r>
+        <w:rPr>
+          <w:rFonts w:ascii="Consolas" w:hAnsi="Consolas"/>
+          <w:color w:val="000000"/>
+          <w:sz w:val="20"/>
+        </w:rPr>
+        <w:t xml:space="preserve">                    case 6:</w:t>
+      </w:r>
+    </w:p>
+    <w:p>
+      <w:pPr>
+        <w:widowControl w:val="0"/>
+        <w:spacing w:before="0" w:after="0" w:line="240" w:lineRule="auto"/>
+      </w:pPr>
+      <w:r>
+        <w:rPr>
+          <w:rFonts w:ascii="Consolas" w:hAnsi="Consolas"/>
+          <w:color w:val="000000"/>
+          <w:sz w:val="20"/>
+        </w:rPr>
+        <w:t xml:space="preserve">                        ql.SapXep(SoNguyen("1. Họ tên tăng dần; 2. Điểm giảm dần: ", 1, 2) == 2);</w:t>
+      </w:r>
+    </w:p>
+    <w:p>
+      <w:pPr>
+        <w:widowControl w:val="0"/>
+        <w:spacing w:before="0" w:after="0" w:line="240" w:lineRule="auto"/>
+      </w:pPr>
+      <w:r>
+        <w:rPr>
+          <w:rFonts w:ascii="Consolas" w:hAnsi="Consolas"/>
+          <w:color w:val="000000"/>
+          <w:sz w:val="20"/>
+        </w:rPr>
+        <w:t xml:space="preserve">                        ql.InDanhSach(); break;</w:t>
+      </w:r>
+    </w:p>
+    <w:p>
+      <w:pPr>
+        <w:widowControl w:val="0"/>
+        <w:spacing w:before="0" w:after="0" w:line="240" w:lineRule="auto"/>
+      </w:pPr>
+      <w:r>
+        <w:rPr>
+          <w:rFonts w:ascii="Consolas" w:hAnsi="Consolas"/>
+          <w:color w:val="000000"/>
+          <w:sz w:val="20"/>
+        </w:rPr>
+        <w:t xml:space="preserve">                    case 7: ql.ThongKe(); break;</w:t>
+      </w:r>
+    </w:p>
+    <w:p>
+      <w:pPr>
+        <w:widowControl w:val="0"/>
+        <w:spacing w:before="0" w:after="0" w:line="240" w:lineRule="auto"/>
+      </w:pPr>
+      <w:r>
+        <w:rPr>
+          <w:rFonts w:ascii="Consolas" w:hAnsi="Consolas"/>
+          <w:color w:val="000000"/>
+          <w:sz w:val="20"/>
+        </w:rPr>
+        <w:t xml:space="preserve">                }</w:t>
+      </w:r>
+    </w:p>
+    <w:p>
+      <w:pPr>
+        <w:widowControl w:val="0"/>
+        <w:spacing w:before="0" w:after="0" w:line="240" w:lineRule="auto"/>
+      </w:pPr>
+      <w:r>
+        <w:rPr>
+          <w:rFonts w:ascii="Consolas" w:hAnsi="Consolas"/>
+          <w:color w:val="000000"/>
+          <w:sz w:val="20"/>
+        </w:rPr>
+        <w:t xml:space="preserve">            }</w:t>
+      </w:r>
+    </w:p>
+    <w:p>
+      <w:pPr>
+        <w:widowControl w:val="0"/>
+        <w:spacing w:before="0" w:after="0" w:line="240" w:lineRule="auto"/>
+      </w:pPr>
+      <w:r>
+        <w:rPr>
+          <w:rFonts w:ascii="Consolas" w:hAnsi="Consolas"/>
+          <w:color w:val="000000"/>
+          <w:sz w:val="20"/>
+        </w:rPr>
+        <w:t xml:space="preserve">            catch (ArgumentException ex) { Console.WriteLine(ex.Message); }</w:t>
+      </w:r>
+    </w:p>
+    <w:p>
+      <w:pPr>
+        <w:widowControl w:val="0"/>
+        <w:spacing w:before="0" w:after="0" w:line="240" w:lineRule="auto"/>
+      </w:pPr>
+      <w:r>
+        <w:rPr>
+          <w:rFonts w:ascii="Consolas" w:hAnsi="Consolas"/>
+          <w:color w:val="000000"/>
+          <w:sz w:val="20"/>
+        </w:rPr>
+        <w:t xml:space="preserve">        } while (chon != 0);</w:t>
+      </w:r>
+    </w:p>
+    <w:p>
+      <w:pPr>
+        <w:widowControl w:val="0"/>
+        <w:spacing w:before="0" w:after="0" w:line="240" w:lineRule="auto"/>
+      </w:pPr>
+      <w:r>
+        <w:rPr>
+          <w:rFonts w:ascii="Consolas" w:hAnsi="Consolas"/>
+          <w:color w:val="000000"/>
+          <w:sz w:val="20"/>
+        </w:rPr>
+        <w:t xml:space="preserve">    }</w:t>
+      </w:r>
+    </w:p>
+    <w:p>
+      <w:pPr>
+        <w:widowControl w:val="0"/>
+        <w:spacing w:before="0" w:after="0" w:line="240" w:lineRule="auto"/>
+      </w:pPr>
+      <w:r>
+        <w:rPr>
+          <w:rFonts w:ascii="Consolas" w:hAnsi="Consolas"/>
+          <w:color w:val="000000"/>
+          <w:sz w:val="20"/>
+        </w:rPr>
+        <w:t xml:space="preserve">    static void NganHang()</w:t>
+      </w:r>
+    </w:p>
+    <w:p>
+      <w:pPr>
+        <w:widowControl w:val="0"/>
+        <w:spacing w:before="0" w:after="0" w:line="240" w:lineRule="auto"/>
+      </w:pPr>
+      <w:r>
+        <w:rPr>
+          <w:rFonts w:ascii="Consolas" w:hAnsi="Consolas"/>
+          <w:color w:val="000000"/>
+          <w:sz w:val="20"/>
+        </w:rPr>
+        <w:t xml:space="preserve">    {</w:t>
+      </w:r>
+    </w:p>
+    <w:p>
+      <w:pPr>
+        <w:widowControl w:val="0"/>
+        <w:spacing w:before="0" w:after="0" w:line="240" w:lineRule="auto"/>
+      </w:pPr>
+      <w:r>
+        <w:rPr>
+          <w:rFonts w:ascii="Consolas" w:hAnsi="Consolas"/>
+          <w:color w:val="000000"/>
+          <w:sz w:val="20"/>
+        </w:rPr>
+        <w:t xml:space="preserve">        TaiKhoanNganHang a = new("TK01", "Nguyễn An", 1000000), b = new("TK02", "Trần Bình", 500000);</w:t>
+      </w:r>
+    </w:p>
+    <w:p>
+      <w:pPr>
+        <w:widowControl w:val="0"/>
+        <w:spacing w:before="0" w:after="0" w:line="240" w:lineRule="auto"/>
+      </w:pPr>
+      <w:r>
+        <w:rPr>
+          <w:rFonts w:ascii="Consolas" w:hAnsi="Consolas"/>
+          <w:color w:val="000000"/>
+          <w:sz w:val="20"/>
+        </w:rPr>
+        <w:t xml:space="preserve">        int chon;</w:t>
+      </w:r>
+    </w:p>
+    <w:p>
+      <w:pPr>
+        <w:widowControl w:val="0"/>
+        <w:spacing w:before="0" w:after="0" w:line="240" w:lineRule="auto"/>
+      </w:pPr>
+      <w:r>
+        <w:rPr>
+          <w:rFonts w:ascii="Consolas" w:hAnsi="Consolas"/>
+          <w:color w:val="000000"/>
+          <w:sz w:val="20"/>
+        </w:rPr>
+        <w:t xml:space="preserve">        do</w:t>
+      </w:r>
+    </w:p>
+    <w:p>
+      <w:pPr>
+        <w:widowControl w:val="0"/>
+        <w:spacing w:before="0" w:after="0" w:line="240" w:lineRule="auto"/>
+      </w:pPr>
+      <w:r>
+        <w:rPr>
+          <w:rFonts w:ascii="Consolas" w:hAnsi="Consolas"/>
+          <w:color w:val="000000"/>
+          <w:sz w:val="20"/>
+        </w:rPr>
+        <w:t xml:space="preserve">        {</w:t>
+      </w:r>
+    </w:p>
+    <w:p>
+      <w:pPr>
+        <w:widowControl w:val="0"/>
+        <w:spacing w:before="0" w:after="0" w:line="240" w:lineRule="auto"/>
+      </w:pPr>
+      <w:r>
+        <w:rPr>
+          <w:rFonts w:ascii="Consolas" w:hAnsi="Consolas"/>
+          <w:color w:val="000000"/>
+          <w:sz w:val="20"/>
+        </w:rPr>
+        <w:t xml:space="preserve">            Console.WriteLine($"\nTK01: {a.SoDu:N0}; TK02: {b.SoDu:N0}\n1. Nạp TK01\n2. Rút TK01\n3. Chuyển TK01 sang TK02\n0. Quay lại");</w:t>
+      </w:r>
+    </w:p>
+    <w:p>
+      <w:pPr>
+        <w:widowControl w:val="0"/>
+        <w:spacing w:before="0" w:after="0" w:line="240" w:lineRule="auto"/>
+      </w:pPr>
+      <w:r>
+        <w:rPr>
+          <w:rFonts w:ascii="Consolas" w:hAnsi="Consolas"/>
+          <w:color w:val="000000"/>
+          <w:sz w:val="20"/>
+        </w:rPr>
+        <w:t xml:space="preserve">            chon = SoNguyen("Chọn: ", 0, 3);</w:t>
+      </w:r>
+    </w:p>
+    <w:p>
+      <w:pPr>
+        <w:widowControl w:val="0"/>
+        <w:spacing w:before="0" w:after="0" w:line="240" w:lineRule="auto"/>
+      </w:pPr>
+      <w:r>
+        <w:rPr>
+          <w:rFonts w:ascii="Consolas" w:hAnsi="Consolas"/>
+          <w:color w:val="000000"/>
+          <w:sz w:val="20"/>
+        </w:rPr>
+        <w:t xml:space="preserve">            try</w:t>
+      </w:r>
+    </w:p>
+    <w:p>
+      <w:pPr>
+        <w:widowControl w:val="0"/>
+        <w:spacing w:before="0" w:after="0" w:line="240" w:lineRule="auto"/>
+      </w:pPr>
+      <w:r>
+        <w:rPr>
+          <w:rFonts w:ascii="Consolas" w:hAnsi="Consolas"/>
+          <w:color w:val="000000"/>
+          <w:sz w:val="20"/>
+        </w:rPr>
+        <w:t xml:space="preserve">            {</w:t>
+      </w:r>
+    </w:p>
+    <w:p>
+      <w:pPr>
+        <w:widowControl w:val="0"/>
+        <w:spacing w:before="0" w:after="0" w:line="240" w:lineRule="auto"/>
+      </w:pPr>
+      <w:r>
+        <w:rPr>
+          <w:rFonts w:ascii="Consolas" w:hAnsi="Consolas"/>
+          <w:color w:val="000000"/>
+          <w:sz w:val="20"/>
+        </w:rPr>
+        <w:t xml:space="preserve">                switch (chon)</w:t>
+      </w:r>
+    </w:p>
+    <w:p>
+      <w:pPr>
+        <w:widowControl w:val="0"/>
+        <w:spacing w:before="0" w:after="0" w:line="240" w:lineRule="auto"/>
+      </w:pPr>
+      <w:r>
+        <w:rPr>
+          <w:rFonts w:ascii="Consolas" w:hAnsi="Consolas"/>
+          <w:color w:val="000000"/>
+          <w:sz w:val="20"/>
+        </w:rPr>
+        <w:t xml:space="preserve">                {</w:t>
+      </w:r>
+    </w:p>
+    <w:p>
+      <w:pPr>
+        <w:widowControl w:val="0"/>
+        <w:spacing w:before="0" w:after="0" w:line="240" w:lineRule="auto"/>
+      </w:pPr>
+      <w:r>
+        <w:rPr>
+          <w:rFonts w:ascii="Consolas" w:hAnsi="Consolas"/>
+          <w:color w:val="000000"/>
+          <w:sz w:val="20"/>
+        </w:rPr>
+        <w:t xml:space="preserve">                    case 1: a.NapTien(SoTien("Tiền nạp: ")); break;</w:t>
+      </w:r>
+    </w:p>
+    <w:p>
+      <w:pPr>
+        <w:widowControl w:val="0"/>
+        <w:spacing w:before="0" w:after="0" w:line="240" w:lineRule="auto"/>
+      </w:pPr>
+      <w:r>
+        <w:rPr>
+          <w:rFonts w:ascii="Consolas" w:hAnsi="Consolas"/>
+          <w:color w:val="000000"/>
+          <w:sz w:val="20"/>
+        </w:rPr>
+        <w:t xml:space="preserve">                    case 2: a.RutTien(SoTien("Tiền rút: ")); break;</w:t>
+      </w:r>
+    </w:p>
+    <w:p>
+      <w:pPr>
+        <w:widowControl w:val="0"/>
+        <w:spacing w:before="0" w:after="0" w:line="240" w:lineRule="auto"/>
+      </w:pPr>
+      <w:r>
+        <w:rPr>
+          <w:rFonts w:ascii="Consolas" w:hAnsi="Consolas"/>
+          <w:color w:val="000000"/>
+          <w:sz w:val="20"/>
+        </w:rPr>
+        <w:t xml:space="preserve">                    case 3: a.ChuyenTien(b, SoTien("Tiền chuyển: ")); break;</w:t>
+      </w:r>
+    </w:p>
+    <w:p>
+      <w:pPr>
+        <w:widowControl w:val="0"/>
+        <w:spacing w:before="0" w:after="0" w:line="240" w:lineRule="auto"/>
+      </w:pPr>
+      <w:r>
+        <w:rPr>
+          <w:rFonts w:ascii="Consolas" w:hAnsi="Consolas"/>
+          <w:color w:val="000000"/>
+          <w:sz w:val="20"/>
+        </w:rPr>
+        <w:t xml:space="preserve">                }</w:t>
+      </w:r>
+    </w:p>
+    <w:p>
+      <w:pPr>
+        <w:widowControl w:val="0"/>
+        <w:spacing w:before="0" w:after="0" w:line="240" w:lineRule="auto"/>
+      </w:pPr>
+      <w:r>
+        <w:rPr>
+          <w:rFonts w:ascii="Consolas" w:hAnsi="Consolas"/>
+          <w:color w:val="000000"/>
+          <w:sz w:val="20"/>
+        </w:rPr>
+        <w:t xml:space="preserve">            }</w:t>
+      </w:r>
+    </w:p>
+    <w:p>
+      <w:pPr>
+        <w:widowControl w:val="0"/>
+        <w:spacing w:before="0" w:after="0" w:line="240" w:lineRule="auto"/>
+      </w:pPr>
+      <w:r>
+        <w:rPr>
+          <w:rFonts w:ascii="Consolas" w:hAnsi="Consolas"/>
+          <w:color w:val="000000"/>
+          <w:sz w:val="20"/>
+        </w:rPr>
+        <w:t xml:space="preserve">            catch (ArgumentException ex) { Console.WriteLine(ex.Message); }</w:t>
+      </w:r>
+    </w:p>
+    <w:p>
+      <w:pPr>
+        <w:widowControl w:val="0"/>
+        <w:spacing w:before="0" w:after="0" w:line="240" w:lineRule="auto"/>
+      </w:pPr>
+      <w:r>
+        <w:rPr>
+          <w:rFonts w:ascii="Consolas" w:hAnsi="Consolas"/>
+          <w:color w:val="000000"/>
+          <w:sz w:val="20"/>
+        </w:rPr>
+        <w:t xml:space="preserve">            catch (InvalidOperationException ex) { Console.WriteLine(ex.Message); }</w:t>
+      </w:r>
+    </w:p>
+    <w:p>
+      <w:pPr>
+        <w:widowControl w:val="0"/>
+        <w:spacing w:before="0" w:after="0" w:line="240" w:lineRule="auto"/>
+      </w:pPr>
+      <w:r>
+        <w:rPr>
+          <w:rFonts w:ascii="Consolas" w:hAnsi="Consolas"/>
+          <w:color w:val="000000"/>
+          <w:sz w:val="20"/>
+        </w:rPr>
+        <w:t xml:space="preserve">            catch (OverflowException) { Console.WriteLine("Số tiền vượt phạm vi."); }</w:t>
+      </w:r>
+    </w:p>
+    <w:p>
+      <w:pPr>
+        <w:widowControl w:val="0"/>
+        <w:spacing w:before="0" w:after="0" w:line="240" w:lineRule="auto"/>
+      </w:pPr>
+      <w:r>
+        <w:rPr>
+          <w:rFonts w:ascii="Consolas" w:hAnsi="Consolas"/>
+          <w:color w:val="000000"/>
+          <w:sz w:val="20"/>
+        </w:rPr>
+        <w:t xml:space="preserve">        } while (chon != 0);</w:t>
+      </w:r>
+    </w:p>
+    <w:p>
+      <w:pPr>
+        <w:widowControl w:val="0"/>
+        <w:spacing w:before="0" w:after="0" w:line="240" w:lineRule="auto"/>
+      </w:pPr>
+      <w:r>
+        <w:rPr>
+          <w:rFonts w:ascii="Consolas" w:hAnsi="Consolas"/>
+          <w:color w:val="000000"/>
+          <w:sz w:val="20"/>
+        </w:rPr>
+        <w:t xml:space="preserve">    }</w:t>
+      </w:r>
+    </w:p>
+    <w:p>
+      <w:pPr>
+        <w:widowControl w:val="0"/>
+        <w:spacing w:before="0" w:after="0" w:line="240" w:lineRule="auto"/>
+      </w:pPr>
+      <w:r>
+        <w:rPr>
+          <w:rFonts w:ascii="Consolas" w:hAnsi="Consolas"/>
+          <w:color w:val="000000"/>
+          <w:sz w:val="20"/>
+        </w:rPr>
+        <w:t>}</w:t>
+      </w:r>
+    </w:p>
+    <w:p/>
     <w:sectPr>
       <w:pgSz w:w="12240" w:h="15840"/>
       <w:pgMar w:top="1080" w:right="1224" w:bottom="1080" w:left="1224" w:header="720" w:footer="720" w:gutter="0"/>
